--- a/系统集成项目管理工程师/历年案例分析-解决措施参考.docx
+++ b/系统集成项目管理工程师/历年案例分析-解决措施参考.docx
@@ -1,6 +1,6 @@
 
 <file path=word/document.xml><?xml version="1.0" encoding="utf-8"?>
-<w:document xmlns:wpc="http://schemas.microsoft.com/office/word/2010/wordprocessingCanvas" xmlns:cx="http://schemas.microsoft.com/office/drawing/2014/chartex" xmlns:cx1="http://schemas.microsoft.com/office/drawing/2015/9/8/chartex" xmlns:cx2="http://schemas.microsoft.com/office/drawing/2015/10/21/chartex" xmlns:cx3="http://schemas.microsoft.com/office/drawing/2016/5/9/chartex" xmlns:cx4="http://schemas.microsoft.com/office/drawing/2016/5/10/chartex" xmlns:cx5="http://schemas.microsoft.com/office/drawing/2016/5/11/chartex" xmlns:cx6="http://schemas.microsoft.com/office/drawing/2016/5/12/chartex" xmlns:cx7="http://schemas.microsoft.com/office/drawing/2016/5/13/chartex" xmlns:cx8="http://schemas.microsoft.com/office/drawing/2016/5/14/chartex" xmlns:mc="http://schemas.openxmlformats.org/markup-compatibility/2006" xmlns:aink="http://schemas.microsoft.com/office/drawing/2016/ink" xmlns:am3d="http://schemas.microsoft.com/office/drawing/2017/model3d" xmlns:o="urn:schemas-microsoft-com:office:office" xmlns:oel="http://schemas.microsoft.com/office/2019/extlst" xmlns:r="http://schemas.openxmlformats.org/officeDocument/2006/relationships" xmlns:m="http://schemas.openxmlformats.org/officeDocument/2006/math" xmlns:v="urn:schemas-microsoft-com:vml" xmlns:wp14="http://schemas.microsoft.com/office/word/2010/wordprocessingDrawing" xmlns:wp="http://schemas.openxmlformats.org/drawingml/2006/wordprocessingDrawing" xmlns:w10="urn:schemas-microsoft-com:office:word" xmlns:w="http://schemas.openxmlformats.org/wordprocessingml/2006/main" xmlns:w14="http://schemas.microsoft.com/office/word/2010/wordml" xmlns:w15="http://schemas.microsoft.com/office/word/2012/wordml" xmlns:w16cex="http://schemas.microsoft.com/office/word/2018/wordml/cex" xmlns:w16cid="http://schemas.microsoft.com/office/word/2016/wordml/cid" xmlns:w16="http://schemas.microsoft.com/office/word/2018/wordml" xmlns:w16sdtdh="http://schemas.microsoft.com/office/word/2020/wordml/sdtdatahash" xmlns:w16se="http://schemas.microsoft.com/office/word/2015/wordml/symex" xmlns:wpg="http://schemas.microsoft.com/office/word/2010/wordprocessingGroup" xmlns:wpi="http://schemas.microsoft.com/office/word/2010/wordprocessingInk" xmlns:wne="http://schemas.microsoft.com/office/word/2006/wordml" xmlns:wps="http://schemas.microsoft.com/office/word/2010/wordprocessingShape" mc:Ignorable="w14 w15 w16se w16cid w16 w16cex w16sdtdh wp14">
+<w:document xmlns:wpc="http://schemas.microsoft.com/office/word/2010/wordprocessingCanvas" xmlns:mc="http://schemas.openxmlformats.org/markup-compatibility/2006" xmlns:o="urn:schemas-microsoft-com:office:office" xmlns:r="http://schemas.openxmlformats.org/officeDocument/2006/relationships" xmlns:m="http://schemas.openxmlformats.org/officeDocument/2006/math" xmlns:v="urn:schemas-microsoft-com:vml" xmlns:wp14="http://schemas.microsoft.com/office/word/2010/wordprocessingDrawing" xmlns:wp="http://schemas.openxmlformats.org/drawingml/2006/wordprocessingDrawing" xmlns:w10="urn:schemas-microsoft-com:office:word" xmlns:w="http://schemas.openxmlformats.org/wordprocessingml/2006/main" xmlns:w14="http://schemas.microsoft.com/office/word/2010/wordml" xmlns:w15="http://schemas.microsoft.com/office/word/2012/wordml" xmlns:wpg="http://schemas.microsoft.com/office/word/2010/wordprocessingGroup" xmlns:wpi="http://schemas.microsoft.com/office/word/2010/wordprocessingInk" xmlns:wne="http://schemas.microsoft.com/office/word/2006/wordml" xmlns:wps="http://schemas.microsoft.com/office/word/2010/wordprocessingShape" mc:Ignorable="w14 w15 wp14">
   <w:body>
     <w:p>
       <w:pPr>
@@ -8,22 +8,20 @@
         <w:jc w:val="center"/>
         <w:outlineLvl w:val="1"/>
         <w:rPr>
-          <w:rFonts w:asciiTheme="majorEastAsia" w:eastAsiaTheme="majorEastAsia" w:hAnsiTheme="majorEastAsia" w:cs="楷体"/>
-          <w:b/>
+          <w:rFonts w:ascii="黑体" w:eastAsia="黑体" w:hAnsi="黑体" w:cs="楷体"/>
           <w:bCs/>
           <w:color w:val="FF0000"/>
-          <w:sz w:val="8"/>
-          <w:szCs w:val="8"/>
-          <w:lang w:eastAsia="zh-CN"/>
-        </w:rPr>
-      </w:pPr>
-      <w:r>
-        <w:rPr>
-          <w:rFonts w:asciiTheme="majorEastAsia" w:eastAsiaTheme="majorEastAsia" w:hAnsiTheme="majorEastAsia" w:cs="楷体"/>
-          <w:b/>
+          <w:sz w:val="16"/>
+          <w:szCs w:val="8"/>
+          <w:lang w:eastAsia="zh-CN"/>
+        </w:rPr>
+      </w:pPr>
+      <w:r>
+        <w:rPr>
+          <w:rFonts w:ascii="黑体" w:eastAsia="黑体" w:hAnsi="黑体" w:cs="楷体"/>
           <w:bCs/>
           <w:color w:val="FF0000"/>
-          <w:sz w:val="8"/>
+          <w:sz w:val="16"/>
           <w:szCs w:val="8"/>
           <w:u w:val="single"/>
           <w:lang w:eastAsia="zh-CN"/>
@@ -33,27 +31,27 @@
     </w:p>
     <w:p>
       <w:pPr>
-        <w:pStyle w:val="a7"/>
-        <w:rPr>
-          <w:rFonts w:asciiTheme="majorEastAsia" w:eastAsiaTheme="majorEastAsia" w:hAnsiTheme="majorEastAsia"/>
-          <w:sz w:val="8"/>
-          <w:szCs w:val="8"/>
-          <w:lang w:eastAsia="zh-CN"/>
-        </w:rPr>
-      </w:pPr>
-      <w:r>
-        <w:rPr>
-          <w:rFonts w:asciiTheme="majorEastAsia" w:eastAsiaTheme="majorEastAsia" w:hAnsiTheme="majorEastAsia" w:cs="Times New Roman"/>
-          <w:sz w:val="8"/>
-          <w:szCs w:val="8"/>
-          <w:lang w:eastAsia="zh-CN"/>
-        </w:rPr>
-        <w:t xml:space="preserve">1 </w:t>
-      </w:r>
-      <w:r>
-        <w:rPr>
-          <w:rFonts w:asciiTheme="majorEastAsia" w:eastAsiaTheme="majorEastAsia" w:hAnsiTheme="majorEastAsia"/>
-          <w:sz w:val="8"/>
+        <w:pStyle w:val="a5"/>
+        <w:rPr>
+          <w:rFonts w:ascii="黑体" w:eastAsia="黑体" w:hAnsi="黑体"/>
+          <w:sz w:val="16"/>
+          <w:szCs w:val="8"/>
+          <w:lang w:eastAsia="zh-CN"/>
+        </w:rPr>
+      </w:pPr>
+      <w:r>
+        <w:rPr>
+          <w:rFonts w:ascii="黑体" w:eastAsia="黑体" w:hAnsi="黑体" w:cs="Times New Roman"/>
+          <w:sz w:val="16"/>
+          <w:szCs w:val="8"/>
+          <w:lang w:eastAsia="zh-CN"/>
+        </w:rPr>
+        <w:t>1</w:t>
+      </w:r>
+      <w:r>
+        <w:rPr>
+          <w:rFonts w:ascii="黑体" w:eastAsia="黑体" w:hAnsi="黑体"/>
+          <w:sz w:val="16"/>
           <w:szCs w:val="8"/>
           <w:lang w:eastAsia="zh-CN"/>
         </w:rPr>
@@ -62,19 +60,19 @@
     </w:p>
     <w:p>
       <w:pPr>
-        <w:pStyle w:val="a7"/>
+        <w:pStyle w:val="a5"/>
         <w:ind w:right="21"/>
         <w:rPr>
-          <w:rFonts w:asciiTheme="majorEastAsia" w:eastAsiaTheme="majorEastAsia" w:hAnsiTheme="majorEastAsia"/>
-          <w:sz w:val="8"/>
-          <w:szCs w:val="8"/>
-          <w:lang w:eastAsia="zh-CN"/>
-        </w:rPr>
-      </w:pPr>
-      <w:r>
-        <w:rPr>
-          <w:rFonts w:asciiTheme="majorEastAsia" w:eastAsiaTheme="majorEastAsia" w:hAnsiTheme="majorEastAsia" w:cs="Times New Roman"/>
-          <w:sz w:val="8"/>
+          <w:rFonts w:ascii="黑体" w:eastAsia="黑体" w:hAnsi="黑体"/>
+          <w:sz w:val="16"/>
+          <w:szCs w:val="8"/>
+          <w:lang w:eastAsia="zh-CN"/>
+        </w:rPr>
+      </w:pPr>
+      <w:r>
+        <w:rPr>
+          <w:rFonts w:ascii="黑体" w:eastAsia="黑体" w:hAnsi="黑体" w:cs="Times New Roman"/>
+          <w:sz w:val="16"/>
           <w:szCs w:val="8"/>
           <w:lang w:eastAsia="zh-CN"/>
         </w:rPr>
@@ -82,8 +80,8 @@
       </w:r>
       <w:r>
         <w:rPr>
-          <w:rFonts w:asciiTheme="majorEastAsia" w:eastAsiaTheme="majorEastAsia" w:hAnsiTheme="majorEastAsia"/>
-          <w:sz w:val="8"/>
+          <w:rFonts w:ascii="黑体" w:eastAsia="黑体" w:hAnsi="黑体"/>
+          <w:sz w:val="16"/>
           <w:szCs w:val="8"/>
           <w:lang w:eastAsia="zh-CN"/>
         </w:rPr>
@@ -92,18 +90,18 @@
     </w:p>
     <w:p>
       <w:pPr>
-        <w:pStyle w:val="a7"/>
-        <w:rPr>
-          <w:rFonts w:asciiTheme="majorEastAsia" w:eastAsiaTheme="majorEastAsia" w:hAnsiTheme="majorEastAsia"/>
-          <w:sz w:val="8"/>
-          <w:szCs w:val="8"/>
-          <w:lang w:eastAsia="zh-CN"/>
-        </w:rPr>
-      </w:pPr>
-      <w:r>
-        <w:rPr>
-          <w:rFonts w:asciiTheme="majorEastAsia" w:eastAsiaTheme="majorEastAsia" w:hAnsiTheme="majorEastAsia" w:cs="Times New Roman"/>
-          <w:sz w:val="8"/>
+        <w:pStyle w:val="a5"/>
+        <w:rPr>
+          <w:rFonts w:ascii="黑体" w:eastAsia="黑体" w:hAnsi="黑体"/>
+          <w:sz w:val="16"/>
+          <w:szCs w:val="8"/>
+          <w:lang w:eastAsia="zh-CN"/>
+        </w:rPr>
+      </w:pPr>
+      <w:r>
+        <w:rPr>
+          <w:rFonts w:ascii="黑体" w:eastAsia="黑体" w:hAnsi="黑体" w:cs="Times New Roman"/>
+          <w:sz w:val="16"/>
           <w:szCs w:val="8"/>
           <w:lang w:eastAsia="zh-CN"/>
         </w:rPr>
@@ -111,8 +109,8 @@
       </w:r>
       <w:r>
         <w:rPr>
-          <w:rFonts w:asciiTheme="majorEastAsia" w:eastAsiaTheme="majorEastAsia" w:hAnsiTheme="majorEastAsia"/>
-          <w:sz w:val="8"/>
+          <w:rFonts w:ascii="黑体" w:eastAsia="黑体" w:hAnsi="黑体"/>
+          <w:sz w:val="16"/>
           <w:szCs w:val="8"/>
           <w:lang w:eastAsia="zh-CN"/>
         </w:rPr>
@@ -121,19 +119,19 @@
     </w:p>
     <w:p>
       <w:pPr>
-        <w:pStyle w:val="a7"/>
+        <w:pStyle w:val="a5"/>
         <w:ind w:right="1130"/>
         <w:rPr>
-          <w:rFonts w:asciiTheme="majorEastAsia" w:eastAsiaTheme="majorEastAsia" w:hAnsiTheme="majorEastAsia"/>
-          <w:sz w:val="8"/>
-          <w:szCs w:val="8"/>
-          <w:lang w:eastAsia="zh-CN"/>
-        </w:rPr>
-      </w:pPr>
-      <w:r>
-        <w:rPr>
-          <w:rFonts w:asciiTheme="majorEastAsia" w:eastAsiaTheme="majorEastAsia" w:hAnsiTheme="majorEastAsia" w:cs="Times New Roman"/>
-          <w:sz w:val="8"/>
+          <w:rFonts w:ascii="黑体" w:eastAsia="黑体" w:hAnsi="黑体"/>
+          <w:sz w:val="16"/>
+          <w:szCs w:val="8"/>
+          <w:lang w:eastAsia="zh-CN"/>
+        </w:rPr>
+      </w:pPr>
+      <w:r>
+        <w:rPr>
+          <w:rFonts w:ascii="黑体" w:eastAsia="黑体" w:hAnsi="黑体" w:cs="Times New Roman"/>
+          <w:sz w:val="16"/>
           <w:szCs w:val="8"/>
           <w:lang w:eastAsia="zh-CN"/>
         </w:rPr>
@@ -141,8 +139,8 @@
       </w:r>
       <w:r>
         <w:rPr>
-          <w:rFonts w:asciiTheme="majorEastAsia" w:eastAsiaTheme="majorEastAsia" w:hAnsiTheme="majorEastAsia"/>
-          <w:sz w:val="8"/>
+          <w:rFonts w:ascii="黑体" w:eastAsia="黑体" w:hAnsi="黑体"/>
+          <w:sz w:val="16"/>
           <w:szCs w:val="8"/>
           <w:lang w:eastAsia="zh-CN"/>
         </w:rPr>
@@ -151,18 +149,18 @@
     </w:p>
     <w:p>
       <w:pPr>
-        <w:pStyle w:val="a7"/>
-        <w:rPr>
-          <w:rFonts w:asciiTheme="majorEastAsia" w:eastAsiaTheme="majorEastAsia" w:hAnsiTheme="majorEastAsia"/>
-          <w:sz w:val="8"/>
-          <w:szCs w:val="8"/>
-          <w:lang w:eastAsia="zh-CN"/>
-        </w:rPr>
-      </w:pPr>
-      <w:r>
-        <w:rPr>
-          <w:rFonts w:asciiTheme="majorEastAsia" w:eastAsiaTheme="majorEastAsia" w:hAnsiTheme="majorEastAsia" w:cs="Times New Roman"/>
-          <w:sz w:val="8"/>
+        <w:pStyle w:val="a5"/>
+        <w:rPr>
+          <w:rFonts w:ascii="黑体" w:eastAsia="黑体" w:hAnsi="黑体"/>
+          <w:sz w:val="16"/>
+          <w:szCs w:val="8"/>
+          <w:lang w:eastAsia="zh-CN"/>
+        </w:rPr>
+      </w:pPr>
+      <w:r>
+        <w:rPr>
+          <w:rFonts w:ascii="黑体" w:eastAsia="黑体" w:hAnsi="黑体" w:cs="Times New Roman"/>
+          <w:sz w:val="16"/>
           <w:szCs w:val="8"/>
           <w:lang w:eastAsia="zh-CN"/>
         </w:rPr>
@@ -170,8 +168,8 @@
       </w:r>
       <w:r>
         <w:rPr>
-          <w:rFonts w:asciiTheme="majorEastAsia" w:eastAsiaTheme="majorEastAsia" w:hAnsiTheme="majorEastAsia"/>
-          <w:sz w:val="8"/>
+          <w:rFonts w:ascii="黑体" w:eastAsia="黑体" w:hAnsi="黑体"/>
+          <w:sz w:val="16"/>
           <w:szCs w:val="8"/>
           <w:lang w:eastAsia="zh-CN"/>
         </w:rPr>
@@ -180,18 +178,18 @@
     </w:p>
     <w:p>
       <w:pPr>
-        <w:pStyle w:val="a7"/>
-        <w:rPr>
-          <w:rFonts w:asciiTheme="majorEastAsia" w:eastAsiaTheme="majorEastAsia" w:hAnsiTheme="majorEastAsia"/>
-          <w:sz w:val="8"/>
-          <w:szCs w:val="8"/>
-          <w:lang w:eastAsia="zh-CN"/>
-        </w:rPr>
-      </w:pPr>
-      <w:r>
-        <w:rPr>
-          <w:rFonts w:asciiTheme="majorEastAsia" w:eastAsiaTheme="majorEastAsia" w:hAnsiTheme="majorEastAsia" w:cs="Times New Roman"/>
-          <w:sz w:val="8"/>
+        <w:pStyle w:val="a5"/>
+        <w:rPr>
+          <w:rFonts w:ascii="黑体" w:eastAsia="黑体" w:hAnsi="黑体"/>
+          <w:sz w:val="16"/>
+          <w:szCs w:val="8"/>
+          <w:lang w:eastAsia="zh-CN"/>
+        </w:rPr>
+      </w:pPr>
+      <w:r>
+        <w:rPr>
+          <w:rFonts w:ascii="黑体" w:eastAsia="黑体" w:hAnsi="黑体" w:cs="Times New Roman"/>
+          <w:sz w:val="16"/>
           <w:szCs w:val="8"/>
           <w:lang w:eastAsia="zh-CN"/>
         </w:rPr>
@@ -199,8 +197,8 @@
       </w:r>
       <w:r>
         <w:rPr>
-          <w:rFonts w:asciiTheme="majorEastAsia" w:eastAsiaTheme="majorEastAsia" w:hAnsiTheme="majorEastAsia"/>
-          <w:sz w:val="8"/>
+          <w:rFonts w:ascii="黑体" w:eastAsia="黑体" w:hAnsi="黑体"/>
+          <w:sz w:val="16"/>
           <w:szCs w:val="8"/>
           <w:lang w:eastAsia="zh-CN"/>
         </w:rPr>
@@ -209,18 +207,18 @@
     </w:p>
     <w:p>
       <w:pPr>
-        <w:pStyle w:val="a7"/>
-        <w:rPr>
-          <w:rFonts w:asciiTheme="majorEastAsia" w:eastAsiaTheme="majorEastAsia" w:hAnsiTheme="majorEastAsia"/>
-          <w:sz w:val="8"/>
-          <w:szCs w:val="8"/>
-          <w:lang w:eastAsia="zh-CN"/>
-        </w:rPr>
-      </w:pPr>
-      <w:r>
-        <w:rPr>
-          <w:rFonts w:asciiTheme="majorEastAsia" w:eastAsiaTheme="majorEastAsia" w:hAnsiTheme="majorEastAsia" w:cs="Times New Roman"/>
-          <w:sz w:val="8"/>
+        <w:pStyle w:val="a5"/>
+        <w:rPr>
+          <w:rFonts w:ascii="黑体" w:eastAsia="黑体" w:hAnsi="黑体"/>
+          <w:sz w:val="16"/>
+          <w:szCs w:val="8"/>
+          <w:lang w:eastAsia="zh-CN"/>
+        </w:rPr>
+      </w:pPr>
+      <w:r>
+        <w:rPr>
+          <w:rFonts w:ascii="黑体" w:eastAsia="黑体" w:hAnsi="黑体" w:cs="Times New Roman"/>
+          <w:sz w:val="16"/>
           <w:szCs w:val="8"/>
           <w:lang w:eastAsia="zh-CN"/>
         </w:rPr>
@@ -228,8 +226,8 @@
       </w:r>
       <w:r>
         <w:rPr>
-          <w:rFonts w:asciiTheme="majorEastAsia" w:eastAsiaTheme="majorEastAsia" w:hAnsiTheme="majorEastAsia"/>
-          <w:sz w:val="8"/>
+          <w:rFonts w:ascii="黑体" w:eastAsia="黑体" w:hAnsi="黑体"/>
+          <w:sz w:val="16"/>
           <w:szCs w:val="8"/>
           <w:lang w:eastAsia="zh-CN"/>
         </w:rPr>
@@ -238,18 +236,18 @@
     </w:p>
     <w:p>
       <w:pPr>
-        <w:pStyle w:val="a7"/>
-        <w:rPr>
-          <w:rFonts w:asciiTheme="majorEastAsia" w:eastAsiaTheme="majorEastAsia" w:hAnsiTheme="majorEastAsia"/>
-          <w:sz w:val="8"/>
-          <w:szCs w:val="8"/>
-          <w:lang w:eastAsia="zh-CN"/>
-        </w:rPr>
-      </w:pPr>
-      <w:r>
-        <w:rPr>
-          <w:rFonts w:asciiTheme="majorEastAsia" w:eastAsiaTheme="majorEastAsia" w:hAnsiTheme="majorEastAsia" w:cs="Times New Roman"/>
-          <w:sz w:val="8"/>
+        <w:pStyle w:val="a5"/>
+        <w:rPr>
+          <w:rFonts w:ascii="黑体" w:eastAsia="黑体" w:hAnsi="黑体"/>
+          <w:sz w:val="16"/>
+          <w:szCs w:val="8"/>
+          <w:lang w:eastAsia="zh-CN"/>
+        </w:rPr>
+      </w:pPr>
+      <w:r>
+        <w:rPr>
+          <w:rFonts w:ascii="黑体" w:eastAsia="黑体" w:hAnsi="黑体" w:cs="Times New Roman"/>
+          <w:sz w:val="16"/>
           <w:szCs w:val="8"/>
           <w:lang w:eastAsia="zh-CN"/>
         </w:rPr>
@@ -257,8 +255,8 @@
       </w:r>
       <w:r>
         <w:rPr>
-          <w:rFonts w:asciiTheme="majorEastAsia" w:eastAsiaTheme="majorEastAsia" w:hAnsiTheme="majorEastAsia"/>
-          <w:sz w:val="8"/>
+          <w:rFonts w:ascii="黑体" w:eastAsia="黑体" w:hAnsi="黑体"/>
+          <w:sz w:val="16"/>
           <w:szCs w:val="8"/>
           <w:lang w:eastAsia="zh-CN"/>
         </w:rPr>
@@ -267,18 +265,18 @@
     </w:p>
     <w:p>
       <w:pPr>
-        <w:pStyle w:val="a7"/>
-        <w:rPr>
-          <w:rFonts w:asciiTheme="majorEastAsia" w:eastAsiaTheme="majorEastAsia" w:hAnsiTheme="majorEastAsia"/>
-          <w:sz w:val="8"/>
-          <w:szCs w:val="8"/>
-          <w:lang w:eastAsia="zh-CN"/>
-        </w:rPr>
-      </w:pPr>
-      <w:r>
-        <w:rPr>
-          <w:rFonts w:asciiTheme="majorEastAsia" w:eastAsiaTheme="majorEastAsia" w:hAnsiTheme="majorEastAsia" w:cs="Times New Roman"/>
-          <w:sz w:val="8"/>
+        <w:pStyle w:val="a5"/>
+        <w:rPr>
+          <w:rFonts w:ascii="黑体" w:eastAsia="黑体" w:hAnsi="黑体"/>
+          <w:sz w:val="16"/>
+          <w:szCs w:val="8"/>
+          <w:lang w:eastAsia="zh-CN"/>
+        </w:rPr>
+      </w:pPr>
+      <w:r>
+        <w:rPr>
+          <w:rFonts w:ascii="黑体" w:eastAsia="黑体" w:hAnsi="黑体" w:cs="Times New Roman"/>
+          <w:sz w:val="16"/>
           <w:szCs w:val="8"/>
           <w:lang w:eastAsia="zh-CN"/>
         </w:rPr>
@@ -286,8 +284,8 @@
       </w:r>
       <w:r>
         <w:rPr>
-          <w:rFonts w:asciiTheme="majorEastAsia" w:eastAsiaTheme="majorEastAsia" w:hAnsiTheme="majorEastAsia"/>
-          <w:sz w:val="8"/>
+          <w:rFonts w:ascii="黑体" w:eastAsia="黑体" w:hAnsi="黑体"/>
+          <w:sz w:val="16"/>
           <w:szCs w:val="8"/>
           <w:lang w:eastAsia="zh-CN"/>
         </w:rPr>
@@ -296,18 +294,18 @@
     </w:p>
     <w:p>
       <w:pPr>
-        <w:pStyle w:val="a7"/>
-        <w:rPr>
-          <w:rFonts w:asciiTheme="majorEastAsia" w:eastAsiaTheme="majorEastAsia" w:hAnsiTheme="majorEastAsia"/>
-          <w:sz w:val="8"/>
-          <w:szCs w:val="8"/>
-          <w:lang w:eastAsia="zh-CN"/>
-        </w:rPr>
-      </w:pPr>
-      <w:r>
-        <w:rPr>
-          <w:rFonts w:asciiTheme="majorEastAsia" w:eastAsiaTheme="majorEastAsia" w:hAnsiTheme="majorEastAsia" w:cs="Times New Roman"/>
-          <w:sz w:val="8"/>
+        <w:pStyle w:val="a5"/>
+        <w:rPr>
+          <w:rFonts w:ascii="黑体" w:eastAsia="黑体" w:hAnsi="黑体"/>
+          <w:sz w:val="16"/>
+          <w:szCs w:val="8"/>
+          <w:lang w:eastAsia="zh-CN"/>
+        </w:rPr>
+      </w:pPr>
+      <w:r>
+        <w:rPr>
+          <w:rFonts w:ascii="黑体" w:eastAsia="黑体" w:hAnsi="黑体" w:cs="Times New Roman"/>
+          <w:sz w:val="16"/>
           <w:szCs w:val="8"/>
           <w:lang w:eastAsia="zh-CN"/>
         </w:rPr>
@@ -315,8 +313,8 @@
       </w:r>
       <w:r>
         <w:rPr>
-          <w:rFonts w:asciiTheme="majorEastAsia" w:eastAsiaTheme="majorEastAsia" w:hAnsiTheme="majorEastAsia"/>
-          <w:sz w:val="8"/>
+          <w:rFonts w:ascii="黑体" w:eastAsia="黑体" w:hAnsi="黑体"/>
+          <w:sz w:val="16"/>
           <w:szCs w:val="8"/>
           <w:lang w:eastAsia="zh-CN"/>
         </w:rPr>
@@ -325,19 +323,19 @@
     </w:p>
     <w:p>
       <w:pPr>
-        <w:pStyle w:val="a7"/>
+        <w:pStyle w:val="a5"/>
         <w:ind w:right="358"/>
         <w:rPr>
-          <w:rFonts w:asciiTheme="majorEastAsia" w:eastAsiaTheme="majorEastAsia" w:hAnsiTheme="majorEastAsia" w:hint="eastAsia"/>
-          <w:sz w:val="8"/>
-          <w:szCs w:val="8"/>
-          <w:lang w:eastAsia="zh-CN"/>
-        </w:rPr>
-      </w:pPr>
-      <w:r>
-        <w:rPr>
-          <w:rFonts w:asciiTheme="majorEastAsia" w:eastAsiaTheme="majorEastAsia" w:hAnsiTheme="majorEastAsia" w:cs="Times New Roman"/>
-          <w:sz w:val="8"/>
+          <w:rFonts w:ascii="黑体" w:eastAsia="黑体" w:hAnsi="黑体"/>
+          <w:sz w:val="16"/>
+          <w:szCs w:val="8"/>
+          <w:lang w:eastAsia="zh-CN"/>
+        </w:rPr>
+      </w:pPr>
+      <w:r>
+        <w:rPr>
+          <w:rFonts w:ascii="黑体" w:eastAsia="黑体" w:hAnsi="黑体" w:cs="Times New Roman"/>
+          <w:sz w:val="16"/>
           <w:szCs w:val="8"/>
           <w:lang w:eastAsia="zh-CN"/>
         </w:rPr>
@@ -345,8 +343,8 @@
       </w:r>
       <w:r>
         <w:rPr>
-          <w:rFonts w:asciiTheme="majorEastAsia" w:eastAsiaTheme="majorEastAsia" w:hAnsiTheme="majorEastAsia"/>
-          <w:sz w:val="8"/>
+          <w:rFonts w:ascii="黑体" w:eastAsia="黑体" w:hAnsi="黑体"/>
+          <w:sz w:val="16"/>
           <w:szCs w:val="8"/>
           <w:lang w:eastAsia="zh-CN"/>
         </w:rPr>
@@ -355,19 +353,19 @@
     </w:p>
     <w:p>
       <w:pPr>
-        <w:pStyle w:val="a7"/>
+        <w:pStyle w:val="a5"/>
         <w:ind w:left="545" w:right="1712" w:hanging="530"/>
         <w:rPr>
-          <w:rFonts w:asciiTheme="majorEastAsia" w:eastAsiaTheme="majorEastAsia" w:hAnsiTheme="majorEastAsia"/>
-          <w:sz w:val="8"/>
-          <w:szCs w:val="8"/>
-          <w:lang w:eastAsia="zh-CN"/>
-        </w:rPr>
-      </w:pPr>
-      <w:r>
-        <w:rPr>
-          <w:rFonts w:asciiTheme="majorEastAsia" w:eastAsiaTheme="majorEastAsia" w:hAnsiTheme="majorEastAsia" w:cs="Times New Roman"/>
-          <w:sz w:val="8"/>
+          <w:rFonts w:ascii="黑体" w:eastAsia="黑体" w:hAnsi="黑体"/>
+          <w:sz w:val="16"/>
+          <w:szCs w:val="8"/>
+          <w:lang w:eastAsia="zh-CN"/>
+        </w:rPr>
+      </w:pPr>
+      <w:r>
+        <w:rPr>
+          <w:rFonts w:ascii="黑体" w:eastAsia="黑体" w:hAnsi="黑体" w:cs="Times New Roman"/>
+          <w:sz w:val="16"/>
           <w:szCs w:val="8"/>
           <w:lang w:eastAsia="zh-CN"/>
         </w:rPr>
@@ -375,8 +373,8 @@
       </w:r>
       <w:r>
         <w:rPr>
-          <w:rFonts w:asciiTheme="majorEastAsia" w:eastAsiaTheme="majorEastAsia" w:hAnsiTheme="majorEastAsia"/>
-          <w:sz w:val="8"/>
+          <w:rFonts w:ascii="黑体" w:eastAsia="黑体" w:hAnsi="黑体"/>
+          <w:sz w:val="16"/>
           <w:szCs w:val="8"/>
           <w:lang w:eastAsia="zh-CN"/>
         </w:rPr>
@@ -385,18 +383,18 @@
     </w:p>
     <w:p>
       <w:pPr>
-        <w:pStyle w:val="a7"/>
-        <w:rPr>
-          <w:rFonts w:asciiTheme="majorEastAsia" w:eastAsiaTheme="majorEastAsia" w:hAnsiTheme="majorEastAsia"/>
-          <w:sz w:val="8"/>
-          <w:szCs w:val="8"/>
-          <w:lang w:eastAsia="zh-CN"/>
-        </w:rPr>
-      </w:pPr>
-      <w:r>
-        <w:rPr>
-          <w:rFonts w:asciiTheme="majorEastAsia" w:eastAsiaTheme="majorEastAsia" w:hAnsiTheme="majorEastAsia" w:cs="Times New Roman"/>
-          <w:sz w:val="8"/>
+        <w:pStyle w:val="a5"/>
+        <w:rPr>
+          <w:rFonts w:ascii="黑体" w:eastAsia="黑体" w:hAnsi="黑体"/>
+          <w:sz w:val="16"/>
+          <w:szCs w:val="8"/>
+          <w:lang w:eastAsia="zh-CN"/>
+        </w:rPr>
+      </w:pPr>
+      <w:r>
+        <w:rPr>
+          <w:rFonts w:ascii="黑体" w:eastAsia="黑体" w:hAnsi="黑体" w:cs="Times New Roman"/>
+          <w:sz w:val="16"/>
           <w:szCs w:val="8"/>
           <w:lang w:eastAsia="zh-CN"/>
         </w:rPr>
@@ -404,8 +402,8 @@
       </w:r>
       <w:r>
         <w:rPr>
-          <w:rFonts w:asciiTheme="majorEastAsia" w:eastAsiaTheme="majorEastAsia" w:hAnsiTheme="majorEastAsia"/>
-          <w:sz w:val="8"/>
+          <w:rFonts w:ascii="黑体" w:eastAsia="黑体" w:hAnsi="黑体"/>
+          <w:sz w:val="16"/>
           <w:szCs w:val="8"/>
           <w:lang w:eastAsia="zh-CN"/>
         </w:rPr>
@@ -414,20 +412,20 @@
     </w:p>
     <w:p>
       <w:pPr>
-        <w:pStyle w:val="a7"/>
+        <w:pStyle w:val="a5"/>
         <w:ind w:left="3" w:right="4"/>
         <w:jc w:val="both"/>
         <w:rPr>
-          <w:rFonts w:asciiTheme="majorEastAsia" w:eastAsiaTheme="majorEastAsia" w:hAnsiTheme="majorEastAsia"/>
-          <w:sz w:val="8"/>
-          <w:szCs w:val="8"/>
-          <w:lang w:eastAsia="zh-CN"/>
-        </w:rPr>
-      </w:pPr>
-      <w:r>
-        <w:rPr>
-          <w:rFonts w:asciiTheme="majorEastAsia" w:eastAsiaTheme="majorEastAsia" w:hAnsiTheme="majorEastAsia" w:cs="Times New Roman"/>
-          <w:sz w:val="8"/>
+          <w:rFonts w:ascii="黑体" w:eastAsia="黑体" w:hAnsi="黑体"/>
+          <w:sz w:val="16"/>
+          <w:szCs w:val="8"/>
+          <w:lang w:eastAsia="zh-CN"/>
+        </w:rPr>
+      </w:pPr>
+      <w:r>
+        <w:rPr>
+          <w:rFonts w:ascii="黑体" w:eastAsia="黑体" w:hAnsi="黑体" w:cs="Times New Roman"/>
+          <w:sz w:val="16"/>
           <w:szCs w:val="8"/>
           <w:lang w:eastAsia="zh-CN"/>
         </w:rPr>
@@ -435,28 +433,39 @@
       </w:r>
       <w:r>
         <w:rPr>
-          <w:rFonts w:asciiTheme="majorEastAsia" w:eastAsiaTheme="majorEastAsia" w:hAnsiTheme="majorEastAsia"/>
-          <w:sz w:val="8"/>
-          <w:szCs w:val="8"/>
-          <w:lang w:eastAsia="zh-CN"/>
-        </w:rPr>
-        <w:t>、加强沟通。争取客户能够对项目范围以及需求、设计、验收标准进行确认，避免后期频 繁出现变更。加强开发、测试、布线等人员的协调， 保持工作的衔接，步调和内容一致，避免产 生失误。</w:t>
-      </w:r>
-    </w:p>
-    <w:p>
-      <w:pPr>
-        <w:pStyle w:val="a7"/>
-        <w:rPr>
-          <w:rFonts w:asciiTheme="majorEastAsia" w:eastAsiaTheme="majorEastAsia" w:hAnsiTheme="majorEastAsia"/>
-          <w:sz w:val="8"/>
-          <w:szCs w:val="8"/>
-          <w:lang w:eastAsia="zh-CN"/>
-        </w:rPr>
-      </w:pPr>
-      <w:r>
-        <w:rPr>
-          <w:rFonts w:asciiTheme="majorEastAsia" w:eastAsiaTheme="majorEastAsia" w:hAnsiTheme="majorEastAsia" w:cs="Times New Roman"/>
-          <w:sz w:val="8"/>
+          <w:rFonts w:ascii="黑体" w:eastAsia="黑体" w:hAnsi="黑体"/>
+          <w:sz w:val="16"/>
+          <w:szCs w:val="8"/>
+          <w:lang w:eastAsia="zh-CN"/>
+        </w:rPr>
+        <w:t>、加强沟通。争取客户能够对项目范围以及需求、设计、验收标准进行确认，避免后期频 繁</w:t>
+      </w:r>
+      <w:bookmarkStart w:id="0" w:name="_GoBack"/>
+      <w:bookmarkEnd w:id="0"/>
+      <w:r>
+        <w:rPr>
+          <w:rFonts w:ascii="黑体" w:eastAsia="黑体" w:hAnsi="黑体"/>
+          <w:sz w:val="16"/>
+          <w:szCs w:val="8"/>
+          <w:lang w:eastAsia="zh-CN"/>
+        </w:rPr>
+        <w:t>出现变更。加强开发、测试、布线等人员的协调， 保持工作的衔接，步调和内容一致，避免产 生失误。</w:t>
+      </w:r>
+    </w:p>
+    <w:p>
+      <w:pPr>
+        <w:pStyle w:val="a5"/>
+        <w:rPr>
+          <w:rFonts w:ascii="黑体" w:eastAsia="黑体" w:hAnsi="黑体"/>
+          <w:sz w:val="16"/>
+          <w:szCs w:val="8"/>
+          <w:lang w:eastAsia="zh-CN"/>
+        </w:rPr>
+      </w:pPr>
+      <w:r>
+        <w:rPr>
+          <w:rFonts w:ascii="黑体" w:eastAsia="黑体" w:hAnsi="黑体" w:cs="Times New Roman"/>
+          <w:sz w:val="16"/>
           <w:szCs w:val="8"/>
           <w:lang w:eastAsia="zh-CN"/>
         </w:rPr>
@@ -464,8 +473,8 @@
       </w:r>
       <w:r>
         <w:rPr>
-          <w:rFonts w:asciiTheme="majorEastAsia" w:eastAsiaTheme="majorEastAsia" w:hAnsiTheme="majorEastAsia"/>
-          <w:sz w:val="8"/>
+          <w:rFonts w:ascii="黑体" w:eastAsia="黑体" w:hAnsi="黑体"/>
+          <w:sz w:val="16"/>
           <w:szCs w:val="8"/>
           <w:lang w:eastAsia="zh-CN"/>
         </w:rPr>
@@ -474,18 +483,18 @@
     </w:p>
     <w:p>
       <w:pPr>
-        <w:pStyle w:val="a7"/>
-        <w:rPr>
-          <w:rFonts w:asciiTheme="majorEastAsia" w:eastAsiaTheme="majorEastAsia" w:hAnsiTheme="majorEastAsia"/>
-          <w:sz w:val="8"/>
-          <w:szCs w:val="8"/>
-          <w:lang w:eastAsia="zh-CN"/>
-        </w:rPr>
-      </w:pPr>
-      <w:r>
-        <w:rPr>
-          <w:rFonts w:asciiTheme="majorEastAsia" w:eastAsiaTheme="majorEastAsia" w:hAnsiTheme="majorEastAsia" w:cs="Times New Roman"/>
-          <w:sz w:val="8"/>
+        <w:pStyle w:val="a5"/>
+        <w:rPr>
+          <w:rFonts w:ascii="黑体" w:eastAsia="黑体" w:hAnsi="黑体"/>
+          <w:sz w:val="16"/>
+          <w:szCs w:val="8"/>
+          <w:lang w:eastAsia="zh-CN"/>
+        </w:rPr>
+      </w:pPr>
+      <w:r>
+        <w:rPr>
+          <w:rFonts w:ascii="黑体" w:eastAsia="黑体" w:hAnsi="黑体" w:cs="Times New Roman"/>
+          <w:sz w:val="16"/>
           <w:szCs w:val="8"/>
           <w:lang w:eastAsia="zh-CN"/>
         </w:rPr>
@@ -493,8 +502,8 @@
       </w:r>
       <w:r>
         <w:rPr>
-          <w:rFonts w:asciiTheme="majorEastAsia" w:eastAsiaTheme="majorEastAsia" w:hAnsiTheme="majorEastAsia"/>
-          <w:sz w:val="8"/>
+          <w:rFonts w:ascii="黑体" w:eastAsia="黑体" w:hAnsi="黑体"/>
+          <w:sz w:val="16"/>
           <w:szCs w:val="8"/>
           <w:lang w:eastAsia="zh-CN"/>
         </w:rPr>
@@ -503,18 +512,18 @@
     </w:p>
     <w:p>
       <w:pPr>
-        <w:pStyle w:val="a7"/>
-        <w:rPr>
-          <w:rFonts w:asciiTheme="majorEastAsia" w:eastAsiaTheme="majorEastAsia" w:hAnsiTheme="majorEastAsia"/>
-          <w:sz w:val="8"/>
-          <w:szCs w:val="8"/>
-          <w:lang w:eastAsia="zh-CN"/>
-        </w:rPr>
-      </w:pPr>
-      <w:r>
-        <w:rPr>
-          <w:rFonts w:asciiTheme="majorEastAsia" w:eastAsiaTheme="majorEastAsia" w:hAnsiTheme="majorEastAsia" w:cs="Times New Roman"/>
-          <w:sz w:val="8"/>
+        <w:pStyle w:val="a5"/>
+        <w:rPr>
+          <w:rFonts w:ascii="黑体" w:eastAsia="黑体" w:hAnsi="黑体"/>
+          <w:sz w:val="16"/>
+          <w:szCs w:val="8"/>
+          <w:lang w:eastAsia="zh-CN"/>
+        </w:rPr>
+      </w:pPr>
+      <w:r>
+        <w:rPr>
+          <w:rFonts w:ascii="黑体" w:eastAsia="黑体" w:hAnsi="黑体" w:cs="Times New Roman"/>
+          <w:sz w:val="16"/>
           <w:szCs w:val="8"/>
           <w:lang w:eastAsia="zh-CN"/>
         </w:rPr>
@@ -522,8 +531,8 @@
       </w:r>
       <w:r>
         <w:rPr>
-          <w:rFonts w:asciiTheme="majorEastAsia" w:eastAsiaTheme="majorEastAsia" w:hAnsiTheme="majorEastAsia"/>
-          <w:sz w:val="8"/>
+          <w:rFonts w:ascii="黑体" w:eastAsia="黑体" w:hAnsi="黑体"/>
+          <w:sz w:val="16"/>
           <w:szCs w:val="8"/>
           <w:lang w:eastAsia="zh-CN"/>
         </w:rPr>
@@ -532,19 +541,19 @@
     </w:p>
     <w:p>
       <w:pPr>
-        <w:pStyle w:val="a7"/>
+        <w:pStyle w:val="a5"/>
         <w:ind w:left="2" w:right="4"/>
         <w:rPr>
-          <w:rFonts w:asciiTheme="majorEastAsia" w:eastAsiaTheme="majorEastAsia" w:hAnsiTheme="majorEastAsia"/>
-          <w:sz w:val="8"/>
-          <w:szCs w:val="8"/>
-          <w:lang w:eastAsia="zh-CN"/>
-        </w:rPr>
-      </w:pPr>
-      <w:r>
-        <w:rPr>
-          <w:rFonts w:asciiTheme="majorEastAsia" w:eastAsiaTheme="majorEastAsia" w:hAnsiTheme="majorEastAsia" w:cs="Times New Roman"/>
-          <w:sz w:val="8"/>
+          <w:rFonts w:ascii="黑体" w:eastAsia="黑体" w:hAnsi="黑体"/>
+          <w:sz w:val="16"/>
+          <w:szCs w:val="8"/>
+          <w:lang w:eastAsia="zh-CN"/>
+        </w:rPr>
+      </w:pPr>
+      <w:r>
+        <w:rPr>
+          <w:rFonts w:ascii="黑体" w:eastAsia="黑体" w:hAnsi="黑体" w:cs="Times New Roman"/>
+          <w:sz w:val="16"/>
           <w:szCs w:val="8"/>
           <w:lang w:eastAsia="zh-CN"/>
         </w:rPr>
@@ -552,8 +561,8 @@
       </w:r>
       <w:r>
         <w:rPr>
-          <w:rFonts w:asciiTheme="majorEastAsia" w:eastAsiaTheme="majorEastAsia" w:hAnsiTheme="majorEastAsia"/>
-          <w:sz w:val="8"/>
+          <w:rFonts w:ascii="黑体" w:eastAsia="黑体" w:hAnsi="黑体"/>
+          <w:sz w:val="16"/>
           <w:szCs w:val="8"/>
           <w:lang w:eastAsia="zh-CN"/>
         </w:rPr>
@@ -562,18 +571,18 @@
     </w:p>
     <w:p>
       <w:pPr>
-        <w:pStyle w:val="a7"/>
-        <w:rPr>
-          <w:rFonts w:asciiTheme="majorEastAsia" w:eastAsiaTheme="majorEastAsia" w:hAnsiTheme="majorEastAsia"/>
-          <w:sz w:val="8"/>
-          <w:szCs w:val="8"/>
-          <w:lang w:eastAsia="zh-CN"/>
-        </w:rPr>
-      </w:pPr>
-      <w:r>
-        <w:rPr>
-          <w:rFonts w:asciiTheme="majorEastAsia" w:eastAsiaTheme="majorEastAsia" w:hAnsiTheme="majorEastAsia" w:cs="Times New Roman"/>
-          <w:sz w:val="8"/>
+        <w:pStyle w:val="a5"/>
+        <w:rPr>
+          <w:rFonts w:ascii="黑体" w:eastAsia="黑体" w:hAnsi="黑体"/>
+          <w:sz w:val="16"/>
+          <w:szCs w:val="8"/>
+          <w:lang w:eastAsia="zh-CN"/>
+        </w:rPr>
+      </w:pPr>
+      <w:r>
+        <w:rPr>
+          <w:rFonts w:ascii="黑体" w:eastAsia="黑体" w:hAnsi="黑体" w:cs="Times New Roman"/>
+          <w:sz w:val="16"/>
           <w:szCs w:val="8"/>
           <w:lang w:eastAsia="zh-CN"/>
         </w:rPr>
@@ -581,8 +590,8 @@
       </w:r>
       <w:r>
         <w:rPr>
-          <w:rFonts w:asciiTheme="majorEastAsia" w:eastAsiaTheme="majorEastAsia" w:hAnsiTheme="majorEastAsia"/>
-          <w:sz w:val="8"/>
+          <w:rFonts w:ascii="黑体" w:eastAsia="黑体" w:hAnsi="黑体"/>
+          <w:sz w:val="16"/>
           <w:szCs w:val="8"/>
           <w:lang w:eastAsia="zh-CN"/>
         </w:rPr>
@@ -590,8 +599,8 @@
       </w:r>
       <w:r>
         <w:rPr>
-          <w:rFonts w:asciiTheme="majorEastAsia" w:eastAsiaTheme="majorEastAsia" w:hAnsiTheme="majorEastAsia" w:cs="Times New Roman"/>
-          <w:sz w:val="8"/>
+          <w:rFonts w:ascii="黑体" w:eastAsia="黑体" w:hAnsi="黑体" w:cs="Times New Roman"/>
+          <w:sz w:val="16"/>
           <w:szCs w:val="8"/>
           <w:lang w:eastAsia="zh-CN"/>
         </w:rPr>
@@ -599,8 +608,8 @@
       </w:r>
       <w:r>
         <w:rPr>
-          <w:rFonts w:asciiTheme="majorEastAsia" w:eastAsiaTheme="majorEastAsia" w:hAnsiTheme="majorEastAsia"/>
-          <w:sz w:val="8"/>
+          <w:rFonts w:ascii="黑体" w:eastAsia="黑体" w:hAnsi="黑体"/>
+          <w:sz w:val="16"/>
           <w:szCs w:val="8"/>
           <w:lang w:eastAsia="zh-CN"/>
         </w:rPr>
@@ -608,8 +617,8 @@
       </w:r>
       <w:r>
         <w:rPr>
-          <w:rFonts w:asciiTheme="majorEastAsia" w:eastAsiaTheme="majorEastAsia" w:hAnsiTheme="majorEastAsia" w:cs="Times New Roman"/>
-          <w:sz w:val="8"/>
+          <w:rFonts w:ascii="黑体" w:eastAsia="黑体" w:hAnsi="黑体" w:cs="Times New Roman"/>
+          <w:sz w:val="16"/>
           <w:szCs w:val="8"/>
           <w:lang w:eastAsia="zh-CN"/>
         </w:rPr>
@@ -617,8 +626,8 @@
       </w:r>
       <w:r>
         <w:rPr>
-          <w:rFonts w:asciiTheme="majorEastAsia" w:eastAsiaTheme="majorEastAsia" w:hAnsiTheme="majorEastAsia"/>
-          <w:sz w:val="8"/>
+          <w:rFonts w:ascii="黑体" w:eastAsia="黑体" w:hAnsi="黑体"/>
+          <w:sz w:val="16"/>
           <w:szCs w:val="8"/>
           <w:lang w:eastAsia="zh-CN"/>
         </w:rPr>
@@ -627,19 +636,19 @@
     </w:p>
     <w:p>
       <w:pPr>
-        <w:pStyle w:val="a7"/>
+        <w:pStyle w:val="a5"/>
         <w:ind w:left="525" w:right="1325" w:hanging="508"/>
         <w:rPr>
-          <w:rFonts w:asciiTheme="majorEastAsia" w:eastAsiaTheme="majorEastAsia" w:hAnsiTheme="majorEastAsia"/>
-          <w:sz w:val="8"/>
-          <w:szCs w:val="8"/>
-          <w:lang w:eastAsia="zh-CN"/>
-        </w:rPr>
-      </w:pPr>
-      <w:r>
-        <w:rPr>
-          <w:rFonts w:asciiTheme="majorEastAsia" w:eastAsiaTheme="majorEastAsia" w:hAnsiTheme="majorEastAsia"/>
-          <w:sz w:val="8"/>
+          <w:rFonts w:ascii="黑体" w:eastAsia="黑体" w:hAnsi="黑体"/>
+          <w:sz w:val="16"/>
+          <w:szCs w:val="8"/>
+          <w:lang w:eastAsia="zh-CN"/>
+        </w:rPr>
+      </w:pPr>
+      <w:r>
+        <w:rPr>
+          <w:rFonts w:ascii="黑体" w:eastAsia="黑体" w:hAnsi="黑体"/>
+          <w:sz w:val="16"/>
           <w:szCs w:val="8"/>
           <w:lang w:eastAsia="zh-CN"/>
         </w:rPr>
@@ -648,19 +657,19 @@
     </w:p>
     <w:p>
       <w:pPr>
-        <w:pStyle w:val="a7"/>
+        <w:pStyle w:val="a5"/>
         <w:ind w:left="525" w:right="1325" w:hanging="508"/>
         <w:rPr>
-          <w:rFonts w:asciiTheme="majorEastAsia" w:eastAsiaTheme="majorEastAsia" w:hAnsiTheme="majorEastAsia"/>
-          <w:sz w:val="8"/>
-          <w:szCs w:val="8"/>
-          <w:lang w:eastAsia="zh-CN"/>
-        </w:rPr>
-      </w:pPr>
-      <w:r>
-        <w:rPr>
-          <w:rFonts w:asciiTheme="majorEastAsia" w:eastAsiaTheme="majorEastAsia" w:hAnsiTheme="majorEastAsia" w:cs="Times New Roman"/>
-          <w:sz w:val="8"/>
+          <w:rFonts w:ascii="黑体" w:eastAsia="黑体" w:hAnsi="黑体"/>
+          <w:sz w:val="16"/>
+          <w:szCs w:val="8"/>
+          <w:lang w:eastAsia="zh-CN"/>
+        </w:rPr>
+      </w:pPr>
+      <w:r>
+        <w:rPr>
+          <w:rFonts w:ascii="黑体" w:eastAsia="黑体" w:hAnsi="黑体" w:cs="Times New Roman"/>
+          <w:sz w:val="16"/>
           <w:szCs w:val="8"/>
           <w:lang w:eastAsia="zh-CN"/>
         </w:rPr>
@@ -668,8 +677,8 @@
       </w:r>
       <w:r>
         <w:rPr>
-          <w:rFonts w:asciiTheme="majorEastAsia" w:eastAsiaTheme="majorEastAsia" w:hAnsiTheme="majorEastAsia"/>
-          <w:sz w:val="8"/>
+          <w:rFonts w:ascii="黑体" w:eastAsia="黑体" w:hAnsi="黑体"/>
+          <w:sz w:val="16"/>
           <w:szCs w:val="8"/>
           <w:lang w:eastAsia="zh-CN"/>
         </w:rPr>
@@ -678,18 +687,18 @@
     </w:p>
     <w:p>
       <w:pPr>
-        <w:pStyle w:val="a7"/>
-        <w:rPr>
-          <w:rFonts w:asciiTheme="majorEastAsia" w:eastAsiaTheme="majorEastAsia" w:hAnsiTheme="majorEastAsia"/>
-          <w:sz w:val="8"/>
-          <w:szCs w:val="8"/>
-          <w:lang w:eastAsia="zh-CN"/>
-        </w:rPr>
-      </w:pPr>
-      <w:r>
-        <w:rPr>
-          <w:rFonts w:asciiTheme="majorEastAsia" w:eastAsiaTheme="majorEastAsia" w:hAnsiTheme="majorEastAsia" w:cs="Times New Roman"/>
-          <w:sz w:val="8"/>
+        <w:pStyle w:val="a5"/>
+        <w:rPr>
+          <w:rFonts w:ascii="黑体" w:eastAsia="黑体" w:hAnsi="黑体"/>
+          <w:sz w:val="16"/>
+          <w:szCs w:val="8"/>
+          <w:lang w:eastAsia="zh-CN"/>
+        </w:rPr>
+      </w:pPr>
+      <w:r>
+        <w:rPr>
+          <w:rFonts w:ascii="黑体" w:eastAsia="黑体" w:hAnsi="黑体" w:cs="Times New Roman"/>
+          <w:sz w:val="16"/>
           <w:szCs w:val="8"/>
           <w:lang w:eastAsia="zh-CN"/>
         </w:rPr>
@@ -697,8 +706,8 @@
       </w:r>
       <w:r>
         <w:rPr>
-          <w:rFonts w:asciiTheme="majorEastAsia" w:eastAsiaTheme="majorEastAsia" w:hAnsiTheme="majorEastAsia"/>
-          <w:sz w:val="8"/>
+          <w:rFonts w:ascii="黑体" w:eastAsia="黑体" w:hAnsi="黑体"/>
+          <w:sz w:val="16"/>
           <w:szCs w:val="8"/>
           <w:lang w:eastAsia="zh-CN"/>
         </w:rPr>
@@ -707,19 +716,19 @@
     </w:p>
     <w:p>
       <w:pPr>
-        <w:pStyle w:val="a7"/>
-        <w:rPr>
-          <w:rFonts w:asciiTheme="majorEastAsia" w:eastAsiaTheme="majorEastAsia" w:hAnsiTheme="majorEastAsia"/>
-          <w:sz w:val="8"/>
-          <w:szCs w:val="8"/>
-          <w:lang w:eastAsia="zh-CN"/>
-        </w:rPr>
-      </w:pPr>
-      <w:r>
-        <w:rPr>
-          <w:rFonts w:asciiTheme="majorEastAsia" w:eastAsiaTheme="majorEastAsia" w:hAnsiTheme="majorEastAsia" w:cs="Times New Roman"/>
+        <w:pStyle w:val="a5"/>
+        <w:rPr>
+          <w:rFonts w:ascii="黑体" w:eastAsia="黑体" w:hAnsi="黑体"/>
+          <w:sz w:val="16"/>
+          <w:szCs w:val="8"/>
+          <w:lang w:eastAsia="zh-CN"/>
+        </w:rPr>
+      </w:pPr>
+      <w:r>
+        <w:rPr>
+          <w:rFonts w:ascii="黑体" w:eastAsia="黑体" w:hAnsi="黑体" w:cs="Times New Roman"/>
           <w:position w:val="7"/>
-          <w:sz w:val="8"/>
+          <w:sz w:val="16"/>
           <w:szCs w:val="8"/>
           <w:lang w:eastAsia="zh-CN"/>
         </w:rPr>
@@ -727,9 +736,9 @@
       </w:r>
       <w:r>
         <w:rPr>
-          <w:rFonts w:asciiTheme="majorEastAsia" w:eastAsiaTheme="majorEastAsia" w:hAnsiTheme="majorEastAsia"/>
+          <w:rFonts w:ascii="黑体" w:eastAsia="黑体" w:hAnsi="黑体"/>
           <w:position w:val="7"/>
-          <w:sz w:val="8"/>
+          <w:sz w:val="16"/>
           <w:szCs w:val="8"/>
           <w:lang w:eastAsia="zh-CN"/>
         </w:rPr>
@@ -738,18 +747,18 @@
     </w:p>
     <w:p>
       <w:pPr>
-        <w:pStyle w:val="a7"/>
-        <w:rPr>
-          <w:rFonts w:asciiTheme="majorEastAsia" w:eastAsiaTheme="majorEastAsia" w:hAnsiTheme="majorEastAsia"/>
-          <w:sz w:val="8"/>
-          <w:szCs w:val="8"/>
-          <w:lang w:eastAsia="zh-CN"/>
-        </w:rPr>
-      </w:pPr>
-      <w:r>
-        <w:rPr>
-          <w:rFonts w:asciiTheme="majorEastAsia" w:eastAsiaTheme="majorEastAsia" w:hAnsiTheme="majorEastAsia" w:cs="Times New Roman"/>
-          <w:sz w:val="8"/>
+        <w:pStyle w:val="a5"/>
+        <w:rPr>
+          <w:rFonts w:ascii="黑体" w:eastAsia="黑体" w:hAnsi="黑体"/>
+          <w:sz w:val="16"/>
+          <w:szCs w:val="8"/>
+          <w:lang w:eastAsia="zh-CN"/>
+        </w:rPr>
+      </w:pPr>
+      <w:r>
+        <w:rPr>
+          <w:rFonts w:ascii="黑体" w:eastAsia="黑体" w:hAnsi="黑体" w:cs="Times New Roman"/>
+          <w:sz w:val="16"/>
           <w:szCs w:val="8"/>
           <w:lang w:eastAsia="zh-CN"/>
         </w:rPr>
@@ -757,8 +766,8 @@
       </w:r>
       <w:r>
         <w:rPr>
-          <w:rFonts w:asciiTheme="majorEastAsia" w:eastAsiaTheme="majorEastAsia" w:hAnsiTheme="majorEastAsia"/>
-          <w:sz w:val="8"/>
+          <w:rFonts w:ascii="黑体" w:eastAsia="黑体" w:hAnsi="黑体"/>
+          <w:sz w:val="16"/>
           <w:szCs w:val="8"/>
           <w:lang w:eastAsia="zh-CN"/>
         </w:rPr>
@@ -767,19 +776,19 @@
     </w:p>
     <w:p>
       <w:pPr>
-        <w:pStyle w:val="a7"/>
-        <w:rPr>
-          <w:rFonts w:asciiTheme="majorEastAsia" w:eastAsiaTheme="majorEastAsia" w:hAnsiTheme="majorEastAsia"/>
-          <w:sz w:val="8"/>
-          <w:szCs w:val="8"/>
-          <w:lang w:eastAsia="zh-CN"/>
-        </w:rPr>
-      </w:pPr>
-      <w:r>
-        <w:rPr>
-          <w:rFonts w:asciiTheme="majorEastAsia" w:eastAsiaTheme="majorEastAsia" w:hAnsiTheme="majorEastAsia" w:cs="Times New Roman"/>
+        <w:pStyle w:val="a5"/>
+        <w:rPr>
+          <w:rFonts w:ascii="黑体" w:eastAsia="黑体" w:hAnsi="黑体"/>
+          <w:sz w:val="16"/>
+          <w:szCs w:val="8"/>
+          <w:lang w:eastAsia="zh-CN"/>
+        </w:rPr>
+      </w:pPr>
+      <w:r>
+        <w:rPr>
+          <w:rFonts w:ascii="黑体" w:eastAsia="黑体" w:hAnsi="黑体" w:cs="Times New Roman"/>
           <w:position w:val="7"/>
-          <w:sz w:val="8"/>
+          <w:sz w:val="16"/>
           <w:szCs w:val="8"/>
           <w:lang w:eastAsia="zh-CN"/>
         </w:rPr>
@@ -787,9 +796,9 @@
       </w:r>
       <w:r>
         <w:rPr>
-          <w:rFonts w:asciiTheme="majorEastAsia" w:eastAsiaTheme="majorEastAsia" w:hAnsiTheme="majorEastAsia"/>
+          <w:rFonts w:ascii="黑体" w:eastAsia="黑体" w:hAnsi="黑体"/>
           <w:position w:val="7"/>
-          <w:sz w:val="8"/>
+          <w:sz w:val="16"/>
           <w:szCs w:val="8"/>
           <w:lang w:eastAsia="zh-CN"/>
         </w:rPr>
@@ -798,18 +807,18 @@
     </w:p>
     <w:p>
       <w:pPr>
-        <w:pStyle w:val="a7"/>
-        <w:rPr>
-          <w:rFonts w:asciiTheme="majorEastAsia" w:eastAsiaTheme="majorEastAsia" w:hAnsiTheme="majorEastAsia"/>
-          <w:sz w:val="8"/>
-          <w:szCs w:val="8"/>
-          <w:lang w:eastAsia="zh-CN"/>
-        </w:rPr>
-      </w:pPr>
-      <w:r>
-        <w:rPr>
-          <w:rFonts w:asciiTheme="majorEastAsia" w:eastAsiaTheme="majorEastAsia" w:hAnsiTheme="majorEastAsia" w:cs="Times New Roman"/>
-          <w:sz w:val="8"/>
+        <w:pStyle w:val="a5"/>
+        <w:rPr>
+          <w:rFonts w:ascii="黑体" w:eastAsia="黑体" w:hAnsi="黑体"/>
+          <w:sz w:val="16"/>
+          <w:szCs w:val="8"/>
+          <w:lang w:eastAsia="zh-CN"/>
+        </w:rPr>
+      </w:pPr>
+      <w:r>
+        <w:rPr>
+          <w:rFonts w:ascii="黑体" w:eastAsia="黑体" w:hAnsi="黑体" w:cs="Times New Roman"/>
+          <w:sz w:val="16"/>
           <w:szCs w:val="8"/>
           <w:lang w:eastAsia="zh-CN"/>
         </w:rPr>
@@ -817,8 +826,8 @@
       </w:r>
       <w:r>
         <w:rPr>
-          <w:rFonts w:asciiTheme="majorEastAsia" w:eastAsiaTheme="majorEastAsia" w:hAnsiTheme="majorEastAsia"/>
-          <w:sz w:val="8"/>
+          <w:rFonts w:ascii="黑体" w:eastAsia="黑体" w:hAnsi="黑体"/>
+          <w:sz w:val="16"/>
           <w:szCs w:val="8"/>
           <w:lang w:eastAsia="zh-CN"/>
         </w:rPr>
@@ -827,18 +836,18 @@
     </w:p>
     <w:p>
       <w:pPr>
-        <w:pStyle w:val="a7"/>
-        <w:rPr>
-          <w:rFonts w:asciiTheme="majorEastAsia" w:eastAsiaTheme="majorEastAsia" w:hAnsiTheme="majorEastAsia"/>
-          <w:sz w:val="8"/>
-          <w:szCs w:val="8"/>
-          <w:lang w:eastAsia="zh-CN"/>
-        </w:rPr>
-      </w:pPr>
-      <w:r>
-        <w:rPr>
-          <w:rFonts w:asciiTheme="majorEastAsia" w:eastAsiaTheme="majorEastAsia" w:hAnsiTheme="majorEastAsia" w:cs="Times New Roman"/>
-          <w:sz w:val="8"/>
+        <w:pStyle w:val="a5"/>
+        <w:rPr>
+          <w:rFonts w:ascii="黑体" w:eastAsia="黑体" w:hAnsi="黑体"/>
+          <w:sz w:val="16"/>
+          <w:szCs w:val="8"/>
+          <w:lang w:eastAsia="zh-CN"/>
+        </w:rPr>
+      </w:pPr>
+      <w:r>
+        <w:rPr>
+          <w:rFonts w:ascii="黑体" w:eastAsia="黑体" w:hAnsi="黑体" w:cs="Times New Roman"/>
+          <w:sz w:val="16"/>
           <w:szCs w:val="8"/>
           <w:lang w:eastAsia="zh-CN"/>
         </w:rPr>
@@ -846,8 +855,8 @@
       </w:r>
       <w:r>
         <w:rPr>
-          <w:rFonts w:asciiTheme="majorEastAsia" w:eastAsiaTheme="majorEastAsia" w:hAnsiTheme="majorEastAsia"/>
-          <w:sz w:val="8"/>
+          <w:rFonts w:ascii="黑体" w:eastAsia="黑体" w:hAnsi="黑体"/>
+          <w:sz w:val="16"/>
           <w:szCs w:val="8"/>
           <w:lang w:eastAsia="zh-CN"/>
         </w:rPr>
@@ -856,19 +865,19 @@
     </w:p>
     <w:p>
       <w:pPr>
-        <w:pStyle w:val="a7"/>
+        <w:pStyle w:val="a5"/>
         <w:ind w:left="1" w:right="4"/>
         <w:rPr>
-          <w:rFonts w:asciiTheme="majorEastAsia" w:eastAsiaTheme="majorEastAsia" w:hAnsiTheme="majorEastAsia" w:hint="eastAsia"/>
-          <w:sz w:val="8"/>
-          <w:szCs w:val="8"/>
-          <w:lang w:eastAsia="zh-CN"/>
-        </w:rPr>
-      </w:pPr>
-      <w:r>
-        <w:rPr>
-          <w:rFonts w:asciiTheme="majorEastAsia" w:eastAsiaTheme="majorEastAsia" w:hAnsiTheme="majorEastAsia" w:cs="Times New Roman"/>
-          <w:sz w:val="8"/>
+          <w:rFonts w:ascii="黑体" w:eastAsia="黑体" w:hAnsi="黑体"/>
+          <w:sz w:val="16"/>
+          <w:szCs w:val="8"/>
+          <w:lang w:eastAsia="zh-CN"/>
+        </w:rPr>
+      </w:pPr>
+      <w:r>
+        <w:rPr>
+          <w:rFonts w:ascii="黑体" w:eastAsia="黑体" w:hAnsi="黑体" w:cs="Times New Roman"/>
+          <w:sz w:val="16"/>
           <w:szCs w:val="8"/>
           <w:lang w:eastAsia="zh-CN"/>
         </w:rPr>
@@ -876,29 +885,29 @@
       </w:r>
       <w:r>
         <w:rPr>
-          <w:rFonts w:asciiTheme="majorEastAsia" w:eastAsiaTheme="majorEastAsia" w:hAnsiTheme="majorEastAsia"/>
-          <w:sz w:val="8"/>
-          <w:szCs w:val="8"/>
-          <w:lang w:eastAsia="zh-CN"/>
-        </w:rPr>
-        <w:t>、应该首先制定项目的质量管理计划，然后在项目的实施过程中进行质量控制，每隔一定时间如阶段末实施质量计划中确定的、系统的质量活动例如审计或同行审查，以评价项目的整 体绩效，确保项目为了满足项目干系人的期望实施了所有必须过程</w:t>
-      </w:r>
-    </w:p>
-    <w:p>
-      <w:pPr>
-        <w:pStyle w:val="a7"/>
+          <w:rFonts w:ascii="黑体" w:eastAsia="黑体" w:hAnsi="黑体"/>
+          <w:sz w:val="16"/>
+          <w:szCs w:val="8"/>
+          <w:lang w:eastAsia="zh-CN"/>
+        </w:rPr>
+        <w:t>、应该首先制定项目的质量管理计划，然后在项目的实施过程中进行质量控制，每隔一定时间如阶段末实施质量计划中确定的、系统的质量活动例如审计或同行审查，以评价项目的整体绩效，确保项目为了满足项目干系人的期望实施了所有必须过程</w:t>
+      </w:r>
+    </w:p>
+    <w:p>
+      <w:pPr>
+        <w:pStyle w:val="a5"/>
         <w:ind w:right="51"/>
         <w:rPr>
-          <w:rFonts w:asciiTheme="majorEastAsia" w:eastAsiaTheme="majorEastAsia" w:hAnsiTheme="majorEastAsia"/>
-          <w:sz w:val="8"/>
-          <w:szCs w:val="8"/>
-          <w:lang w:eastAsia="zh-CN"/>
-        </w:rPr>
-      </w:pPr>
-      <w:r>
-        <w:rPr>
-          <w:rFonts w:asciiTheme="majorEastAsia" w:eastAsiaTheme="majorEastAsia" w:hAnsiTheme="majorEastAsia" w:cs="Times New Roman"/>
-          <w:sz w:val="8"/>
+          <w:rFonts w:ascii="黑体" w:eastAsia="黑体" w:hAnsi="黑体"/>
+          <w:sz w:val="16"/>
+          <w:szCs w:val="8"/>
+          <w:lang w:eastAsia="zh-CN"/>
+        </w:rPr>
+      </w:pPr>
+      <w:r>
+        <w:rPr>
+          <w:rFonts w:ascii="黑体" w:eastAsia="黑体" w:hAnsi="黑体" w:cs="Times New Roman"/>
+          <w:sz w:val="16"/>
           <w:szCs w:val="8"/>
           <w:lang w:eastAsia="zh-CN"/>
         </w:rPr>
@@ -906,8 +915,8 @@
       </w:r>
       <w:r>
         <w:rPr>
-          <w:rFonts w:asciiTheme="majorEastAsia" w:eastAsiaTheme="majorEastAsia" w:hAnsiTheme="majorEastAsia"/>
-          <w:sz w:val="8"/>
+          <w:rFonts w:ascii="黑体" w:eastAsia="黑体" w:hAnsi="黑体"/>
+          <w:sz w:val="16"/>
           <w:szCs w:val="8"/>
           <w:lang w:eastAsia="zh-CN"/>
         </w:rPr>
@@ -915,8 +924,8 @@
       </w:r>
       <w:r>
         <w:rPr>
-          <w:rFonts w:asciiTheme="majorEastAsia" w:eastAsiaTheme="majorEastAsia" w:hAnsiTheme="majorEastAsia" w:cs="Times New Roman"/>
-          <w:sz w:val="8"/>
+          <w:rFonts w:ascii="黑体" w:eastAsia="黑体" w:hAnsi="黑体" w:cs="Times New Roman"/>
+          <w:sz w:val="16"/>
           <w:szCs w:val="8"/>
           <w:lang w:eastAsia="zh-CN"/>
         </w:rPr>
@@ -924,8 +933,8 @@
       </w:r>
       <w:r>
         <w:rPr>
-          <w:rFonts w:asciiTheme="majorEastAsia" w:eastAsiaTheme="majorEastAsia" w:hAnsiTheme="majorEastAsia"/>
-          <w:sz w:val="8"/>
+          <w:rFonts w:ascii="黑体" w:eastAsia="黑体" w:hAnsi="黑体"/>
+          <w:sz w:val="16"/>
           <w:szCs w:val="8"/>
           <w:lang w:eastAsia="zh-CN"/>
         </w:rPr>
@@ -933,8 +942,8 @@
       </w:r>
       <w:r>
         <w:rPr>
-          <w:rFonts w:asciiTheme="majorEastAsia" w:eastAsiaTheme="majorEastAsia" w:hAnsiTheme="majorEastAsia" w:cs="Times New Roman"/>
-          <w:sz w:val="8"/>
+          <w:rFonts w:ascii="黑体" w:eastAsia="黑体" w:hAnsi="黑体" w:cs="Times New Roman"/>
+          <w:sz w:val="16"/>
           <w:szCs w:val="8"/>
           <w:lang w:eastAsia="zh-CN"/>
         </w:rPr>
@@ -942,8 +951,8 @@
       </w:r>
       <w:r>
         <w:rPr>
-          <w:rFonts w:asciiTheme="majorEastAsia" w:eastAsiaTheme="majorEastAsia" w:hAnsiTheme="majorEastAsia"/>
-          <w:sz w:val="8"/>
+          <w:rFonts w:ascii="黑体" w:eastAsia="黑体" w:hAnsi="黑体"/>
+          <w:sz w:val="16"/>
           <w:szCs w:val="8"/>
           <w:lang w:eastAsia="zh-CN"/>
         </w:rPr>
@@ -952,18 +961,18 @@
     </w:p>
     <w:p>
       <w:pPr>
-        <w:pStyle w:val="a7"/>
-        <w:rPr>
-          <w:rFonts w:asciiTheme="majorEastAsia" w:eastAsiaTheme="majorEastAsia" w:hAnsiTheme="majorEastAsia"/>
-          <w:sz w:val="8"/>
-          <w:szCs w:val="8"/>
-          <w:lang w:eastAsia="zh-CN"/>
-        </w:rPr>
-      </w:pPr>
-      <w:r>
-        <w:rPr>
-          <w:rFonts w:asciiTheme="majorEastAsia" w:eastAsiaTheme="majorEastAsia" w:hAnsiTheme="majorEastAsia" w:cs="Times New Roman"/>
-          <w:sz w:val="8"/>
+        <w:pStyle w:val="a5"/>
+        <w:rPr>
+          <w:rFonts w:ascii="黑体" w:eastAsia="黑体" w:hAnsi="黑体"/>
+          <w:sz w:val="16"/>
+          <w:szCs w:val="8"/>
+          <w:lang w:eastAsia="zh-CN"/>
+        </w:rPr>
+      </w:pPr>
+      <w:r>
+        <w:rPr>
+          <w:rFonts w:ascii="黑体" w:eastAsia="黑体" w:hAnsi="黑体" w:cs="Times New Roman"/>
+          <w:sz w:val="16"/>
           <w:szCs w:val="8"/>
           <w:lang w:eastAsia="zh-CN"/>
         </w:rPr>
@@ -971,8 +980,8 @@
       </w:r>
       <w:r>
         <w:rPr>
-          <w:rFonts w:asciiTheme="majorEastAsia" w:eastAsiaTheme="majorEastAsia" w:hAnsiTheme="majorEastAsia"/>
-          <w:sz w:val="8"/>
+          <w:rFonts w:ascii="黑体" w:eastAsia="黑体" w:hAnsi="黑体"/>
+          <w:sz w:val="16"/>
           <w:szCs w:val="8"/>
           <w:lang w:eastAsia="zh-CN"/>
         </w:rPr>
@@ -981,18 +990,18 @@
     </w:p>
     <w:p>
       <w:pPr>
-        <w:pStyle w:val="a7"/>
-        <w:rPr>
-          <w:rFonts w:asciiTheme="majorEastAsia" w:eastAsiaTheme="majorEastAsia" w:hAnsiTheme="majorEastAsia"/>
-          <w:sz w:val="8"/>
-          <w:szCs w:val="8"/>
-          <w:lang w:eastAsia="zh-CN"/>
-        </w:rPr>
-      </w:pPr>
-      <w:r>
-        <w:rPr>
-          <w:rFonts w:asciiTheme="majorEastAsia" w:eastAsiaTheme="majorEastAsia" w:hAnsiTheme="majorEastAsia" w:cs="Times New Roman"/>
-          <w:sz w:val="8"/>
+        <w:pStyle w:val="a5"/>
+        <w:rPr>
+          <w:rFonts w:ascii="黑体" w:eastAsia="黑体" w:hAnsi="黑体"/>
+          <w:sz w:val="16"/>
+          <w:szCs w:val="8"/>
+          <w:lang w:eastAsia="zh-CN"/>
+        </w:rPr>
+      </w:pPr>
+      <w:r>
+        <w:rPr>
+          <w:rFonts w:ascii="黑体" w:eastAsia="黑体" w:hAnsi="黑体" w:cs="Times New Roman"/>
+          <w:sz w:val="16"/>
           <w:szCs w:val="8"/>
           <w:lang w:eastAsia="zh-CN"/>
         </w:rPr>
@@ -1000,8 +1009,8 @@
       </w:r>
       <w:r>
         <w:rPr>
-          <w:rFonts w:asciiTheme="majorEastAsia" w:eastAsiaTheme="majorEastAsia" w:hAnsiTheme="majorEastAsia"/>
-          <w:sz w:val="8"/>
+          <w:rFonts w:ascii="黑体" w:eastAsia="黑体" w:hAnsi="黑体"/>
+          <w:sz w:val="16"/>
           <w:szCs w:val="8"/>
           <w:lang w:eastAsia="zh-CN"/>
         </w:rPr>
@@ -1010,19 +1019,19 @@
     </w:p>
     <w:p>
       <w:pPr>
-        <w:pStyle w:val="a7"/>
+        <w:pStyle w:val="a5"/>
         <w:ind w:left="18" w:right="24"/>
         <w:rPr>
-          <w:rFonts w:asciiTheme="majorEastAsia" w:eastAsiaTheme="majorEastAsia" w:hAnsiTheme="majorEastAsia"/>
-          <w:sz w:val="8"/>
-          <w:szCs w:val="8"/>
-          <w:lang w:eastAsia="zh-CN"/>
-        </w:rPr>
-      </w:pPr>
-      <w:r>
-        <w:rPr>
-          <w:rFonts w:asciiTheme="majorEastAsia" w:eastAsiaTheme="majorEastAsia" w:hAnsiTheme="majorEastAsia" w:cs="Times New Roman"/>
-          <w:sz w:val="8"/>
+          <w:rFonts w:ascii="黑体" w:eastAsia="黑体" w:hAnsi="黑体"/>
+          <w:sz w:val="16"/>
+          <w:szCs w:val="8"/>
+          <w:lang w:eastAsia="zh-CN"/>
+        </w:rPr>
+      </w:pPr>
+      <w:r>
+        <w:rPr>
+          <w:rFonts w:ascii="黑体" w:eastAsia="黑体" w:hAnsi="黑体" w:cs="Times New Roman"/>
+          <w:sz w:val="16"/>
           <w:szCs w:val="8"/>
           <w:lang w:eastAsia="zh-CN"/>
         </w:rPr>
@@ -1030,8 +1039,8 @@
       </w:r>
       <w:r>
         <w:rPr>
-          <w:rFonts w:asciiTheme="majorEastAsia" w:eastAsiaTheme="majorEastAsia" w:hAnsiTheme="majorEastAsia"/>
-          <w:sz w:val="8"/>
+          <w:rFonts w:ascii="黑体" w:eastAsia="黑体" w:hAnsi="黑体"/>
+          <w:sz w:val="16"/>
           <w:szCs w:val="8"/>
           <w:lang w:eastAsia="zh-CN"/>
         </w:rPr>
@@ -1040,18 +1049,18 @@
     </w:p>
     <w:p>
       <w:pPr>
-        <w:pStyle w:val="a7"/>
-        <w:rPr>
-          <w:rFonts w:asciiTheme="majorEastAsia" w:eastAsiaTheme="majorEastAsia" w:hAnsiTheme="majorEastAsia"/>
-          <w:sz w:val="8"/>
-          <w:szCs w:val="8"/>
-          <w:lang w:eastAsia="zh-CN"/>
-        </w:rPr>
-      </w:pPr>
-      <w:r>
-        <w:rPr>
-          <w:rFonts w:asciiTheme="majorEastAsia" w:eastAsiaTheme="majorEastAsia" w:hAnsiTheme="majorEastAsia" w:cs="Times New Roman"/>
-          <w:sz w:val="8"/>
+        <w:pStyle w:val="a5"/>
+        <w:rPr>
+          <w:rFonts w:ascii="黑体" w:eastAsia="黑体" w:hAnsi="黑体"/>
+          <w:sz w:val="16"/>
+          <w:szCs w:val="8"/>
+          <w:lang w:eastAsia="zh-CN"/>
+        </w:rPr>
+      </w:pPr>
+      <w:r>
+        <w:rPr>
+          <w:rFonts w:ascii="黑体" w:eastAsia="黑体" w:hAnsi="黑体" w:cs="Times New Roman"/>
+          <w:sz w:val="16"/>
           <w:szCs w:val="8"/>
           <w:lang w:eastAsia="zh-CN"/>
         </w:rPr>
@@ -1059,8 +1068,8 @@
       </w:r>
       <w:r>
         <w:rPr>
-          <w:rFonts w:asciiTheme="majorEastAsia" w:eastAsiaTheme="majorEastAsia" w:hAnsiTheme="majorEastAsia"/>
-          <w:sz w:val="8"/>
+          <w:rFonts w:ascii="黑体" w:eastAsia="黑体" w:hAnsi="黑体"/>
+          <w:sz w:val="16"/>
           <w:szCs w:val="8"/>
           <w:lang w:eastAsia="zh-CN"/>
         </w:rPr>
@@ -1069,18 +1078,18 @@
     </w:p>
     <w:p>
       <w:pPr>
-        <w:pStyle w:val="a7"/>
-        <w:rPr>
-          <w:rFonts w:asciiTheme="majorEastAsia" w:eastAsiaTheme="majorEastAsia" w:hAnsiTheme="majorEastAsia"/>
-          <w:sz w:val="8"/>
-          <w:szCs w:val="8"/>
-          <w:lang w:eastAsia="zh-CN"/>
-        </w:rPr>
-      </w:pPr>
-      <w:r>
-        <w:rPr>
-          <w:rFonts w:asciiTheme="majorEastAsia" w:eastAsiaTheme="majorEastAsia" w:hAnsiTheme="majorEastAsia" w:cs="Times New Roman"/>
-          <w:sz w:val="8"/>
+        <w:pStyle w:val="a5"/>
+        <w:rPr>
+          <w:rFonts w:ascii="黑体" w:eastAsia="黑体" w:hAnsi="黑体"/>
+          <w:sz w:val="16"/>
+          <w:szCs w:val="8"/>
+          <w:lang w:eastAsia="zh-CN"/>
+        </w:rPr>
+      </w:pPr>
+      <w:r>
+        <w:rPr>
+          <w:rFonts w:ascii="黑体" w:eastAsia="黑体" w:hAnsi="黑体" w:cs="Times New Roman"/>
+          <w:sz w:val="16"/>
           <w:szCs w:val="8"/>
           <w:lang w:eastAsia="zh-CN"/>
         </w:rPr>
@@ -1088,8 +1097,8 @@
       </w:r>
       <w:r>
         <w:rPr>
-          <w:rFonts w:asciiTheme="majorEastAsia" w:eastAsiaTheme="majorEastAsia" w:hAnsiTheme="majorEastAsia"/>
-          <w:sz w:val="8"/>
+          <w:rFonts w:ascii="黑体" w:eastAsia="黑体" w:hAnsi="黑体"/>
+          <w:sz w:val="16"/>
           <w:szCs w:val="8"/>
           <w:lang w:eastAsia="zh-CN"/>
         </w:rPr>
@@ -1098,18 +1107,18 @@
     </w:p>
     <w:p>
       <w:pPr>
-        <w:pStyle w:val="a7"/>
-        <w:rPr>
-          <w:rFonts w:asciiTheme="majorEastAsia" w:eastAsiaTheme="majorEastAsia" w:hAnsiTheme="majorEastAsia"/>
-          <w:sz w:val="8"/>
-          <w:szCs w:val="8"/>
-          <w:lang w:eastAsia="zh-CN"/>
-        </w:rPr>
-      </w:pPr>
-      <w:r>
-        <w:rPr>
-          <w:rFonts w:asciiTheme="majorEastAsia" w:eastAsiaTheme="majorEastAsia" w:hAnsiTheme="majorEastAsia" w:cs="Times New Roman"/>
-          <w:sz w:val="8"/>
+        <w:pStyle w:val="a5"/>
+        <w:rPr>
+          <w:rFonts w:ascii="黑体" w:eastAsia="黑体" w:hAnsi="黑体"/>
+          <w:sz w:val="16"/>
+          <w:szCs w:val="8"/>
+          <w:lang w:eastAsia="zh-CN"/>
+        </w:rPr>
+      </w:pPr>
+      <w:r>
+        <w:rPr>
+          <w:rFonts w:ascii="黑体" w:eastAsia="黑体" w:hAnsi="黑体" w:cs="Times New Roman"/>
+          <w:sz w:val="16"/>
           <w:szCs w:val="8"/>
           <w:lang w:eastAsia="zh-CN"/>
         </w:rPr>
@@ -1117,8 +1126,8 @@
       </w:r>
       <w:r>
         <w:rPr>
-          <w:rFonts w:asciiTheme="majorEastAsia" w:eastAsiaTheme="majorEastAsia" w:hAnsiTheme="majorEastAsia"/>
-          <w:sz w:val="8"/>
+          <w:rFonts w:ascii="黑体" w:eastAsia="黑体" w:hAnsi="黑体"/>
+          <w:sz w:val="16"/>
           <w:szCs w:val="8"/>
           <w:lang w:eastAsia="zh-CN"/>
         </w:rPr>
@@ -1127,18 +1136,18 @@
     </w:p>
     <w:p>
       <w:pPr>
-        <w:pStyle w:val="a7"/>
-        <w:rPr>
-          <w:rFonts w:asciiTheme="majorEastAsia" w:eastAsiaTheme="majorEastAsia" w:hAnsiTheme="majorEastAsia"/>
-          <w:sz w:val="8"/>
-          <w:szCs w:val="8"/>
-          <w:lang w:eastAsia="zh-CN"/>
-        </w:rPr>
-      </w:pPr>
-      <w:r>
-        <w:rPr>
-          <w:rFonts w:asciiTheme="majorEastAsia" w:eastAsiaTheme="majorEastAsia" w:hAnsiTheme="majorEastAsia" w:cs="Times New Roman"/>
-          <w:sz w:val="8"/>
+        <w:pStyle w:val="a5"/>
+        <w:rPr>
+          <w:rFonts w:ascii="黑体" w:eastAsia="黑体" w:hAnsi="黑体"/>
+          <w:sz w:val="16"/>
+          <w:szCs w:val="8"/>
+          <w:lang w:eastAsia="zh-CN"/>
+        </w:rPr>
+      </w:pPr>
+      <w:r>
+        <w:rPr>
+          <w:rFonts w:ascii="黑体" w:eastAsia="黑体" w:hAnsi="黑体" w:cs="Times New Roman"/>
+          <w:sz w:val="16"/>
           <w:szCs w:val="8"/>
           <w:lang w:eastAsia="zh-CN"/>
         </w:rPr>
@@ -1146,8 +1155,8 @@
       </w:r>
       <w:r>
         <w:rPr>
-          <w:rFonts w:asciiTheme="majorEastAsia" w:eastAsiaTheme="majorEastAsia" w:hAnsiTheme="majorEastAsia"/>
-          <w:sz w:val="8"/>
+          <w:rFonts w:ascii="黑体" w:eastAsia="黑体" w:hAnsi="黑体"/>
+          <w:sz w:val="16"/>
           <w:szCs w:val="8"/>
           <w:lang w:eastAsia="zh-CN"/>
         </w:rPr>
@@ -1156,18 +1165,18 @@
     </w:p>
     <w:p>
       <w:pPr>
-        <w:pStyle w:val="a7"/>
-        <w:rPr>
-          <w:rFonts w:asciiTheme="majorEastAsia" w:eastAsiaTheme="majorEastAsia" w:hAnsiTheme="majorEastAsia"/>
-          <w:sz w:val="8"/>
-          <w:szCs w:val="8"/>
-          <w:lang w:eastAsia="zh-CN"/>
-        </w:rPr>
-      </w:pPr>
-      <w:r>
-        <w:rPr>
-          <w:rFonts w:asciiTheme="majorEastAsia" w:eastAsiaTheme="majorEastAsia" w:hAnsiTheme="majorEastAsia" w:cs="Times New Roman"/>
-          <w:sz w:val="8"/>
+        <w:pStyle w:val="a5"/>
+        <w:rPr>
+          <w:rFonts w:ascii="黑体" w:eastAsia="黑体" w:hAnsi="黑体"/>
+          <w:sz w:val="16"/>
+          <w:szCs w:val="8"/>
+          <w:lang w:eastAsia="zh-CN"/>
+        </w:rPr>
+      </w:pPr>
+      <w:r>
+        <w:rPr>
+          <w:rFonts w:ascii="黑体" w:eastAsia="黑体" w:hAnsi="黑体" w:cs="Times New Roman"/>
+          <w:sz w:val="16"/>
           <w:szCs w:val="8"/>
           <w:lang w:eastAsia="zh-CN"/>
         </w:rPr>
@@ -1175,8 +1184,8 @@
       </w:r>
       <w:r>
         <w:rPr>
-          <w:rFonts w:asciiTheme="majorEastAsia" w:eastAsiaTheme="majorEastAsia" w:hAnsiTheme="majorEastAsia"/>
-          <w:sz w:val="8"/>
+          <w:rFonts w:ascii="黑体" w:eastAsia="黑体" w:hAnsi="黑体"/>
+          <w:sz w:val="16"/>
           <w:szCs w:val="8"/>
           <w:lang w:eastAsia="zh-CN"/>
         </w:rPr>
@@ -1185,18 +1194,18 @@
     </w:p>
     <w:p>
       <w:pPr>
-        <w:pStyle w:val="a7"/>
-        <w:rPr>
-          <w:rFonts w:asciiTheme="majorEastAsia" w:eastAsiaTheme="majorEastAsia" w:hAnsiTheme="majorEastAsia"/>
-          <w:sz w:val="8"/>
-          <w:szCs w:val="8"/>
-          <w:lang w:eastAsia="zh-CN"/>
-        </w:rPr>
-      </w:pPr>
-      <w:r>
-        <w:rPr>
-          <w:rFonts w:asciiTheme="majorEastAsia" w:eastAsiaTheme="majorEastAsia" w:hAnsiTheme="majorEastAsia" w:cs="Times New Roman"/>
-          <w:sz w:val="8"/>
+        <w:pStyle w:val="a5"/>
+        <w:rPr>
+          <w:rFonts w:ascii="黑体" w:eastAsia="黑体" w:hAnsi="黑体"/>
+          <w:sz w:val="16"/>
+          <w:szCs w:val="8"/>
+          <w:lang w:eastAsia="zh-CN"/>
+        </w:rPr>
+      </w:pPr>
+      <w:r>
+        <w:rPr>
+          <w:rFonts w:ascii="黑体" w:eastAsia="黑体" w:hAnsi="黑体" w:cs="Times New Roman"/>
+          <w:sz w:val="16"/>
           <w:szCs w:val="8"/>
           <w:lang w:eastAsia="zh-CN"/>
         </w:rPr>
@@ -1204,8 +1213,8 @@
       </w:r>
       <w:r>
         <w:rPr>
-          <w:rFonts w:asciiTheme="majorEastAsia" w:eastAsiaTheme="majorEastAsia" w:hAnsiTheme="majorEastAsia"/>
-          <w:sz w:val="8"/>
+          <w:rFonts w:ascii="黑体" w:eastAsia="黑体" w:hAnsi="黑体"/>
+          <w:sz w:val="16"/>
           <w:szCs w:val="8"/>
           <w:lang w:eastAsia="zh-CN"/>
         </w:rPr>
@@ -1214,18 +1223,18 @@
     </w:p>
     <w:p>
       <w:pPr>
-        <w:pStyle w:val="a7"/>
-        <w:rPr>
-          <w:rFonts w:asciiTheme="majorEastAsia" w:eastAsiaTheme="majorEastAsia" w:hAnsiTheme="majorEastAsia"/>
-          <w:sz w:val="8"/>
-          <w:szCs w:val="8"/>
-          <w:lang w:eastAsia="zh-CN"/>
-        </w:rPr>
-      </w:pPr>
-      <w:r>
-        <w:rPr>
-          <w:rFonts w:asciiTheme="majorEastAsia" w:eastAsiaTheme="majorEastAsia" w:hAnsiTheme="majorEastAsia" w:cs="Times New Roman"/>
-          <w:sz w:val="8"/>
+        <w:pStyle w:val="a5"/>
+        <w:rPr>
+          <w:rFonts w:ascii="黑体" w:eastAsia="黑体" w:hAnsi="黑体"/>
+          <w:sz w:val="16"/>
+          <w:szCs w:val="8"/>
+          <w:lang w:eastAsia="zh-CN"/>
+        </w:rPr>
+      </w:pPr>
+      <w:r>
+        <w:rPr>
+          <w:rFonts w:ascii="黑体" w:eastAsia="黑体" w:hAnsi="黑体" w:cs="Times New Roman"/>
+          <w:sz w:val="16"/>
           <w:szCs w:val="8"/>
           <w:lang w:eastAsia="zh-CN"/>
         </w:rPr>
@@ -1233,8 +1242,8 @@
       </w:r>
       <w:r>
         <w:rPr>
-          <w:rFonts w:asciiTheme="majorEastAsia" w:eastAsiaTheme="majorEastAsia" w:hAnsiTheme="majorEastAsia"/>
-          <w:sz w:val="8"/>
+          <w:rFonts w:ascii="黑体" w:eastAsia="黑体" w:hAnsi="黑体"/>
+          <w:sz w:val="16"/>
           <w:szCs w:val="8"/>
           <w:lang w:eastAsia="zh-CN"/>
         </w:rPr>
@@ -1243,18 +1252,18 @@
     </w:p>
     <w:p>
       <w:pPr>
-        <w:pStyle w:val="a7"/>
-        <w:rPr>
-          <w:rFonts w:asciiTheme="majorEastAsia" w:eastAsiaTheme="majorEastAsia" w:hAnsiTheme="majorEastAsia"/>
-          <w:sz w:val="8"/>
-          <w:szCs w:val="8"/>
-          <w:lang w:eastAsia="zh-CN"/>
-        </w:rPr>
-      </w:pPr>
-      <w:r>
-        <w:rPr>
-          <w:rFonts w:asciiTheme="majorEastAsia" w:eastAsiaTheme="majorEastAsia" w:hAnsiTheme="majorEastAsia" w:cs="Times New Roman"/>
-          <w:sz w:val="8"/>
+        <w:pStyle w:val="a5"/>
+        <w:rPr>
+          <w:rFonts w:ascii="黑体" w:eastAsia="黑体" w:hAnsi="黑体"/>
+          <w:sz w:val="16"/>
+          <w:szCs w:val="8"/>
+          <w:lang w:eastAsia="zh-CN"/>
+        </w:rPr>
+      </w:pPr>
+      <w:r>
+        <w:rPr>
+          <w:rFonts w:ascii="黑体" w:eastAsia="黑体" w:hAnsi="黑体" w:cs="Times New Roman"/>
+          <w:sz w:val="16"/>
           <w:szCs w:val="8"/>
           <w:lang w:eastAsia="zh-CN"/>
         </w:rPr>
@@ -1262,8 +1271,8 @@
       </w:r>
       <w:r>
         <w:rPr>
-          <w:rFonts w:asciiTheme="majorEastAsia" w:eastAsiaTheme="majorEastAsia" w:hAnsiTheme="majorEastAsia"/>
-          <w:sz w:val="8"/>
+          <w:rFonts w:ascii="黑体" w:eastAsia="黑体" w:hAnsi="黑体"/>
+          <w:sz w:val="16"/>
           <w:szCs w:val="8"/>
           <w:lang w:eastAsia="zh-CN"/>
         </w:rPr>
@@ -1272,18 +1281,18 @@
     </w:p>
     <w:p>
       <w:pPr>
-        <w:pStyle w:val="a7"/>
-        <w:rPr>
-          <w:rFonts w:asciiTheme="majorEastAsia" w:eastAsiaTheme="majorEastAsia" w:hAnsiTheme="majorEastAsia"/>
-          <w:sz w:val="8"/>
-          <w:szCs w:val="8"/>
-          <w:lang w:eastAsia="zh-CN"/>
-        </w:rPr>
-      </w:pPr>
-      <w:r>
-        <w:rPr>
-          <w:rFonts w:asciiTheme="majorEastAsia" w:eastAsiaTheme="majorEastAsia" w:hAnsiTheme="majorEastAsia" w:cs="Times New Roman"/>
-          <w:sz w:val="8"/>
+        <w:pStyle w:val="a5"/>
+        <w:rPr>
+          <w:rFonts w:ascii="黑体" w:eastAsia="黑体" w:hAnsi="黑体"/>
+          <w:sz w:val="16"/>
+          <w:szCs w:val="8"/>
+          <w:lang w:eastAsia="zh-CN"/>
+        </w:rPr>
+      </w:pPr>
+      <w:r>
+        <w:rPr>
+          <w:rFonts w:ascii="黑体" w:eastAsia="黑体" w:hAnsi="黑体" w:cs="Times New Roman"/>
+          <w:sz w:val="16"/>
           <w:szCs w:val="8"/>
           <w:lang w:eastAsia="zh-CN"/>
         </w:rPr>
@@ -1291,8 +1300,8 @@
       </w:r>
       <w:r>
         <w:rPr>
-          <w:rFonts w:asciiTheme="majorEastAsia" w:eastAsiaTheme="majorEastAsia" w:hAnsiTheme="majorEastAsia"/>
-          <w:sz w:val="8"/>
+          <w:rFonts w:ascii="黑体" w:eastAsia="黑体" w:hAnsi="黑体"/>
+          <w:sz w:val="16"/>
           <w:szCs w:val="8"/>
           <w:lang w:eastAsia="zh-CN"/>
         </w:rPr>
@@ -1301,27 +1310,27 @@
     </w:p>
     <w:p>
       <w:pPr>
-        <w:pStyle w:val="a7"/>
-        <w:rPr>
-          <w:rFonts w:asciiTheme="majorEastAsia" w:eastAsiaTheme="majorEastAsia" w:hAnsiTheme="majorEastAsia"/>
-          <w:sz w:val="8"/>
-          <w:szCs w:val="8"/>
-          <w:lang w:eastAsia="zh-CN"/>
-        </w:rPr>
-      </w:pPr>
-      <w:r>
-        <w:rPr>
-          <w:rFonts w:asciiTheme="majorEastAsia" w:eastAsiaTheme="majorEastAsia" w:hAnsiTheme="majorEastAsia" w:cs="Times New Roman"/>
-          <w:sz w:val="8"/>
-          <w:szCs w:val="8"/>
-          <w:lang w:eastAsia="zh-CN"/>
-        </w:rPr>
-        <w:t xml:space="preserve">41 </w:t>
-      </w:r>
-      <w:r>
-        <w:rPr>
-          <w:rFonts w:asciiTheme="majorEastAsia" w:eastAsiaTheme="majorEastAsia" w:hAnsiTheme="majorEastAsia"/>
-          <w:sz w:val="8"/>
+        <w:pStyle w:val="a5"/>
+        <w:rPr>
+          <w:rFonts w:ascii="黑体" w:eastAsia="黑体" w:hAnsi="黑体"/>
+          <w:sz w:val="16"/>
+          <w:szCs w:val="8"/>
+          <w:lang w:eastAsia="zh-CN"/>
+        </w:rPr>
+      </w:pPr>
+      <w:r>
+        <w:rPr>
+          <w:rFonts w:ascii="黑体" w:eastAsia="黑体" w:hAnsi="黑体" w:cs="Times New Roman"/>
+          <w:sz w:val="16"/>
+          <w:szCs w:val="8"/>
+          <w:lang w:eastAsia="zh-CN"/>
+        </w:rPr>
+        <w:t>41</w:t>
+      </w:r>
+      <w:r>
+        <w:rPr>
+          <w:rFonts w:ascii="黑体" w:eastAsia="黑体" w:hAnsi="黑体"/>
+          <w:sz w:val="16"/>
           <w:szCs w:val="8"/>
           <w:lang w:eastAsia="zh-CN"/>
         </w:rPr>
@@ -1330,18 +1339,18 @@
     </w:p>
     <w:p>
       <w:pPr>
-        <w:pStyle w:val="a7"/>
-        <w:rPr>
-          <w:rFonts w:asciiTheme="majorEastAsia" w:eastAsiaTheme="majorEastAsia" w:hAnsiTheme="majorEastAsia"/>
-          <w:sz w:val="8"/>
-          <w:szCs w:val="8"/>
-          <w:lang w:eastAsia="zh-CN"/>
-        </w:rPr>
-      </w:pPr>
-      <w:r>
-        <w:rPr>
-          <w:rFonts w:asciiTheme="majorEastAsia" w:eastAsiaTheme="majorEastAsia" w:hAnsiTheme="majorEastAsia" w:cs="Times New Roman"/>
-          <w:sz w:val="8"/>
+        <w:pStyle w:val="a5"/>
+        <w:rPr>
+          <w:rFonts w:ascii="黑体" w:eastAsia="黑体" w:hAnsi="黑体"/>
+          <w:sz w:val="16"/>
+          <w:szCs w:val="8"/>
+          <w:lang w:eastAsia="zh-CN"/>
+        </w:rPr>
+      </w:pPr>
+      <w:r>
+        <w:rPr>
+          <w:rFonts w:ascii="黑体" w:eastAsia="黑体" w:hAnsi="黑体" w:cs="Times New Roman"/>
+          <w:sz w:val="16"/>
           <w:szCs w:val="8"/>
           <w:lang w:eastAsia="zh-CN"/>
         </w:rPr>
@@ -1349,8 +1358,8 @@
       </w:r>
       <w:r>
         <w:rPr>
-          <w:rFonts w:asciiTheme="majorEastAsia" w:eastAsiaTheme="majorEastAsia" w:hAnsiTheme="majorEastAsia"/>
-          <w:sz w:val="8"/>
+          <w:rFonts w:ascii="黑体" w:eastAsia="黑体" w:hAnsi="黑体"/>
+          <w:sz w:val="16"/>
           <w:szCs w:val="8"/>
           <w:lang w:eastAsia="zh-CN"/>
         </w:rPr>
@@ -1359,19 +1368,19 @@
     </w:p>
     <w:p>
       <w:pPr>
-        <w:pStyle w:val="a7"/>
+        <w:pStyle w:val="a5"/>
         <w:ind w:right="4"/>
         <w:rPr>
-          <w:rFonts w:asciiTheme="majorEastAsia" w:eastAsiaTheme="majorEastAsia" w:hAnsiTheme="majorEastAsia"/>
-          <w:sz w:val="8"/>
-          <w:szCs w:val="8"/>
-          <w:lang w:eastAsia="zh-CN"/>
-        </w:rPr>
-      </w:pPr>
-      <w:r>
-        <w:rPr>
-          <w:rFonts w:asciiTheme="majorEastAsia" w:eastAsiaTheme="majorEastAsia" w:hAnsiTheme="majorEastAsia" w:cs="Times New Roman"/>
-          <w:sz w:val="8"/>
+          <w:rFonts w:ascii="黑体" w:eastAsia="黑体" w:hAnsi="黑体"/>
+          <w:sz w:val="16"/>
+          <w:szCs w:val="8"/>
+          <w:lang w:eastAsia="zh-CN"/>
+        </w:rPr>
+      </w:pPr>
+      <w:r>
+        <w:rPr>
+          <w:rFonts w:ascii="黑体" w:eastAsia="黑体" w:hAnsi="黑体" w:cs="Times New Roman"/>
+          <w:sz w:val="16"/>
           <w:szCs w:val="8"/>
           <w:lang w:eastAsia="zh-CN"/>
         </w:rPr>
@@ -1379,8 +1388,8 @@
       </w:r>
       <w:r>
         <w:rPr>
-          <w:rFonts w:asciiTheme="majorEastAsia" w:eastAsiaTheme="majorEastAsia" w:hAnsiTheme="majorEastAsia"/>
-          <w:sz w:val="8"/>
+          <w:rFonts w:ascii="黑体" w:eastAsia="黑体" w:hAnsi="黑体"/>
+          <w:sz w:val="16"/>
           <w:szCs w:val="8"/>
           <w:lang w:eastAsia="zh-CN"/>
         </w:rPr>
@@ -1389,18 +1398,18 @@
     </w:p>
     <w:p>
       <w:pPr>
-        <w:pStyle w:val="a7"/>
-        <w:rPr>
-          <w:rFonts w:asciiTheme="majorEastAsia" w:eastAsiaTheme="majorEastAsia" w:hAnsiTheme="majorEastAsia"/>
-          <w:sz w:val="8"/>
-          <w:szCs w:val="8"/>
-          <w:lang w:eastAsia="zh-CN"/>
-        </w:rPr>
-      </w:pPr>
-      <w:r>
-        <w:rPr>
-          <w:rFonts w:asciiTheme="majorEastAsia" w:eastAsiaTheme="majorEastAsia" w:hAnsiTheme="majorEastAsia" w:cs="Times New Roman"/>
-          <w:sz w:val="8"/>
+        <w:pStyle w:val="a5"/>
+        <w:rPr>
+          <w:rFonts w:ascii="黑体" w:eastAsia="黑体" w:hAnsi="黑体"/>
+          <w:sz w:val="16"/>
+          <w:szCs w:val="8"/>
+          <w:lang w:eastAsia="zh-CN"/>
+        </w:rPr>
+      </w:pPr>
+      <w:r>
+        <w:rPr>
+          <w:rFonts w:ascii="黑体" w:eastAsia="黑体" w:hAnsi="黑体" w:cs="Times New Roman"/>
+          <w:sz w:val="16"/>
           <w:szCs w:val="8"/>
           <w:lang w:eastAsia="zh-CN"/>
         </w:rPr>
@@ -1408,8 +1417,8 @@
       </w:r>
       <w:r>
         <w:rPr>
-          <w:rFonts w:asciiTheme="majorEastAsia" w:eastAsiaTheme="majorEastAsia" w:hAnsiTheme="majorEastAsia"/>
-          <w:sz w:val="8"/>
+          <w:rFonts w:ascii="黑体" w:eastAsia="黑体" w:hAnsi="黑体"/>
+          <w:sz w:val="16"/>
           <w:szCs w:val="8"/>
           <w:lang w:eastAsia="zh-CN"/>
         </w:rPr>
@@ -1417,8 +1426,8 @@
       </w:r>
       <w:r>
         <w:rPr>
-          <w:rFonts w:asciiTheme="majorEastAsia" w:eastAsiaTheme="majorEastAsia" w:hAnsiTheme="majorEastAsia" w:cs="Times New Roman"/>
-          <w:sz w:val="8"/>
+          <w:rFonts w:ascii="黑体" w:eastAsia="黑体" w:hAnsi="黑体" w:cs="Times New Roman"/>
+          <w:sz w:val="16"/>
           <w:szCs w:val="8"/>
           <w:lang w:eastAsia="zh-CN"/>
         </w:rPr>
@@ -1426,8 +1435,8 @@
       </w:r>
       <w:r>
         <w:rPr>
-          <w:rFonts w:asciiTheme="majorEastAsia" w:eastAsiaTheme="majorEastAsia" w:hAnsiTheme="majorEastAsia"/>
-          <w:sz w:val="8"/>
+          <w:rFonts w:ascii="黑体" w:eastAsia="黑体" w:hAnsi="黑体"/>
+          <w:sz w:val="16"/>
           <w:szCs w:val="8"/>
           <w:lang w:eastAsia="zh-CN"/>
         </w:rPr>
@@ -1436,18 +1445,18 @@
     </w:p>
     <w:p>
       <w:pPr>
-        <w:pStyle w:val="a7"/>
-        <w:rPr>
-          <w:rFonts w:asciiTheme="majorEastAsia" w:eastAsiaTheme="majorEastAsia" w:hAnsiTheme="majorEastAsia"/>
-          <w:sz w:val="8"/>
-          <w:szCs w:val="8"/>
-          <w:lang w:eastAsia="zh-CN"/>
-        </w:rPr>
-      </w:pPr>
-      <w:r>
-        <w:rPr>
-          <w:rFonts w:asciiTheme="majorEastAsia" w:eastAsiaTheme="majorEastAsia" w:hAnsiTheme="majorEastAsia" w:cs="Times New Roman"/>
-          <w:sz w:val="8"/>
+        <w:pStyle w:val="a5"/>
+        <w:rPr>
+          <w:rFonts w:ascii="黑体" w:eastAsia="黑体" w:hAnsi="黑体"/>
+          <w:sz w:val="16"/>
+          <w:szCs w:val="8"/>
+          <w:lang w:eastAsia="zh-CN"/>
+        </w:rPr>
+      </w:pPr>
+      <w:r>
+        <w:rPr>
+          <w:rFonts w:ascii="黑体" w:eastAsia="黑体" w:hAnsi="黑体" w:cs="Times New Roman"/>
+          <w:sz w:val="16"/>
           <w:szCs w:val="8"/>
           <w:lang w:eastAsia="zh-CN"/>
         </w:rPr>
@@ -1455,8 +1464,8 @@
       </w:r>
       <w:r>
         <w:rPr>
-          <w:rFonts w:asciiTheme="majorEastAsia" w:eastAsiaTheme="majorEastAsia" w:hAnsiTheme="majorEastAsia"/>
-          <w:sz w:val="8"/>
+          <w:rFonts w:ascii="黑体" w:eastAsia="黑体" w:hAnsi="黑体"/>
+          <w:sz w:val="16"/>
           <w:szCs w:val="8"/>
           <w:lang w:eastAsia="zh-CN"/>
         </w:rPr>
@@ -1465,18 +1474,18 @@
     </w:p>
     <w:p>
       <w:pPr>
-        <w:pStyle w:val="a7"/>
-        <w:rPr>
-          <w:rFonts w:asciiTheme="majorEastAsia" w:eastAsiaTheme="majorEastAsia" w:hAnsiTheme="majorEastAsia"/>
-          <w:sz w:val="8"/>
-          <w:szCs w:val="8"/>
-          <w:lang w:eastAsia="zh-CN"/>
-        </w:rPr>
-      </w:pPr>
-      <w:r>
-        <w:rPr>
-          <w:rFonts w:asciiTheme="majorEastAsia" w:eastAsiaTheme="majorEastAsia" w:hAnsiTheme="majorEastAsia" w:cs="Times New Roman"/>
-          <w:sz w:val="8"/>
+        <w:pStyle w:val="a5"/>
+        <w:rPr>
+          <w:rFonts w:ascii="黑体" w:eastAsia="黑体" w:hAnsi="黑体"/>
+          <w:sz w:val="16"/>
+          <w:szCs w:val="8"/>
+          <w:lang w:eastAsia="zh-CN"/>
+        </w:rPr>
+      </w:pPr>
+      <w:r>
+        <w:rPr>
+          <w:rFonts w:ascii="黑体" w:eastAsia="黑体" w:hAnsi="黑体" w:cs="Times New Roman"/>
+          <w:sz w:val="16"/>
           <w:szCs w:val="8"/>
           <w:lang w:eastAsia="zh-CN"/>
         </w:rPr>
@@ -1484,8 +1493,8 @@
       </w:r>
       <w:r>
         <w:rPr>
-          <w:rFonts w:asciiTheme="majorEastAsia" w:eastAsiaTheme="majorEastAsia" w:hAnsiTheme="majorEastAsia"/>
-          <w:sz w:val="8"/>
+          <w:rFonts w:ascii="黑体" w:eastAsia="黑体" w:hAnsi="黑体"/>
+          <w:sz w:val="16"/>
           <w:szCs w:val="8"/>
           <w:lang w:eastAsia="zh-CN"/>
         </w:rPr>
@@ -1494,18 +1503,18 @@
     </w:p>
     <w:p>
       <w:pPr>
-        <w:pStyle w:val="a7"/>
-        <w:rPr>
-          <w:rFonts w:asciiTheme="majorEastAsia" w:eastAsiaTheme="majorEastAsia" w:hAnsiTheme="majorEastAsia"/>
-          <w:sz w:val="8"/>
-          <w:szCs w:val="8"/>
-          <w:lang w:eastAsia="zh-CN"/>
-        </w:rPr>
-      </w:pPr>
-      <w:r>
-        <w:rPr>
-          <w:rFonts w:asciiTheme="majorEastAsia" w:eastAsiaTheme="majorEastAsia" w:hAnsiTheme="majorEastAsia" w:cs="Times New Roman"/>
-          <w:sz w:val="8"/>
+        <w:pStyle w:val="a5"/>
+        <w:rPr>
+          <w:rFonts w:ascii="黑体" w:eastAsia="黑体" w:hAnsi="黑体"/>
+          <w:sz w:val="16"/>
+          <w:szCs w:val="8"/>
+          <w:lang w:eastAsia="zh-CN"/>
+        </w:rPr>
+      </w:pPr>
+      <w:r>
+        <w:rPr>
+          <w:rFonts w:ascii="黑体" w:eastAsia="黑体" w:hAnsi="黑体" w:cs="Times New Roman"/>
+          <w:sz w:val="16"/>
           <w:szCs w:val="8"/>
           <w:lang w:eastAsia="zh-CN"/>
         </w:rPr>
@@ -1513,8 +1522,8 @@
       </w:r>
       <w:r>
         <w:rPr>
-          <w:rFonts w:asciiTheme="majorEastAsia" w:eastAsiaTheme="majorEastAsia" w:hAnsiTheme="majorEastAsia"/>
-          <w:sz w:val="8"/>
+          <w:rFonts w:ascii="黑体" w:eastAsia="黑体" w:hAnsi="黑体"/>
+          <w:sz w:val="16"/>
           <w:szCs w:val="8"/>
           <w:lang w:eastAsia="zh-CN"/>
         </w:rPr>
@@ -1523,18 +1532,18 @@
     </w:p>
     <w:p>
       <w:pPr>
-        <w:pStyle w:val="a7"/>
-        <w:rPr>
-          <w:rFonts w:asciiTheme="majorEastAsia" w:eastAsiaTheme="majorEastAsia" w:hAnsiTheme="majorEastAsia"/>
-          <w:sz w:val="8"/>
-          <w:szCs w:val="8"/>
-          <w:lang w:eastAsia="zh-CN"/>
-        </w:rPr>
-      </w:pPr>
-      <w:r>
-        <w:rPr>
-          <w:rFonts w:asciiTheme="majorEastAsia" w:eastAsiaTheme="majorEastAsia" w:hAnsiTheme="majorEastAsia" w:cs="Times New Roman"/>
-          <w:sz w:val="8"/>
+        <w:pStyle w:val="a5"/>
+        <w:rPr>
+          <w:rFonts w:ascii="黑体" w:eastAsia="黑体" w:hAnsi="黑体"/>
+          <w:sz w:val="16"/>
+          <w:szCs w:val="8"/>
+          <w:lang w:eastAsia="zh-CN"/>
+        </w:rPr>
+      </w:pPr>
+      <w:r>
+        <w:rPr>
+          <w:rFonts w:ascii="黑体" w:eastAsia="黑体" w:hAnsi="黑体" w:cs="Times New Roman"/>
+          <w:sz w:val="16"/>
           <w:szCs w:val="8"/>
           <w:lang w:eastAsia="zh-CN"/>
         </w:rPr>
@@ -1542,8 +1551,8 @@
       </w:r>
       <w:r>
         <w:rPr>
-          <w:rFonts w:asciiTheme="majorEastAsia" w:eastAsiaTheme="majorEastAsia" w:hAnsiTheme="majorEastAsia"/>
-          <w:sz w:val="8"/>
+          <w:rFonts w:ascii="黑体" w:eastAsia="黑体" w:hAnsi="黑体"/>
+          <w:sz w:val="16"/>
           <w:szCs w:val="8"/>
           <w:lang w:eastAsia="zh-CN"/>
         </w:rPr>
@@ -1552,18 +1561,18 @@
     </w:p>
     <w:p>
       <w:pPr>
-        <w:pStyle w:val="a7"/>
-        <w:rPr>
-          <w:rFonts w:asciiTheme="majorEastAsia" w:eastAsiaTheme="majorEastAsia" w:hAnsiTheme="majorEastAsia"/>
-          <w:sz w:val="8"/>
-          <w:szCs w:val="8"/>
-          <w:lang w:eastAsia="zh-CN"/>
-        </w:rPr>
-      </w:pPr>
-      <w:r>
-        <w:rPr>
-          <w:rFonts w:asciiTheme="majorEastAsia" w:eastAsiaTheme="majorEastAsia" w:hAnsiTheme="majorEastAsia" w:cs="Times New Roman"/>
-          <w:sz w:val="8"/>
+        <w:pStyle w:val="a5"/>
+        <w:rPr>
+          <w:rFonts w:ascii="黑体" w:eastAsia="黑体" w:hAnsi="黑体"/>
+          <w:sz w:val="16"/>
+          <w:szCs w:val="8"/>
+          <w:lang w:eastAsia="zh-CN"/>
+        </w:rPr>
+      </w:pPr>
+      <w:r>
+        <w:rPr>
+          <w:rFonts w:ascii="黑体" w:eastAsia="黑体" w:hAnsi="黑体" w:cs="Times New Roman"/>
+          <w:sz w:val="16"/>
           <w:szCs w:val="8"/>
           <w:lang w:eastAsia="zh-CN"/>
         </w:rPr>
@@ -1571,8 +1580,8 @@
       </w:r>
       <w:r>
         <w:rPr>
-          <w:rFonts w:asciiTheme="majorEastAsia" w:eastAsiaTheme="majorEastAsia" w:hAnsiTheme="majorEastAsia"/>
-          <w:sz w:val="8"/>
+          <w:rFonts w:ascii="黑体" w:eastAsia="黑体" w:hAnsi="黑体"/>
+          <w:sz w:val="16"/>
           <w:szCs w:val="8"/>
           <w:lang w:eastAsia="zh-CN"/>
         </w:rPr>
@@ -1581,18 +1590,18 @@
     </w:p>
     <w:p>
       <w:pPr>
-        <w:pStyle w:val="a7"/>
-        <w:rPr>
-          <w:rFonts w:asciiTheme="majorEastAsia" w:eastAsiaTheme="majorEastAsia" w:hAnsiTheme="majorEastAsia"/>
-          <w:sz w:val="8"/>
-          <w:szCs w:val="8"/>
-          <w:lang w:eastAsia="zh-CN"/>
-        </w:rPr>
-      </w:pPr>
-      <w:r>
-        <w:rPr>
-          <w:rFonts w:asciiTheme="majorEastAsia" w:eastAsiaTheme="majorEastAsia" w:hAnsiTheme="majorEastAsia" w:cs="Times New Roman"/>
-          <w:sz w:val="8"/>
+        <w:pStyle w:val="a5"/>
+        <w:rPr>
+          <w:rFonts w:ascii="黑体" w:eastAsia="黑体" w:hAnsi="黑体"/>
+          <w:sz w:val="16"/>
+          <w:szCs w:val="8"/>
+          <w:lang w:eastAsia="zh-CN"/>
+        </w:rPr>
+      </w:pPr>
+      <w:r>
+        <w:rPr>
+          <w:rFonts w:ascii="黑体" w:eastAsia="黑体" w:hAnsi="黑体" w:cs="Times New Roman"/>
+          <w:sz w:val="16"/>
           <w:szCs w:val="8"/>
           <w:lang w:eastAsia="zh-CN"/>
         </w:rPr>
@@ -1600,8 +1609,8 @@
       </w:r>
       <w:r>
         <w:rPr>
-          <w:rFonts w:asciiTheme="majorEastAsia" w:eastAsiaTheme="majorEastAsia" w:hAnsiTheme="majorEastAsia"/>
-          <w:sz w:val="8"/>
+          <w:rFonts w:ascii="黑体" w:eastAsia="黑体" w:hAnsi="黑体"/>
+          <w:sz w:val="16"/>
           <w:szCs w:val="8"/>
           <w:lang w:eastAsia="zh-CN"/>
         </w:rPr>
@@ -1610,19 +1619,19 @@
     </w:p>
     <w:p>
       <w:pPr>
-        <w:pStyle w:val="a7"/>
+        <w:pStyle w:val="a5"/>
         <w:ind w:left="2" w:right="9"/>
         <w:rPr>
-          <w:rFonts w:asciiTheme="majorEastAsia" w:eastAsiaTheme="majorEastAsia" w:hAnsiTheme="majorEastAsia"/>
-          <w:sz w:val="8"/>
-          <w:szCs w:val="8"/>
-          <w:lang w:eastAsia="zh-CN"/>
-        </w:rPr>
-      </w:pPr>
-      <w:r>
-        <w:rPr>
-          <w:rFonts w:asciiTheme="majorEastAsia" w:eastAsiaTheme="majorEastAsia" w:hAnsiTheme="majorEastAsia" w:cs="Times New Roman"/>
-          <w:sz w:val="8"/>
+          <w:rFonts w:ascii="黑体" w:eastAsia="黑体" w:hAnsi="黑体"/>
+          <w:sz w:val="16"/>
+          <w:szCs w:val="8"/>
+          <w:lang w:eastAsia="zh-CN"/>
+        </w:rPr>
+      </w:pPr>
+      <w:r>
+        <w:rPr>
+          <w:rFonts w:ascii="黑体" w:eastAsia="黑体" w:hAnsi="黑体" w:cs="Times New Roman"/>
+          <w:sz w:val="16"/>
           <w:szCs w:val="8"/>
           <w:lang w:eastAsia="zh-CN"/>
         </w:rPr>
@@ -1630,8 +1639,8 @@
       </w:r>
       <w:r>
         <w:rPr>
-          <w:rFonts w:asciiTheme="majorEastAsia" w:eastAsiaTheme="majorEastAsia" w:hAnsiTheme="majorEastAsia"/>
-          <w:sz w:val="8"/>
+          <w:rFonts w:ascii="黑体" w:eastAsia="黑体" w:hAnsi="黑体"/>
+          <w:sz w:val="16"/>
           <w:szCs w:val="8"/>
           <w:lang w:eastAsia="zh-CN"/>
         </w:rPr>
@@ -1640,11 +1649,11 @@
     </w:p>
     <w:p>
       <w:pPr>
-        <w:pStyle w:val="a7"/>
+        <w:pStyle w:val="a5"/>
         <w:ind w:right="7"/>
         <w:rPr>
-          <w:rFonts w:asciiTheme="majorEastAsia" w:eastAsiaTheme="majorEastAsia" w:hAnsiTheme="majorEastAsia" w:hint="eastAsia"/>
-          <w:sz w:val="8"/>
+          <w:rFonts w:ascii="黑体" w:eastAsia="黑体" w:hAnsi="黑体"/>
+          <w:sz w:val="16"/>
           <w:szCs w:val="8"/>
           <w:lang w:eastAsia="zh-CN"/>
         </w:rPr>
@@ -1661,8 +1670,8 @@
       </w:pPr>
       <w:r>
         <w:rPr>
-          <w:rFonts w:asciiTheme="majorEastAsia" w:eastAsiaTheme="majorEastAsia" w:hAnsiTheme="majorEastAsia" w:cs="Times New Roman"/>
-          <w:sz w:val="8"/>
+          <w:rFonts w:ascii="黑体" w:eastAsia="黑体" w:hAnsi="黑体" w:cs="Times New Roman"/>
+          <w:sz w:val="16"/>
           <w:szCs w:val="8"/>
           <w:lang w:eastAsia="zh-CN"/>
         </w:rPr>
@@ -1670,8 +1679,8 @@
       </w:r>
       <w:r>
         <w:rPr>
-          <w:rFonts w:asciiTheme="majorEastAsia" w:eastAsiaTheme="majorEastAsia" w:hAnsiTheme="majorEastAsia"/>
-          <w:sz w:val="8"/>
+          <w:rFonts w:ascii="黑体" w:eastAsia="黑体" w:hAnsi="黑体"/>
+          <w:sz w:val="16"/>
           <w:szCs w:val="8"/>
           <w:lang w:eastAsia="zh-CN"/>
         </w:rPr>
@@ -1681,8 +1690,8 @@
     <w:p>
       <w:pPr>
         <w:rPr>
-          <w:rFonts w:asciiTheme="majorEastAsia" w:eastAsiaTheme="majorEastAsia" w:hAnsiTheme="majorEastAsia" w:cs="Times New Roman"/>
-          <w:sz w:val="8"/>
+          <w:rFonts w:ascii="黑体" w:eastAsia="黑体" w:hAnsi="黑体" w:cs="Times New Roman"/>
+          <w:sz w:val="16"/>
           <w:szCs w:val="8"/>
           <w:lang w:eastAsia="zh-CN"/>
         </w:rPr>
@@ -1692,18 +1701,18 @@
       <w:pPr>
         <w:ind w:left="438"/>
         <w:rPr>
-          <w:rFonts w:asciiTheme="majorEastAsia" w:eastAsiaTheme="majorEastAsia" w:hAnsiTheme="majorEastAsia" w:cs="楷体"/>
-          <w:sz w:val="8"/>
-          <w:szCs w:val="8"/>
-          <w:lang w:eastAsia="zh-CN"/>
-        </w:rPr>
-      </w:pPr>
-    </w:p>
-    <w:p>
-      <w:pPr>
-        <w:rPr>
-          <w:rFonts w:asciiTheme="majorEastAsia" w:eastAsiaTheme="majorEastAsia" w:hAnsiTheme="majorEastAsia" w:hint="eastAsia"/>
-          <w:sz w:val="8"/>
+          <w:rFonts w:ascii="黑体" w:eastAsia="黑体" w:hAnsi="黑体" w:cs="楷体"/>
+          <w:sz w:val="16"/>
+          <w:szCs w:val="8"/>
+          <w:lang w:eastAsia="zh-CN"/>
+        </w:rPr>
+      </w:pPr>
+    </w:p>
+    <w:p>
+      <w:pPr>
+        <w:rPr>
+          <w:rFonts w:ascii="黑体" w:eastAsia="黑体" w:hAnsi="黑体"/>
+          <w:sz w:val="16"/>
           <w:szCs w:val="8"/>
           <w:lang w:eastAsia="zh-CN"/>
         </w:rPr>
@@ -1719,8 +1728,8 @@
       </w:pPr>
       <w:r>
         <w:rPr>
-          <w:rFonts w:asciiTheme="majorEastAsia" w:eastAsiaTheme="majorEastAsia" w:hAnsiTheme="majorEastAsia"/>
-          <w:sz w:val="8"/>
+          <w:rFonts w:ascii="黑体" w:eastAsia="黑体" w:hAnsi="黑体"/>
+          <w:sz w:val="16"/>
           <w:szCs w:val="8"/>
           <w:lang w:eastAsia="zh-CN"/>
         </w:rPr>
@@ -1730,28 +1739,28 @@
     <w:p>
       <w:pPr>
         <w:rPr>
-          <w:rFonts w:asciiTheme="majorEastAsia" w:eastAsiaTheme="majorEastAsia" w:hAnsiTheme="majorEastAsia"/>
-          <w:sz w:val="8"/>
-          <w:szCs w:val="8"/>
-          <w:lang w:eastAsia="zh-CN"/>
-        </w:rPr>
-      </w:pPr>
-    </w:p>
-    <w:p>
-      <w:pPr>
-        <w:pStyle w:val="a7"/>
+          <w:rFonts w:ascii="黑体" w:eastAsia="黑体" w:hAnsi="黑体"/>
+          <w:sz w:val="16"/>
+          <w:szCs w:val="8"/>
+          <w:lang w:eastAsia="zh-CN"/>
+        </w:rPr>
+      </w:pPr>
+    </w:p>
+    <w:p>
+      <w:pPr>
+        <w:pStyle w:val="a5"/>
         <w:ind w:left="531"/>
         <w:rPr>
-          <w:rFonts w:asciiTheme="majorEastAsia" w:eastAsiaTheme="majorEastAsia" w:hAnsiTheme="majorEastAsia"/>
-          <w:sz w:val="8"/>
-          <w:szCs w:val="8"/>
-          <w:lang w:eastAsia="zh-CN"/>
-        </w:rPr>
-      </w:pPr>
-      <w:r>
-        <w:rPr>
-          <w:rFonts w:asciiTheme="majorEastAsia" w:eastAsiaTheme="majorEastAsia" w:hAnsiTheme="majorEastAsia" w:cs="Times New Roman"/>
-          <w:sz w:val="8"/>
+          <w:rFonts w:ascii="黑体" w:eastAsia="黑体" w:hAnsi="黑体"/>
+          <w:sz w:val="16"/>
+          <w:szCs w:val="8"/>
+          <w:lang w:eastAsia="zh-CN"/>
+        </w:rPr>
+      </w:pPr>
+      <w:r>
+        <w:rPr>
+          <w:rFonts w:ascii="黑体" w:eastAsia="黑体" w:hAnsi="黑体" w:cs="Times New Roman"/>
+          <w:sz w:val="16"/>
           <w:szCs w:val="8"/>
           <w:lang w:eastAsia="zh-CN"/>
         </w:rPr>
@@ -1759,8 +1768,8 @@
       </w:r>
       <w:r>
         <w:rPr>
-          <w:rFonts w:asciiTheme="majorEastAsia" w:eastAsiaTheme="majorEastAsia" w:hAnsiTheme="majorEastAsia"/>
-          <w:sz w:val="8"/>
+          <w:rFonts w:ascii="黑体" w:eastAsia="黑体" w:hAnsi="黑体"/>
+          <w:sz w:val="16"/>
           <w:szCs w:val="8"/>
           <w:lang w:eastAsia="zh-CN"/>
         </w:rPr>
@@ -1769,19 +1778,19 @@
     </w:p>
     <w:p>
       <w:pPr>
-        <w:pStyle w:val="a7"/>
+        <w:pStyle w:val="a5"/>
         <w:ind w:left="531"/>
         <w:rPr>
-          <w:rFonts w:asciiTheme="majorEastAsia" w:eastAsiaTheme="majorEastAsia" w:hAnsiTheme="majorEastAsia"/>
-          <w:sz w:val="8"/>
-          <w:szCs w:val="8"/>
-          <w:lang w:eastAsia="zh-CN"/>
-        </w:rPr>
-      </w:pPr>
-      <w:r>
-        <w:rPr>
-          <w:rFonts w:asciiTheme="majorEastAsia" w:eastAsiaTheme="majorEastAsia" w:hAnsiTheme="majorEastAsia" w:cs="Times New Roman"/>
-          <w:sz w:val="8"/>
+          <w:rFonts w:ascii="黑体" w:eastAsia="黑体" w:hAnsi="黑体"/>
+          <w:sz w:val="16"/>
+          <w:szCs w:val="8"/>
+          <w:lang w:eastAsia="zh-CN"/>
+        </w:rPr>
+      </w:pPr>
+      <w:r>
+        <w:rPr>
+          <w:rFonts w:ascii="黑体" w:eastAsia="黑体" w:hAnsi="黑体" w:cs="Times New Roman"/>
+          <w:sz w:val="16"/>
           <w:szCs w:val="8"/>
           <w:lang w:eastAsia="zh-CN"/>
         </w:rPr>
@@ -1789,8 +1798,8 @@
       </w:r>
       <w:r>
         <w:rPr>
-          <w:rFonts w:asciiTheme="majorEastAsia" w:eastAsiaTheme="majorEastAsia" w:hAnsiTheme="majorEastAsia"/>
-          <w:sz w:val="8"/>
+          <w:rFonts w:ascii="黑体" w:eastAsia="黑体" w:hAnsi="黑体"/>
+          <w:sz w:val="16"/>
           <w:szCs w:val="8"/>
           <w:lang w:eastAsia="zh-CN"/>
         </w:rPr>
@@ -1799,19 +1808,19 @@
     </w:p>
     <w:p>
       <w:pPr>
-        <w:pStyle w:val="a7"/>
+        <w:pStyle w:val="a5"/>
         <w:ind w:left="1" w:right="27" w:firstLine="529"/>
         <w:rPr>
-          <w:rFonts w:asciiTheme="majorEastAsia" w:eastAsiaTheme="majorEastAsia" w:hAnsiTheme="majorEastAsia"/>
-          <w:sz w:val="8"/>
-          <w:szCs w:val="8"/>
-          <w:lang w:eastAsia="zh-CN"/>
-        </w:rPr>
-      </w:pPr>
-      <w:r>
-        <w:rPr>
-          <w:rFonts w:asciiTheme="majorEastAsia" w:eastAsiaTheme="majorEastAsia" w:hAnsiTheme="majorEastAsia" w:cs="Times New Roman"/>
-          <w:sz w:val="8"/>
+          <w:rFonts w:ascii="黑体" w:eastAsia="黑体" w:hAnsi="黑体"/>
+          <w:sz w:val="16"/>
+          <w:szCs w:val="8"/>
+          <w:lang w:eastAsia="zh-CN"/>
+        </w:rPr>
+      </w:pPr>
+      <w:r>
+        <w:rPr>
+          <w:rFonts w:ascii="黑体" w:eastAsia="黑体" w:hAnsi="黑体" w:cs="Times New Roman"/>
+          <w:sz w:val="16"/>
           <w:szCs w:val="8"/>
           <w:lang w:eastAsia="zh-CN"/>
         </w:rPr>
@@ -1819,8 +1828,8 @@
       </w:r>
       <w:r>
         <w:rPr>
-          <w:rFonts w:asciiTheme="majorEastAsia" w:eastAsiaTheme="majorEastAsia" w:hAnsiTheme="majorEastAsia"/>
-          <w:sz w:val="8"/>
+          <w:rFonts w:ascii="黑体" w:eastAsia="黑体" w:hAnsi="黑体"/>
+          <w:sz w:val="16"/>
           <w:szCs w:val="8"/>
           <w:lang w:eastAsia="zh-CN"/>
         </w:rPr>
@@ -1829,19 +1838,19 @@
     </w:p>
     <w:p>
       <w:pPr>
-        <w:pStyle w:val="a7"/>
+        <w:pStyle w:val="a5"/>
         <w:ind w:left="2" w:right="26" w:firstLine="529"/>
         <w:rPr>
-          <w:rFonts w:asciiTheme="majorEastAsia" w:eastAsiaTheme="majorEastAsia" w:hAnsiTheme="majorEastAsia"/>
-          <w:sz w:val="8"/>
-          <w:szCs w:val="8"/>
-          <w:lang w:eastAsia="zh-CN"/>
-        </w:rPr>
-      </w:pPr>
-      <w:r>
-        <w:rPr>
-          <w:rFonts w:asciiTheme="majorEastAsia" w:eastAsiaTheme="majorEastAsia" w:hAnsiTheme="majorEastAsia" w:cs="Times New Roman"/>
-          <w:sz w:val="8"/>
+          <w:rFonts w:ascii="黑体" w:eastAsia="黑体" w:hAnsi="黑体"/>
+          <w:sz w:val="16"/>
+          <w:szCs w:val="8"/>
+          <w:lang w:eastAsia="zh-CN"/>
+        </w:rPr>
+      </w:pPr>
+      <w:r>
+        <w:rPr>
+          <w:rFonts w:ascii="黑体" w:eastAsia="黑体" w:hAnsi="黑体" w:cs="Times New Roman"/>
+          <w:sz w:val="16"/>
           <w:szCs w:val="8"/>
           <w:lang w:eastAsia="zh-CN"/>
         </w:rPr>
@@ -1849,8 +1858,8 @@
       </w:r>
       <w:r>
         <w:rPr>
-          <w:rFonts w:asciiTheme="majorEastAsia" w:eastAsiaTheme="majorEastAsia" w:hAnsiTheme="majorEastAsia"/>
-          <w:sz w:val="8"/>
+          <w:rFonts w:ascii="黑体" w:eastAsia="黑体" w:hAnsi="黑体"/>
+          <w:sz w:val="16"/>
           <w:szCs w:val="8"/>
           <w:lang w:eastAsia="zh-CN"/>
         </w:rPr>
@@ -1858,8 +1867,8 @@
       </w:r>
       <w:r>
         <w:rPr>
-          <w:rFonts w:asciiTheme="majorEastAsia" w:eastAsiaTheme="majorEastAsia" w:hAnsiTheme="majorEastAsia" w:cs="Times New Roman"/>
-          <w:sz w:val="8"/>
+          <w:rFonts w:ascii="黑体" w:eastAsia="黑体" w:hAnsi="黑体" w:cs="Times New Roman"/>
+          <w:sz w:val="16"/>
           <w:szCs w:val="8"/>
           <w:lang w:eastAsia="zh-CN"/>
         </w:rPr>
@@ -1867,8 +1876,8 @@
       </w:r>
       <w:r>
         <w:rPr>
-          <w:rFonts w:asciiTheme="majorEastAsia" w:eastAsiaTheme="majorEastAsia" w:hAnsiTheme="majorEastAsia"/>
-          <w:sz w:val="8"/>
+          <w:rFonts w:ascii="黑体" w:eastAsia="黑体" w:hAnsi="黑体"/>
+          <w:sz w:val="16"/>
           <w:szCs w:val="8"/>
           <w:lang w:eastAsia="zh-CN"/>
         </w:rPr>
@@ -1876,8 +1885,8 @@
       </w:r>
       <w:r>
         <w:rPr>
-          <w:rFonts w:asciiTheme="majorEastAsia" w:eastAsiaTheme="majorEastAsia" w:hAnsiTheme="majorEastAsia" w:cs="Times New Roman"/>
-          <w:sz w:val="8"/>
+          <w:rFonts w:ascii="黑体" w:eastAsia="黑体" w:hAnsi="黑体" w:cs="Times New Roman"/>
+          <w:sz w:val="16"/>
           <w:szCs w:val="8"/>
           <w:lang w:eastAsia="zh-CN"/>
         </w:rPr>
@@ -1885,8 +1894,8 @@
       </w:r>
       <w:r>
         <w:rPr>
-          <w:rFonts w:asciiTheme="majorEastAsia" w:eastAsiaTheme="majorEastAsia" w:hAnsiTheme="majorEastAsia"/>
-          <w:sz w:val="8"/>
+          <w:rFonts w:ascii="黑体" w:eastAsia="黑体" w:hAnsi="黑体"/>
+          <w:sz w:val="16"/>
           <w:szCs w:val="8"/>
           <w:lang w:eastAsia="zh-CN"/>
         </w:rPr>
@@ -1894,8 +1903,8 @@
       </w:r>
       <w:r>
         <w:rPr>
-          <w:rFonts w:asciiTheme="majorEastAsia" w:eastAsiaTheme="majorEastAsia" w:hAnsiTheme="majorEastAsia" w:cs="Times New Roman"/>
-          <w:sz w:val="8"/>
+          <w:rFonts w:ascii="黑体" w:eastAsia="黑体" w:hAnsi="黑体" w:cs="Times New Roman"/>
+          <w:sz w:val="16"/>
           <w:szCs w:val="8"/>
           <w:lang w:eastAsia="zh-CN"/>
         </w:rPr>
@@ -1903,8 +1912,8 @@
       </w:r>
       <w:r>
         <w:rPr>
-          <w:rFonts w:asciiTheme="majorEastAsia" w:eastAsiaTheme="majorEastAsia" w:hAnsiTheme="majorEastAsia"/>
-          <w:sz w:val="8"/>
+          <w:rFonts w:ascii="黑体" w:eastAsia="黑体" w:hAnsi="黑体"/>
+          <w:sz w:val="16"/>
           <w:szCs w:val="8"/>
           <w:lang w:eastAsia="zh-CN"/>
         </w:rPr>
@@ -1912,8 +1921,8 @@
       </w:r>
       <w:r>
         <w:rPr>
-          <w:rFonts w:asciiTheme="majorEastAsia" w:eastAsiaTheme="majorEastAsia" w:hAnsiTheme="majorEastAsia" w:cs="Times New Roman"/>
-          <w:sz w:val="8"/>
+          <w:rFonts w:ascii="黑体" w:eastAsia="黑体" w:hAnsi="黑体" w:cs="Times New Roman"/>
+          <w:sz w:val="16"/>
           <w:szCs w:val="8"/>
           <w:lang w:eastAsia="zh-CN"/>
         </w:rPr>
@@ -1921,8 +1930,8 @@
       </w:r>
       <w:r>
         <w:rPr>
-          <w:rFonts w:asciiTheme="majorEastAsia" w:eastAsiaTheme="majorEastAsia" w:hAnsiTheme="majorEastAsia"/>
-          <w:sz w:val="8"/>
+          <w:rFonts w:ascii="黑体" w:eastAsia="黑体" w:hAnsi="黑体"/>
+          <w:sz w:val="16"/>
           <w:szCs w:val="8"/>
           <w:lang w:eastAsia="zh-CN"/>
         </w:rPr>
@@ -1930,8 +1939,8 @@
       </w:r>
       <w:r>
         <w:rPr>
-          <w:rFonts w:asciiTheme="majorEastAsia" w:eastAsiaTheme="majorEastAsia" w:hAnsiTheme="majorEastAsia" w:cs="Times New Roman"/>
-          <w:sz w:val="8"/>
+          <w:rFonts w:ascii="黑体" w:eastAsia="黑体" w:hAnsi="黑体" w:cs="Times New Roman"/>
+          <w:sz w:val="16"/>
           <w:szCs w:val="8"/>
           <w:lang w:eastAsia="zh-CN"/>
         </w:rPr>
@@ -1939,8 +1948,8 @@
       </w:r>
       <w:r>
         <w:rPr>
-          <w:rFonts w:asciiTheme="majorEastAsia" w:eastAsiaTheme="majorEastAsia" w:hAnsiTheme="majorEastAsia"/>
-          <w:sz w:val="8"/>
+          <w:rFonts w:ascii="黑体" w:eastAsia="黑体" w:hAnsi="黑体"/>
+          <w:sz w:val="16"/>
           <w:szCs w:val="8"/>
           <w:lang w:eastAsia="zh-CN"/>
         </w:rPr>
@@ -1948,8 +1957,8 @@
       </w:r>
       <w:r>
         <w:rPr>
-          <w:rFonts w:asciiTheme="majorEastAsia" w:eastAsiaTheme="majorEastAsia" w:hAnsiTheme="majorEastAsia" w:cs="Times New Roman"/>
-          <w:sz w:val="8"/>
+          <w:rFonts w:ascii="黑体" w:eastAsia="黑体" w:hAnsi="黑体" w:cs="Times New Roman"/>
+          <w:sz w:val="16"/>
           <w:szCs w:val="8"/>
           <w:lang w:eastAsia="zh-CN"/>
         </w:rPr>
@@ -1957,8 +1966,8 @@
       </w:r>
       <w:r>
         <w:rPr>
-          <w:rFonts w:asciiTheme="majorEastAsia" w:eastAsiaTheme="majorEastAsia" w:hAnsiTheme="majorEastAsia"/>
-          <w:sz w:val="8"/>
+          <w:rFonts w:ascii="黑体" w:eastAsia="黑体" w:hAnsi="黑体"/>
+          <w:sz w:val="16"/>
           <w:szCs w:val="8"/>
           <w:lang w:eastAsia="zh-CN"/>
         </w:rPr>
@@ -1966,8 +1975,8 @@
       </w:r>
       <w:r>
         <w:rPr>
-          <w:rFonts w:asciiTheme="majorEastAsia" w:eastAsiaTheme="majorEastAsia" w:hAnsiTheme="majorEastAsia" w:cs="Times New Roman"/>
-          <w:sz w:val="8"/>
+          <w:rFonts w:ascii="黑体" w:eastAsia="黑体" w:hAnsi="黑体" w:cs="Times New Roman"/>
+          <w:sz w:val="16"/>
           <w:szCs w:val="8"/>
           <w:lang w:eastAsia="zh-CN"/>
         </w:rPr>
@@ -1975,8 +1984,8 @@
       </w:r>
       <w:r>
         <w:rPr>
-          <w:rFonts w:asciiTheme="majorEastAsia" w:eastAsiaTheme="majorEastAsia" w:hAnsiTheme="majorEastAsia"/>
-          <w:sz w:val="8"/>
+          <w:rFonts w:ascii="黑体" w:eastAsia="黑体" w:hAnsi="黑体"/>
+          <w:sz w:val="16"/>
           <w:szCs w:val="8"/>
           <w:lang w:eastAsia="zh-CN"/>
         </w:rPr>
@@ -1985,19 +1994,19 @@
     </w:p>
     <w:p>
       <w:pPr>
-        <w:pStyle w:val="a7"/>
+        <w:pStyle w:val="a5"/>
         <w:ind w:left="2" w:right="30" w:firstLine="529"/>
         <w:rPr>
-          <w:rFonts w:asciiTheme="majorEastAsia" w:eastAsiaTheme="majorEastAsia" w:hAnsiTheme="majorEastAsia"/>
-          <w:sz w:val="8"/>
-          <w:szCs w:val="8"/>
-          <w:lang w:eastAsia="zh-CN"/>
-        </w:rPr>
-      </w:pPr>
-      <w:r>
-        <w:rPr>
-          <w:rFonts w:asciiTheme="majorEastAsia" w:eastAsiaTheme="majorEastAsia" w:hAnsiTheme="majorEastAsia" w:cs="Times New Roman"/>
-          <w:sz w:val="8"/>
+          <w:rFonts w:ascii="黑体" w:eastAsia="黑体" w:hAnsi="黑体"/>
+          <w:sz w:val="16"/>
+          <w:szCs w:val="8"/>
+          <w:lang w:eastAsia="zh-CN"/>
+        </w:rPr>
+      </w:pPr>
+      <w:r>
+        <w:rPr>
+          <w:rFonts w:ascii="黑体" w:eastAsia="黑体" w:hAnsi="黑体" w:cs="Times New Roman"/>
+          <w:sz w:val="16"/>
           <w:szCs w:val="8"/>
           <w:lang w:eastAsia="zh-CN"/>
         </w:rPr>
@@ -2005,8 +2014,8 @@
       </w:r>
       <w:r>
         <w:rPr>
-          <w:rFonts w:asciiTheme="majorEastAsia" w:eastAsiaTheme="majorEastAsia" w:hAnsiTheme="majorEastAsia"/>
-          <w:sz w:val="8"/>
+          <w:rFonts w:ascii="黑体" w:eastAsia="黑体" w:hAnsi="黑体"/>
+          <w:sz w:val="16"/>
           <w:szCs w:val="8"/>
           <w:lang w:eastAsia="zh-CN"/>
         </w:rPr>
@@ -2014,8 +2023,8 @@
       </w:r>
       <w:r>
         <w:rPr>
-          <w:rFonts w:asciiTheme="majorEastAsia" w:eastAsiaTheme="majorEastAsia" w:hAnsiTheme="majorEastAsia" w:cs="Times New Roman"/>
-          <w:sz w:val="8"/>
+          <w:rFonts w:ascii="黑体" w:eastAsia="黑体" w:hAnsi="黑体" w:cs="Times New Roman"/>
+          <w:sz w:val="16"/>
           <w:szCs w:val="8"/>
           <w:lang w:eastAsia="zh-CN"/>
         </w:rPr>
@@ -2023,8 +2032,8 @@
       </w:r>
       <w:r>
         <w:rPr>
-          <w:rFonts w:asciiTheme="majorEastAsia" w:eastAsiaTheme="majorEastAsia" w:hAnsiTheme="majorEastAsia"/>
-          <w:sz w:val="8"/>
+          <w:rFonts w:ascii="黑体" w:eastAsia="黑体" w:hAnsi="黑体"/>
+          <w:sz w:val="16"/>
           <w:szCs w:val="8"/>
           <w:lang w:eastAsia="zh-CN"/>
         </w:rPr>
@@ -2032,8 +2041,8 @@
       </w:r>
       <w:r>
         <w:rPr>
-          <w:rFonts w:asciiTheme="majorEastAsia" w:eastAsiaTheme="majorEastAsia" w:hAnsiTheme="majorEastAsia" w:cs="Times New Roman"/>
-          <w:sz w:val="8"/>
+          <w:rFonts w:ascii="黑体" w:eastAsia="黑体" w:hAnsi="黑体" w:cs="Times New Roman"/>
+          <w:sz w:val="16"/>
           <w:szCs w:val="8"/>
           <w:lang w:eastAsia="zh-CN"/>
         </w:rPr>
@@ -2041,8 +2050,8 @@
       </w:r>
       <w:r>
         <w:rPr>
-          <w:rFonts w:asciiTheme="majorEastAsia" w:eastAsiaTheme="majorEastAsia" w:hAnsiTheme="majorEastAsia"/>
-          <w:sz w:val="8"/>
+          <w:rFonts w:ascii="黑体" w:eastAsia="黑体" w:hAnsi="黑体"/>
+          <w:sz w:val="16"/>
           <w:szCs w:val="8"/>
           <w:lang w:eastAsia="zh-CN"/>
         </w:rPr>
@@ -2050,8 +2059,8 @@
       </w:r>
       <w:r>
         <w:rPr>
-          <w:rFonts w:asciiTheme="majorEastAsia" w:eastAsiaTheme="majorEastAsia" w:hAnsiTheme="majorEastAsia" w:cs="Times New Roman"/>
-          <w:sz w:val="8"/>
+          <w:rFonts w:ascii="黑体" w:eastAsia="黑体" w:hAnsi="黑体" w:cs="Times New Roman"/>
+          <w:sz w:val="16"/>
           <w:szCs w:val="8"/>
           <w:lang w:eastAsia="zh-CN"/>
         </w:rPr>
@@ -2059,8 +2068,8 @@
       </w:r>
       <w:r>
         <w:rPr>
-          <w:rFonts w:asciiTheme="majorEastAsia" w:eastAsiaTheme="majorEastAsia" w:hAnsiTheme="majorEastAsia"/>
-          <w:sz w:val="8"/>
+          <w:rFonts w:ascii="黑体" w:eastAsia="黑体" w:hAnsi="黑体"/>
+          <w:sz w:val="16"/>
           <w:szCs w:val="8"/>
           <w:lang w:eastAsia="zh-CN"/>
         </w:rPr>
@@ -2068,8 +2077,8 @@
       </w:r>
       <w:r>
         <w:rPr>
-          <w:rFonts w:asciiTheme="majorEastAsia" w:eastAsiaTheme="majorEastAsia" w:hAnsiTheme="majorEastAsia" w:cs="Times New Roman"/>
-          <w:sz w:val="8"/>
+          <w:rFonts w:ascii="黑体" w:eastAsia="黑体" w:hAnsi="黑体" w:cs="Times New Roman"/>
+          <w:sz w:val="16"/>
           <w:szCs w:val="8"/>
           <w:lang w:eastAsia="zh-CN"/>
         </w:rPr>
@@ -2077,8 +2086,8 @@
       </w:r>
       <w:r>
         <w:rPr>
-          <w:rFonts w:asciiTheme="majorEastAsia" w:eastAsiaTheme="majorEastAsia" w:hAnsiTheme="majorEastAsia"/>
-          <w:sz w:val="8"/>
+          <w:rFonts w:ascii="黑体" w:eastAsia="黑体" w:hAnsi="黑体"/>
+          <w:sz w:val="16"/>
           <w:szCs w:val="8"/>
           <w:lang w:eastAsia="zh-CN"/>
         </w:rPr>
@@ -2086,8 +2095,8 @@
       </w:r>
       <w:r>
         <w:rPr>
-          <w:rFonts w:asciiTheme="majorEastAsia" w:eastAsiaTheme="majorEastAsia" w:hAnsiTheme="majorEastAsia" w:cs="Times New Roman"/>
-          <w:sz w:val="8"/>
+          <w:rFonts w:ascii="黑体" w:eastAsia="黑体" w:hAnsi="黑体" w:cs="Times New Roman"/>
+          <w:sz w:val="16"/>
           <w:szCs w:val="8"/>
           <w:lang w:eastAsia="zh-CN"/>
         </w:rPr>
@@ -2095,8 +2104,8 @@
       </w:r>
       <w:r>
         <w:rPr>
-          <w:rFonts w:asciiTheme="majorEastAsia" w:eastAsiaTheme="majorEastAsia" w:hAnsiTheme="majorEastAsia"/>
-          <w:sz w:val="8"/>
+          <w:rFonts w:ascii="黑体" w:eastAsia="黑体" w:hAnsi="黑体"/>
+          <w:sz w:val="16"/>
           <w:szCs w:val="8"/>
           <w:lang w:eastAsia="zh-CN"/>
         </w:rPr>
@@ -2104,8 +2113,8 @@
       </w:r>
       <w:r>
         <w:rPr>
-          <w:rFonts w:asciiTheme="majorEastAsia" w:eastAsiaTheme="majorEastAsia" w:hAnsiTheme="majorEastAsia" w:cs="Times New Roman"/>
-          <w:sz w:val="8"/>
+          <w:rFonts w:ascii="黑体" w:eastAsia="黑体" w:hAnsi="黑体" w:cs="Times New Roman"/>
+          <w:sz w:val="16"/>
           <w:szCs w:val="8"/>
           <w:lang w:eastAsia="zh-CN"/>
         </w:rPr>
@@ -2113,8 +2122,8 @@
       </w:r>
       <w:r>
         <w:rPr>
-          <w:rFonts w:asciiTheme="majorEastAsia" w:eastAsiaTheme="majorEastAsia" w:hAnsiTheme="majorEastAsia"/>
-          <w:sz w:val="8"/>
+          <w:rFonts w:ascii="黑体" w:eastAsia="黑体" w:hAnsi="黑体"/>
+          <w:sz w:val="16"/>
           <w:szCs w:val="8"/>
           <w:lang w:eastAsia="zh-CN"/>
         </w:rPr>
@@ -2123,19 +2132,19 @@
     </w:p>
     <w:p>
       <w:pPr>
-        <w:pStyle w:val="a7"/>
+        <w:pStyle w:val="a5"/>
         <w:ind w:left="3" w:right="26" w:firstLine="528"/>
         <w:rPr>
-          <w:rFonts w:asciiTheme="majorEastAsia" w:eastAsiaTheme="majorEastAsia" w:hAnsiTheme="majorEastAsia"/>
-          <w:sz w:val="8"/>
-          <w:szCs w:val="8"/>
-          <w:lang w:eastAsia="zh-CN"/>
-        </w:rPr>
-      </w:pPr>
-      <w:r>
-        <w:rPr>
-          <w:rFonts w:asciiTheme="majorEastAsia" w:eastAsiaTheme="majorEastAsia" w:hAnsiTheme="majorEastAsia" w:cs="Times New Roman"/>
-          <w:sz w:val="8"/>
+          <w:rFonts w:ascii="黑体" w:eastAsia="黑体" w:hAnsi="黑体"/>
+          <w:sz w:val="16"/>
+          <w:szCs w:val="8"/>
+          <w:lang w:eastAsia="zh-CN"/>
+        </w:rPr>
+      </w:pPr>
+      <w:r>
+        <w:rPr>
+          <w:rFonts w:ascii="黑体" w:eastAsia="黑体" w:hAnsi="黑体" w:cs="Times New Roman"/>
+          <w:sz w:val="16"/>
           <w:szCs w:val="8"/>
           <w:lang w:eastAsia="zh-CN"/>
         </w:rPr>
@@ -2143,8 +2152,8 @@
       </w:r>
       <w:r>
         <w:rPr>
-          <w:rFonts w:asciiTheme="majorEastAsia" w:eastAsiaTheme="majorEastAsia" w:hAnsiTheme="majorEastAsia"/>
-          <w:sz w:val="8"/>
+          <w:rFonts w:ascii="黑体" w:eastAsia="黑体" w:hAnsi="黑体"/>
+          <w:sz w:val="16"/>
           <w:szCs w:val="8"/>
           <w:lang w:eastAsia="zh-CN"/>
         </w:rPr>
@@ -2153,19 +2162,19 @@
     </w:p>
     <w:p>
       <w:pPr>
-        <w:pStyle w:val="a7"/>
+        <w:pStyle w:val="a5"/>
         <w:ind w:left="2" w:right="12" w:firstLine="529"/>
         <w:rPr>
-          <w:rFonts w:asciiTheme="majorEastAsia" w:eastAsiaTheme="majorEastAsia" w:hAnsiTheme="majorEastAsia"/>
-          <w:sz w:val="8"/>
-          <w:szCs w:val="8"/>
-          <w:lang w:eastAsia="zh-CN"/>
-        </w:rPr>
-      </w:pPr>
-      <w:r>
-        <w:rPr>
-          <w:rFonts w:asciiTheme="majorEastAsia" w:eastAsiaTheme="majorEastAsia" w:hAnsiTheme="majorEastAsia" w:cs="Times New Roman"/>
-          <w:sz w:val="8"/>
+          <w:rFonts w:ascii="黑体" w:eastAsia="黑体" w:hAnsi="黑体"/>
+          <w:sz w:val="16"/>
+          <w:szCs w:val="8"/>
+          <w:lang w:eastAsia="zh-CN"/>
+        </w:rPr>
+      </w:pPr>
+      <w:r>
+        <w:rPr>
+          <w:rFonts w:ascii="黑体" w:eastAsia="黑体" w:hAnsi="黑体" w:cs="Times New Roman"/>
+          <w:sz w:val="16"/>
           <w:szCs w:val="8"/>
           <w:lang w:eastAsia="zh-CN"/>
         </w:rPr>
@@ -2173,8 +2182,8 @@
       </w:r>
       <w:r>
         <w:rPr>
-          <w:rFonts w:asciiTheme="majorEastAsia" w:eastAsiaTheme="majorEastAsia" w:hAnsiTheme="majorEastAsia"/>
-          <w:sz w:val="8"/>
+          <w:rFonts w:ascii="黑体" w:eastAsia="黑体" w:hAnsi="黑体"/>
+          <w:sz w:val="16"/>
           <w:szCs w:val="8"/>
           <w:lang w:eastAsia="zh-CN"/>
         </w:rPr>
@@ -2183,19 +2192,19 @@
     </w:p>
     <w:p>
       <w:pPr>
-        <w:pStyle w:val="a7"/>
+        <w:pStyle w:val="a5"/>
         <w:ind w:left="1" w:right="19" w:firstLine="528"/>
         <w:rPr>
-          <w:rFonts w:asciiTheme="majorEastAsia" w:eastAsiaTheme="majorEastAsia" w:hAnsiTheme="majorEastAsia"/>
-          <w:sz w:val="8"/>
-          <w:szCs w:val="8"/>
-          <w:lang w:eastAsia="zh-CN"/>
-        </w:rPr>
-      </w:pPr>
-      <w:r>
-        <w:rPr>
-          <w:rFonts w:asciiTheme="majorEastAsia" w:eastAsiaTheme="majorEastAsia" w:hAnsiTheme="majorEastAsia" w:cs="Times New Roman"/>
-          <w:sz w:val="8"/>
+          <w:rFonts w:ascii="黑体" w:eastAsia="黑体" w:hAnsi="黑体"/>
+          <w:sz w:val="16"/>
+          <w:szCs w:val="8"/>
+          <w:lang w:eastAsia="zh-CN"/>
+        </w:rPr>
+      </w:pPr>
+      <w:r>
+        <w:rPr>
+          <w:rFonts w:ascii="黑体" w:eastAsia="黑体" w:hAnsi="黑体" w:cs="Times New Roman"/>
+          <w:sz w:val="16"/>
           <w:szCs w:val="8"/>
           <w:lang w:eastAsia="zh-CN"/>
         </w:rPr>
@@ -2203,8 +2212,8 @@
       </w:r>
       <w:r>
         <w:rPr>
-          <w:rFonts w:asciiTheme="majorEastAsia" w:eastAsiaTheme="majorEastAsia" w:hAnsiTheme="majorEastAsia"/>
-          <w:sz w:val="8"/>
+          <w:rFonts w:ascii="黑体" w:eastAsia="黑体" w:hAnsi="黑体"/>
+          <w:sz w:val="16"/>
           <w:szCs w:val="8"/>
           <w:lang w:eastAsia="zh-CN"/>
         </w:rPr>
@@ -2213,19 +2222,19 @@
     </w:p>
     <w:p>
       <w:pPr>
-        <w:pStyle w:val="a7"/>
+        <w:pStyle w:val="a5"/>
         <w:ind w:left="530"/>
         <w:rPr>
-          <w:rFonts w:asciiTheme="majorEastAsia" w:eastAsiaTheme="majorEastAsia" w:hAnsiTheme="majorEastAsia"/>
-          <w:sz w:val="8"/>
-          <w:szCs w:val="8"/>
-          <w:lang w:eastAsia="zh-CN"/>
-        </w:rPr>
-      </w:pPr>
-      <w:r>
-        <w:rPr>
-          <w:rFonts w:asciiTheme="majorEastAsia" w:eastAsiaTheme="majorEastAsia" w:hAnsiTheme="majorEastAsia" w:cs="Times New Roman"/>
-          <w:sz w:val="8"/>
+          <w:rFonts w:ascii="黑体" w:eastAsia="黑体" w:hAnsi="黑体"/>
+          <w:sz w:val="16"/>
+          <w:szCs w:val="8"/>
+          <w:lang w:eastAsia="zh-CN"/>
+        </w:rPr>
+      </w:pPr>
+      <w:r>
+        <w:rPr>
+          <w:rFonts w:ascii="黑体" w:eastAsia="黑体" w:hAnsi="黑体" w:cs="Times New Roman"/>
+          <w:sz w:val="16"/>
           <w:szCs w:val="8"/>
           <w:lang w:eastAsia="zh-CN"/>
         </w:rPr>
@@ -2233,8 +2242,8 @@
       </w:r>
       <w:r>
         <w:rPr>
-          <w:rFonts w:asciiTheme="majorEastAsia" w:eastAsiaTheme="majorEastAsia" w:hAnsiTheme="majorEastAsia"/>
-          <w:sz w:val="8"/>
+          <w:rFonts w:ascii="黑体" w:eastAsia="黑体" w:hAnsi="黑体"/>
+          <w:sz w:val="16"/>
           <w:szCs w:val="8"/>
           <w:lang w:eastAsia="zh-CN"/>
         </w:rPr>
@@ -2243,19 +2252,19 @@
     </w:p>
     <w:p>
       <w:pPr>
-        <w:pStyle w:val="a7"/>
+        <w:pStyle w:val="a5"/>
         <w:ind w:left="4" w:right="30" w:firstLine="526"/>
         <w:rPr>
-          <w:rFonts w:asciiTheme="majorEastAsia" w:eastAsiaTheme="majorEastAsia" w:hAnsiTheme="majorEastAsia"/>
-          <w:sz w:val="8"/>
-          <w:szCs w:val="8"/>
-          <w:lang w:eastAsia="zh-CN"/>
-        </w:rPr>
-      </w:pPr>
-      <w:r>
-        <w:rPr>
-          <w:rFonts w:asciiTheme="majorEastAsia" w:eastAsiaTheme="majorEastAsia" w:hAnsiTheme="majorEastAsia" w:cs="Times New Roman"/>
-          <w:sz w:val="8"/>
+          <w:rFonts w:ascii="黑体" w:eastAsia="黑体" w:hAnsi="黑体"/>
+          <w:sz w:val="16"/>
+          <w:szCs w:val="8"/>
+          <w:lang w:eastAsia="zh-CN"/>
+        </w:rPr>
+      </w:pPr>
+      <w:r>
+        <w:rPr>
+          <w:rFonts w:ascii="黑体" w:eastAsia="黑体" w:hAnsi="黑体" w:cs="Times New Roman"/>
+          <w:sz w:val="16"/>
           <w:szCs w:val="8"/>
           <w:lang w:eastAsia="zh-CN"/>
         </w:rPr>
@@ -2263,8 +2272,8 @@
       </w:r>
       <w:r>
         <w:rPr>
-          <w:rFonts w:asciiTheme="majorEastAsia" w:eastAsiaTheme="majorEastAsia" w:hAnsiTheme="majorEastAsia"/>
-          <w:sz w:val="8"/>
+          <w:rFonts w:ascii="黑体" w:eastAsia="黑体" w:hAnsi="黑体"/>
+          <w:sz w:val="16"/>
           <w:szCs w:val="8"/>
           <w:lang w:eastAsia="zh-CN"/>
         </w:rPr>
@@ -2273,19 +2282,19 @@
     </w:p>
     <w:p>
       <w:pPr>
-        <w:pStyle w:val="a7"/>
+        <w:pStyle w:val="a5"/>
         <w:ind w:left="1" w:right="11" w:firstLine="528"/>
         <w:rPr>
-          <w:rFonts w:asciiTheme="majorEastAsia" w:eastAsiaTheme="majorEastAsia" w:hAnsiTheme="majorEastAsia"/>
-          <w:sz w:val="8"/>
-          <w:szCs w:val="8"/>
-          <w:lang w:eastAsia="zh-CN"/>
-        </w:rPr>
-      </w:pPr>
-      <w:r>
-        <w:rPr>
-          <w:rFonts w:asciiTheme="majorEastAsia" w:eastAsiaTheme="majorEastAsia" w:hAnsiTheme="majorEastAsia" w:cs="Times New Roman"/>
-          <w:sz w:val="8"/>
+          <w:rFonts w:ascii="黑体" w:eastAsia="黑体" w:hAnsi="黑体"/>
+          <w:sz w:val="16"/>
+          <w:szCs w:val="8"/>
+          <w:lang w:eastAsia="zh-CN"/>
+        </w:rPr>
+      </w:pPr>
+      <w:r>
+        <w:rPr>
+          <w:rFonts w:ascii="黑体" w:eastAsia="黑体" w:hAnsi="黑体" w:cs="Times New Roman"/>
+          <w:sz w:val="16"/>
           <w:szCs w:val="8"/>
           <w:lang w:eastAsia="zh-CN"/>
         </w:rPr>
@@ -2293,8 +2302,8 @@
       </w:r>
       <w:r>
         <w:rPr>
-          <w:rFonts w:asciiTheme="majorEastAsia" w:eastAsiaTheme="majorEastAsia" w:hAnsiTheme="majorEastAsia"/>
-          <w:sz w:val="8"/>
+          <w:rFonts w:ascii="黑体" w:eastAsia="黑体" w:hAnsi="黑体"/>
+          <w:sz w:val="16"/>
           <w:szCs w:val="8"/>
           <w:lang w:eastAsia="zh-CN"/>
         </w:rPr>
@@ -2302,8 +2311,8 @@
       </w:r>
       <w:r>
         <w:rPr>
-          <w:rFonts w:asciiTheme="majorEastAsia" w:eastAsiaTheme="majorEastAsia" w:hAnsiTheme="majorEastAsia" w:cs="Times New Roman"/>
-          <w:sz w:val="8"/>
+          <w:rFonts w:ascii="黑体" w:eastAsia="黑体" w:hAnsi="黑体" w:cs="Times New Roman"/>
+          <w:sz w:val="16"/>
           <w:szCs w:val="8"/>
           <w:lang w:eastAsia="zh-CN"/>
         </w:rPr>
@@ -2311,8 +2320,8 @@
       </w:r>
       <w:r>
         <w:rPr>
-          <w:rFonts w:asciiTheme="majorEastAsia" w:eastAsiaTheme="majorEastAsia" w:hAnsiTheme="majorEastAsia"/>
-          <w:sz w:val="8"/>
+          <w:rFonts w:ascii="黑体" w:eastAsia="黑体" w:hAnsi="黑体"/>
+          <w:sz w:val="16"/>
           <w:szCs w:val="8"/>
           <w:lang w:eastAsia="zh-CN"/>
         </w:rPr>
@@ -2320,8 +2329,8 @@
       </w:r>
       <w:r>
         <w:rPr>
-          <w:rFonts w:asciiTheme="majorEastAsia" w:eastAsiaTheme="majorEastAsia" w:hAnsiTheme="majorEastAsia" w:cs="Times New Roman"/>
-          <w:sz w:val="8"/>
+          <w:rFonts w:ascii="黑体" w:eastAsia="黑体" w:hAnsi="黑体" w:cs="Times New Roman"/>
+          <w:sz w:val="16"/>
           <w:szCs w:val="8"/>
           <w:lang w:eastAsia="zh-CN"/>
         </w:rPr>
@@ -2329,8 +2338,8 @@
       </w:r>
       <w:r>
         <w:rPr>
-          <w:rFonts w:asciiTheme="majorEastAsia" w:eastAsiaTheme="majorEastAsia" w:hAnsiTheme="majorEastAsia"/>
-          <w:sz w:val="8"/>
+          <w:rFonts w:ascii="黑体" w:eastAsia="黑体" w:hAnsi="黑体"/>
+          <w:sz w:val="16"/>
           <w:szCs w:val="8"/>
           <w:lang w:eastAsia="zh-CN"/>
         </w:rPr>
@@ -2339,19 +2348,19 @@
     </w:p>
     <w:p>
       <w:pPr>
-        <w:pStyle w:val="a7"/>
+        <w:pStyle w:val="a5"/>
         <w:ind w:right="21" w:firstLine="546"/>
         <w:rPr>
-          <w:rFonts w:asciiTheme="majorEastAsia" w:eastAsiaTheme="majorEastAsia" w:hAnsiTheme="majorEastAsia"/>
-          <w:sz w:val="8"/>
-          <w:szCs w:val="8"/>
-          <w:lang w:eastAsia="zh-CN"/>
-        </w:rPr>
-      </w:pPr>
-      <w:r>
-        <w:rPr>
-          <w:rFonts w:asciiTheme="majorEastAsia" w:eastAsiaTheme="majorEastAsia" w:hAnsiTheme="majorEastAsia" w:cs="Times New Roman"/>
-          <w:sz w:val="8"/>
+          <w:rFonts w:ascii="黑体" w:eastAsia="黑体" w:hAnsi="黑体"/>
+          <w:sz w:val="16"/>
+          <w:szCs w:val="8"/>
+          <w:lang w:eastAsia="zh-CN"/>
+        </w:rPr>
+      </w:pPr>
+      <w:r>
+        <w:rPr>
+          <w:rFonts w:ascii="黑体" w:eastAsia="黑体" w:hAnsi="黑体" w:cs="Times New Roman"/>
+          <w:sz w:val="16"/>
           <w:szCs w:val="8"/>
           <w:lang w:eastAsia="zh-CN"/>
         </w:rPr>
@@ -2359,8 +2368,8 @@
       </w:r>
       <w:r>
         <w:rPr>
-          <w:rFonts w:asciiTheme="majorEastAsia" w:eastAsiaTheme="majorEastAsia" w:hAnsiTheme="majorEastAsia"/>
-          <w:sz w:val="8"/>
+          <w:rFonts w:ascii="黑体" w:eastAsia="黑体" w:hAnsi="黑体"/>
+          <w:sz w:val="16"/>
           <w:szCs w:val="8"/>
           <w:lang w:eastAsia="zh-CN"/>
         </w:rPr>
@@ -2368,8 +2377,8 @@
       </w:r>
       <w:r>
         <w:rPr>
-          <w:rFonts w:asciiTheme="majorEastAsia" w:eastAsiaTheme="majorEastAsia" w:hAnsiTheme="majorEastAsia" w:cs="Times New Roman"/>
-          <w:sz w:val="8"/>
+          <w:rFonts w:ascii="黑体" w:eastAsia="黑体" w:hAnsi="黑体" w:cs="Times New Roman"/>
+          <w:sz w:val="16"/>
           <w:szCs w:val="8"/>
           <w:lang w:eastAsia="zh-CN"/>
         </w:rPr>
@@ -2377,8 +2386,8 @@
       </w:r>
       <w:r>
         <w:rPr>
-          <w:rFonts w:asciiTheme="majorEastAsia" w:eastAsiaTheme="majorEastAsia" w:hAnsiTheme="majorEastAsia"/>
-          <w:sz w:val="8"/>
+          <w:rFonts w:ascii="黑体" w:eastAsia="黑体" w:hAnsi="黑体"/>
+          <w:sz w:val="16"/>
           <w:szCs w:val="8"/>
           <w:lang w:eastAsia="zh-CN"/>
         </w:rPr>
@@ -2387,19 +2396,19 @@
     </w:p>
     <w:p>
       <w:pPr>
-        <w:pStyle w:val="a7"/>
+        <w:pStyle w:val="a5"/>
         <w:ind w:left="3" w:right="3" w:firstLine="522"/>
         <w:rPr>
-          <w:rFonts w:asciiTheme="majorEastAsia" w:eastAsiaTheme="majorEastAsia" w:hAnsiTheme="majorEastAsia"/>
-          <w:sz w:val="8"/>
-          <w:szCs w:val="8"/>
-          <w:lang w:eastAsia="zh-CN"/>
-        </w:rPr>
-      </w:pPr>
-      <w:r>
-        <w:rPr>
-          <w:rFonts w:asciiTheme="majorEastAsia" w:eastAsiaTheme="majorEastAsia" w:hAnsiTheme="majorEastAsia" w:cs="Times New Roman"/>
-          <w:sz w:val="8"/>
+          <w:rFonts w:ascii="黑体" w:eastAsia="黑体" w:hAnsi="黑体"/>
+          <w:sz w:val="16"/>
+          <w:szCs w:val="8"/>
+          <w:lang w:eastAsia="zh-CN"/>
+        </w:rPr>
+      </w:pPr>
+      <w:r>
+        <w:rPr>
+          <w:rFonts w:ascii="黑体" w:eastAsia="黑体" w:hAnsi="黑体" w:cs="Times New Roman"/>
+          <w:sz w:val="16"/>
           <w:szCs w:val="8"/>
           <w:lang w:eastAsia="zh-CN"/>
         </w:rPr>
@@ -2407,8 +2416,8 @@
       </w:r>
       <w:r>
         <w:rPr>
-          <w:rFonts w:asciiTheme="majorEastAsia" w:eastAsiaTheme="majorEastAsia" w:hAnsiTheme="majorEastAsia"/>
-          <w:sz w:val="8"/>
+          <w:rFonts w:ascii="黑体" w:eastAsia="黑体" w:hAnsi="黑体"/>
+          <w:sz w:val="16"/>
           <w:szCs w:val="8"/>
           <w:lang w:eastAsia="zh-CN"/>
         </w:rPr>
@@ -2416,8 +2425,8 @@
       </w:r>
       <w:r>
         <w:rPr>
-          <w:rFonts w:asciiTheme="majorEastAsia" w:eastAsiaTheme="majorEastAsia" w:hAnsiTheme="majorEastAsia" w:cs="Times New Roman"/>
-          <w:sz w:val="8"/>
+          <w:rFonts w:ascii="黑体" w:eastAsia="黑体" w:hAnsi="黑体" w:cs="Times New Roman"/>
+          <w:sz w:val="16"/>
           <w:szCs w:val="8"/>
           <w:lang w:eastAsia="zh-CN"/>
         </w:rPr>
@@ -2425,8 +2434,8 @@
       </w:r>
       <w:r>
         <w:rPr>
-          <w:rFonts w:asciiTheme="majorEastAsia" w:eastAsiaTheme="majorEastAsia" w:hAnsiTheme="majorEastAsia"/>
-          <w:sz w:val="8"/>
+          <w:rFonts w:ascii="黑体" w:eastAsia="黑体" w:hAnsi="黑体"/>
+          <w:sz w:val="16"/>
           <w:szCs w:val="8"/>
           <w:lang w:eastAsia="zh-CN"/>
         </w:rPr>
@@ -2435,19 +2444,19 @@
     </w:p>
     <w:p>
       <w:pPr>
-        <w:pStyle w:val="a7"/>
+        <w:pStyle w:val="a5"/>
         <w:ind w:left="7" w:right="32" w:firstLine="522"/>
         <w:rPr>
-          <w:rFonts w:asciiTheme="majorEastAsia" w:eastAsiaTheme="majorEastAsia" w:hAnsiTheme="majorEastAsia"/>
-          <w:sz w:val="8"/>
-          <w:szCs w:val="8"/>
-          <w:lang w:eastAsia="zh-CN"/>
-        </w:rPr>
-      </w:pPr>
-      <w:r>
-        <w:rPr>
-          <w:rFonts w:asciiTheme="majorEastAsia" w:eastAsiaTheme="majorEastAsia" w:hAnsiTheme="majorEastAsia" w:cs="Times New Roman"/>
-          <w:sz w:val="8"/>
+          <w:rFonts w:ascii="黑体" w:eastAsia="黑体" w:hAnsi="黑体"/>
+          <w:sz w:val="16"/>
+          <w:szCs w:val="8"/>
+          <w:lang w:eastAsia="zh-CN"/>
+        </w:rPr>
+      </w:pPr>
+      <w:r>
+        <w:rPr>
+          <w:rFonts w:ascii="黑体" w:eastAsia="黑体" w:hAnsi="黑体" w:cs="Times New Roman"/>
+          <w:sz w:val="16"/>
           <w:szCs w:val="8"/>
           <w:lang w:eastAsia="zh-CN"/>
         </w:rPr>
@@ -2455,8 +2464,8 @@
       </w:r>
       <w:r>
         <w:rPr>
-          <w:rFonts w:asciiTheme="majorEastAsia" w:eastAsiaTheme="majorEastAsia" w:hAnsiTheme="majorEastAsia"/>
-          <w:sz w:val="8"/>
+          <w:rFonts w:ascii="黑体" w:eastAsia="黑体" w:hAnsi="黑体"/>
+          <w:sz w:val="16"/>
           <w:szCs w:val="8"/>
           <w:lang w:eastAsia="zh-CN"/>
         </w:rPr>
@@ -2464,8 +2473,8 @@
       </w:r>
       <w:r>
         <w:rPr>
-          <w:rFonts w:asciiTheme="majorEastAsia" w:eastAsiaTheme="majorEastAsia" w:hAnsiTheme="majorEastAsia" w:cs="Times New Roman"/>
-          <w:sz w:val="8"/>
+          <w:rFonts w:ascii="黑体" w:eastAsia="黑体" w:hAnsi="黑体" w:cs="Times New Roman"/>
+          <w:sz w:val="16"/>
           <w:szCs w:val="8"/>
           <w:lang w:eastAsia="zh-CN"/>
         </w:rPr>
@@ -2473,8 +2482,8 @@
       </w:r>
       <w:r>
         <w:rPr>
-          <w:rFonts w:asciiTheme="majorEastAsia" w:eastAsiaTheme="majorEastAsia" w:hAnsiTheme="majorEastAsia"/>
-          <w:sz w:val="8"/>
+          <w:rFonts w:ascii="黑体" w:eastAsia="黑体" w:hAnsi="黑体"/>
+          <w:sz w:val="16"/>
           <w:szCs w:val="8"/>
           <w:lang w:eastAsia="zh-CN"/>
         </w:rPr>
@@ -2482,8 +2491,8 @@
       </w:r>
       <w:r>
         <w:rPr>
-          <w:rFonts w:asciiTheme="majorEastAsia" w:eastAsiaTheme="majorEastAsia" w:hAnsiTheme="majorEastAsia" w:cs="Times New Roman"/>
-          <w:sz w:val="8"/>
+          <w:rFonts w:ascii="黑体" w:eastAsia="黑体" w:hAnsi="黑体" w:cs="Times New Roman"/>
+          <w:sz w:val="16"/>
           <w:szCs w:val="8"/>
           <w:lang w:eastAsia="zh-CN"/>
         </w:rPr>
@@ -2491,8 +2500,8 @@
       </w:r>
       <w:r>
         <w:rPr>
-          <w:rFonts w:asciiTheme="majorEastAsia" w:eastAsiaTheme="majorEastAsia" w:hAnsiTheme="majorEastAsia"/>
-          <w:sz w:val="8"/>
+          <w:rFonts w:ascii="黑体" w:eastAsia="黑体" w:hAnsi="黑体"/>
+          <w:sz w:val="16"/>
           <w:szCs w:val="8"/>
           <w:lang w:eastAsia="zh-CN"/>
         </w:rPr>
@@ -2501,11 +2510,11 @@
     </w:p>
     <w:p>
       <w:pPr>
-        <w:pStyle w:val="a7"/>
+        <w:pStyle w:val="a5"/>
         <w:ind w:left="530"/>
         <w:rPr>
-          <w:rFonts w:asciiTheme="majorEastAsia" w:eastAsiaTheme="majorEastAsia" w:hAnsiTheme="majorEastAsia" w:hint="eastAsia"/>
-          <w:sz w:val="8"/>
+          <w:rFonts w:ascii="黑体" w:eastAsia="黑体" w:hAnsi="黑体"/>
+          <w:sz w:val="16"/>
           <w:szCs w:val="8"/>
           <w:lang w:eastAsia="zh-CN"/>
         </w:rPr>
@@ -2520,8 +2529,8 @@
       </w:pPr>
       <w:r>
         <w:rPr>
-          <w:rFonts w:asciiTheme="majorEastAsia" w:eastAsiaTheme="majorEastAsia" w:hAnsiTheme="majorEastAsia" w:cs="Times New Roman"/>
-          <w:sz w:val="8"/>
+          <w:rFonts w:ascii="黑体" w:eastAsia="黑体" w:hAnsi="黑体" w:cs="Times New Roman"/>
+          <w:sz w:val="16"/>
           <w:szCs w:val="8"/>
           <w:lang w:eastAsia="zh-CN"/>
         </w:rPr>
@@ -2529,8 +2538,8 @@
       </w:r>
       <w:r>
         <w:rPr>
-          <w:rFonts w:asciiTheme="majorEastAsia" w:eastAsiaTheme="majorEastAsia" w:hAnsiTheme="majorEastAsia"/>
-          <w:sz w:val="8"/>
+          <w:rFonts w:ascii="黑体" w:eastAsia="黑体" w:hAnsi="黑体"/>
+          <w:sz w:val="16"/>
           <w:szCs w:val="8"/>
           <w:lang w:eastAsia="zh-CN"/>
         </w:rPr>
@@ -2540,8 +2549,8 @@
     <w:p>
       <w:pPr>
         <w:rPr>
-          <w:rFonts w:asciiTheme="majorEastAsia" w:eastAsiaTheme="majorEastAsia" w:hAnsiTheme="majorEastAsia" w:hint="eastAsia"/>
-          <w:sz w:val="8"/>
+          <w:rFonts w:ascii="黑体" w:eastAsia="黑体" w:hAnsi="黑体"/>
+          <w:sz w:val="16"/>
           <w:szCs w:val="8"/>
           <w:lang w:eastAsia="zh-CN"/>
         </w:rPr>
@@ -2558,7 +2567,7 @@
 </file>
 
 <file path=word/endnotes.xml><?xml version="1.0" encoding="utf-8"?>
-<w:endnotes xmlns:wpc="http://schemas.microsoft.com/office/word/2010/wordprocessingCanvas" xmlns:cx="http://schemas.microsoft.com/office/drawing/2014/chartex" xmlns:cx1="http://schemas.microsoft.com/office/drawing/2015/9/8/chartex" xmlns:cx2="http://schemas.microsoft.com/office/drawing/2015/10/21/chartex" xmlns:cx3="http://schemas.microsoft.com/office/drawing/2016/5/9/chartex" xmlns:cx4="http://schemas.microsoft.com/office/drawing/2016/5/10/chartex" xmlns:cx5="http://schemas.microsoft.com/office/drawing/2016/5/11/chartex" xmlns:cx6="http://schemas.microsoft.com/office/drawing/2016/5/12/chartex" xmlns:cx7="http://schemas.microsoft.com/office/drawing/2016/5/13/chartex" xmlns:cx8="http://schemas.microsoft.com/office/drawing/2016/5/14/chartex" xmlns:mc="http://schemas.openxmlformats.org/markup-compatibility/2006" xmlns:aink="http://schemas.microsoft.com/office/drawing/2016/ink" xmlns:am3d="http://schemas.microsoft.com/office/drawing/2017/model3d" xmlns:o="urn:schemas-microsoft-com:office:office" xmlns:oel="http://schemas.microsoft.com/office/2019/extlst" xmlns:r="http://schemas.openxmlformats.org/officeDocument/2006/relationships" xmlns:m="http://schemas.openxmlformats.org/officeDocument/2006/math" xmlns:v="urn:schemas-microsoft-com:vml" xmlns:wp14="http://schemas.microsoft.com/office/word/2010/wordprocessingDrawing" xmlns:wp="http://schemas.openxmlformats.org/drawingml/2006/wordprocessingDrawing" xmlns:w10="urn:schemas-microsoft-com:office:word" xmlns:w="http://schemas.openxmlformats.org/wordprocessingml/2006/main" xmlns:w14="http://schemas.microsoft.com/office/word/2010/wordml" xmlns:w15="http://schemas.microsoft.com/office/word/2012/wordml" xmlns:w16cex="http://schemas.microsoft.com/office/word/2018/wordml/cex" xmlns:w16cid="http://schemas.microsoft.com/office/word/2016/wordml/cid" xmlns:w16="http://schemas.microsoft.com/office/word/2018/wordml" xmlns:w16sdtdh="http://schemas.microsoft.com/office/word/2020/wordml/sdtdatahash" xmlns:w16se="http://schemas.microsoft.com/office/word/2015/wordml/symex" xmlns:wpg="http://schemas.microsoft.com/office/word/2010/wordprocessingGroup" xmlns:wpi="http://schemas.microsoft.com/office/word/2010/wordprocessingInk" xmlns:wne="http://schemas.microsoft.com/office/word/2006/wordml" xmlns:wps="http://schemas.microsoft.com/office/word/2010/wordprocessingShape" mc:Ignorable="w14 w15 w16se w16cid w16 w16cex w16sdtdh wp14">
+<w:endnotes xmlns:wpc="http://schemas.microsoft.com/office/word/2010/wordprocessingCanvas" xmlns:mc="http://schemas.openxmlformats.org/markup-compatibility/2006" xmlns:o="urn:schemas-microsoft-com:office:office" xmlns:r="http://schemas.openxmlformats.org/officeDocument/2006/relationships" xmlns:m="http://schemas.openxmlformats.org/officeDocument/2006/math" xmlns:v="urn:schemas-microsoft-com:vml" xmlns:wp14="http://schemas.microsoft.com/office/word/2010/wordprocessingDrawing" xmlns:wp="http://schemas.openxmlformats.org/drawingml/2006/wordprocessingDrawing" xmlns:w10="urn:schemas-microsoft-com:office:word" xmlns:w="http://schemas.openxmlformats.org/wordprocessingml/2006/main" xmlns:w14="http://schemas.microsoft.com/office/word/2010/wordml" xmlns:w15="http://schemas.microsoft.com/office/word/2012/wordml" xmlns:wpg="http://schemas.microsoft.com/office/word/2010/wordprocessingGroup" xmlns:wpi="http://schemas.microsoft.com/office/word/2010/wordprocessingInk" xmlns:wne="http://schemas.microsoft.com/office/word/2006/wordml" xmlns:wps="http://schemas.microsoft.com/office/word/2010/wordprocessingShape" mc:Ignorable="w14 w15 wp14">
   <w:endnote w:type="separator" w:id="-1">
     <w:p>
       <w:r>
@@ -2577,7 +2586,7 @@
 </file>
 
 <file path=word/footnotes.xml><?xml version="1.0" encoding="utf-8"?>
-<w:footnotes xmlns:wpc="http://schemas.microsoft.com/office/word/2010/wordprocessingCanvas" xmlns:cx="http://schemas.microsoft.com/office/drawing/2014/chartex" xmlns:cx1="http://schemas.microsoft.com/office/drawing/2015/9/8/chartex" xmlns:cx2="http://schemas.microsoft.com/office/drawing/2015/10/21/chartex" xmlns:cx3="http://schemas.microsoft.com/office/drawing/2016/5/9/chartex" xmlns:cx4="http://schemas.microsoft.com/office/drawing/2016/5/10/chartex" xmlns:cx5="http://schemas.microsoft.com/office/drawing/2016/5/11/chartex" xmlns:cx6="http://schemas.microsoft.com/office/drawing/2016/5/12/chartex" xmlns:cx7="http://schemas.microsoft.com/office/drawing/2016/5/13/chartex" xmlns:cx8="http://schemas.microsoft.com/office/drawing/2016/5/14/chartex" xmlns:mc="http://schemas.openxmlformats.org/markup-compatibility/2006" xmlns:aink="http://schemas.microsoft.com/office/drawing/2016/ink" xmlns:am3d="http://schemas.microsoft.com/office/drawing/2017/model3d" xmlns:o="urn:schemas-microsoft-com:office:office" xmlns:oel="http://schemas.microsoft.com/office/2019/extlst" xmlns:r="http://schemas.openxmlformats.org/officeDocument/2006/relationships" xmlns:m="http://schemas.openxmlformats.org/officeDocument/2006/math" xmlns:v="urn:schemas-microsoft-com:vml" xmlns:wp14="http://schemas.microsoft.com/office/word/2010/wordprocessingDrawing" xmlns:wp="http://schemas.openxmlformats.org/drawingml/2006/wordprocessingDrawing" xmlns:w10="urn:schemas-microsoft-com:office:word" xmlns:w="http://schemas.openxmlformats.org/wordprocessingml/2006/main" xmlns:w14="http://schemas.microsoft.com/office/word/2010/wordml" xmlns:w15="http://schemas.microsoft.com/office/word/2012/wordml" xmlns:w16cex="http://schemas.microsoft.com/office/word/2018/wordml/cex" xmlns:w16cid="http://schemas.microsoft.com/office/word/2016/wordml/cid" xmlns:w16="http://schemas.microsoft.com/office/word/2018/wordml" xmlns:w16sdtdh="http://schemas.microsoft.com/office/word/2020/wordml/sdtdatahash" xmlns:w16se="http://schemas.microsoft.com/office/word/2015/wordml/symex" xmlns:wpg="http://schemas.microsoft.com/office/word/2010/wordprocessingGroup" xmlns:wpi="http://schemas.microsoft.com/office/word/2010/wordprocessingInk" xmlns:wne="http://schemas.microsoft.com/office/word/2006/wordml" xmlns:wps="http://schemas.microsoft.com/office/word/2010/wordprocessingShape" mc:Ignorable="w14 w15 w16se w16cid w16 w16cex w16sdtdh wp14">
+<w:footnotes xmlns:wpc="http://schemas.microsoft.com/office/word/2010/wordprocessingCanvas" xmlns:mc="http://schemas.openxmlformats.org/markup-compatibility/2006" xmlns:o="urn:schemas-microsoft-com:office:office" xmlns:r="http://schemas.openxmlformats.org/officeDocument/2006/relationships" xmlns:m="http://schemas.openxmlformats.org/officeDocument/2006/math" xmlns:v="urn:schemas-microsoft-com:vml" xmlns:wp14="http://schemas.microsoft.com/office/word/2010/wordprocessingDrawing" xmlns:wp="http://schemas.openxmlformats.org/drawingml/2006/wordprocessingDrawing" xmlns:w10="urn:schemas-microsoft-com:office:word" xmlns:w="http://schemas.openxmlformats.org/wordprocessingml/2006/main" xmlns:w14="http://schemas.microsoft.com/office/word/2010/wordml" xmlns:w15="http://schemas.microsoft.com/office/word/2012/wordml" xmlns:wpg="http://schemas.microsoft.com/office/word/2010/wordprocessingGroup" xmlns:wpi="http://schemas.microsoft.com/office/word/2010/wordprocessingInk" xmlns:wne="http://schemas.microsoft.com/office/word/2006/wordml" xmlns:wps="http://schemas.microsoft.com/office/word/2010/wordprocessingShape" mc:Ignorable="w14 w15 wp14">
   <w:footnote w:type="separator" w:id="-1">
     <w:p>
       <w:r>
@@ -2596,7 +2605,7 @@
 </file>
 
 <file path=word/header1.xml><?xml version="1.0" encoding="utf-8"?>
-<w:hdr xmlns:wpc="http://schemas.microsoft.com/office/word/2010/wordprocessingCanvas" xmlns:cx="http://schemas.microsoft.com/office/drawing/2014/chartex" xmlns:cx1="http://schemas.microsoft.com/office/drawing/2015/9/8/chartex" xmlns:cx2="http://schemas.microsoft.com/office/drawing/2015/10/21/chartex" xmlns:cx3="http://schemas.microsoft.com/office/drawing/2016/5/9/chartex" xmlns:cx4="http://schemas.microsoft.com/office/drawing/2016/5/10/chartex" xmlns:cx5="http://schemas.microsoft.com/office/drawing/2016/5/11/chartex" xmlns:cx6="http://schemas.microsoft.com/office/drawing/2016/5/12/chartex" xmlns:cx7="http://schemas.microsoft.com/office/drawing/2016/5/13/chartex" xmlns:cx8="http://schemas.microsoft.com/office/drawing/2016/5/14/chartex" xmlns:mc="http://schemas.openxmlformats.org/markup-compatibility/2006" xmlns:aink="http://schemas.microsoft.com/office/drawing/2016/ink" xmlns:am3d="http://schemas.microsoft.com/office/drawing/2017/model3d" xmlns:o="urn:schemas-microsoft-com:office:office" xmlns:oel="http://schemas.microsoft.com/office/2019/extlst" xmlns:r="http://schemas.openxmlformats.org/officeDocument/2006/relationships" xmlns:m="http://schemas.openxmlformats.org/officeDocument/2006/math" xmlns:v="urn:schemas-microsoft-com:vml" xmlns:wp14="http://schemas.microsoft.com/office/word/2010/wordprocessingDrawing" xmlns:wp="http://schemas.openxmlformats.org/drawingml/2006/wordprocessingDrawing" xmlns:w10="urn:schemas-microsoft-com:office:word" xmlns:w="http://schemas.openxmlformats.org/wordprocessingml/2006/main" xmlns:w14="http://schemas.microsoft.com/office/word/2010/wordml" xmlns:w15="http://schemas.microsoft.com/office/word/2012/wordml" xmlns:w16cex="http://schemas.microsoft.com/office/word/2018/wordml/cex" xmlns:w16cid="http://schemas.microsoft.com/office/word/2016/wordml/cid" xmlns:w16="http://schemas.microsoft.com/office/word/2018/wordml" xmlns:w16sdtdh="http://schemas.microsoft.com/office/word/2020/wordml/sdtdatahash" xmlns:w16se="http://schemas.microsoft.com/office/word/2015/wordml/symex" xmlns:wpg="http://schemas.microsoft.com/office/word/2010/wordprocessingGroup" xmlns:wpi="http://schemas.microsoft.com/office/word/2010/wordprocessingInk" xmlns:wne="http://schemas.microsoft.com/office/word/2006/wordml" xmlns:wps="http://schemas.microsoft.com/office/word/2010/wordprocessingShape" mc:Ignorable="w14 w15 w16se w16cid w16 w16cex w16sdtdh wp14">
+<w:hdr xmlns:wpc="http://schemas.microsoft.com/office/word/2010/wordprocessingCanvas" xmlns:mc="http://schemas.openxmlformats.org/markup-compatibility/2006" xmlns:o="urn:schemas-microsoft-com:office:office" xmlns:r="http://schemas.openxmlformats.org/officeDocument/2006/relationships" xmlns:m="http://schemas.openxmlformats.org/officeDocument/2006/math" xmlns:v="urn:schemas-microsoft-com:vml" xmlns:wp14="http://schemas.microsoft.com/office/word/2010/wordprocessingDrawing" xmlns:wp="http://schemas.openxmlformats.org/drawingml/2006/wordprocessingDrawing" xmlns:w10="urn:schemas-microsoft-com:office:word" xmlns:w="http://schemas.openxmlformats.org/wordprocessingml/2006/main" xmlns:w14="http://schemas.microsoft.com/office/word/2010/wordml" xmlns:w15="http://schemas.microsoft.com/office/word/2012/wordml" xmlns:wpg="http://schemas.microsoft.com/office/word/2010/wordprocessingGroup" xmlns:wpi="http://schemas.microsoft.com/office/word/2010/wordprocessingInk" xmlns:wne="http://schemas.microsoft.com/office/word/2006/wordml" xmlns:wps="http://schemas.microsoft.com/office/word/2010/wordprocessingShape" mc:Ignorable="w14 w15 wp14">
   <w:p>
     <w:pPr>
       <w:pStyle w:val="a3"/>
@@ -2606,7 +2615,7 @@
 </file>
 
 <file path=word/header2.xml><?xml version="1.0" encoding="utf-8"?>
-<w:hdr xmlns:wpc="http://schemas.microsoft.com/office/word/2010/wordprocessingCanvas" xmlns:cx="http://schemas.microsoft.com/office/drawing/2014/chartex" xmlns:cx1="http://schemas.microsoft.com/office/drawing/2015/9/8/chartex" xmlns:cx2="http://schemas.microsoft.com/office/drawing/2015/10/21/chartex" xmlns:cx3="http://schemas.microsoft.com/office/drawing/2016/5/9/chartex" xmlns:cx4="http://schemas.microsoft.com/office/drawing/2016/5/10/chartex" xmlns:cx5="http://schemas.microsoft.com/office/drawing/2016/5/11/chartex" xmlns:cx6="http://schemas.microsoft.com/office/drawing/2016/5/12/chartex" xmlns:cx7="http://schemas.microsoft.com/office/drawing/2016/5/13/chartex" xmlns:cx8="http://schemas.microsoft.com/office/drawing/2016/5/14/chartex" xmlns:mc="http://schemas.openxmlformats.org/markup-compatibility/2006" xmlns:aink="http://schemas.microsoft.com/office/drawing/2016/ink" xmlns:am3d="http://schemas.microsoft.com/office/drawing/2017/model3d" xmlns:o="urn:schemas-microsoft-com:office:office" xmlns:oel="http://schemas.microsoft.com/office/2019/extlst" xmlns:r="http://schemas.openxmlformats.org/officeDocument/2006/relationships" xmlns:m="http://schemas.openxmlformats.org/officeDocument/2006/math" xmlns:v="urn:schemas-microsoft-com:vml" xmlns:wp14="http://schemas.microsoft.com/office/word/2010/wordprocessingDrawing" xmlns:wp="http://schemas.openxmlformats.org/drawingml/2006/wordprocessingDrawing" xmlns:w10="urn:schemas-microsoft-com:office:word" xmlns:w="http://schemas.openxmlformats.org/wordprocessingml/2006/main" xmlns:w14="http://schemas.microsoft.com/office/word/2010/wordml" xmlns:w15="http://schemas.microsoft.com/office/word/2012/wordml" xmlns:w16cex="http://schemas.microsoft.com/office/word/2018/wordml/cex" xmlns:w16cid="http://schemas.microsoft.com/office/word/2016/wordml/cid" xmlns:w16="http://schemas.microsoft.com/office/word/2018/wordml" xmlns:w16sdtdh="http://schemas.microsoft.com/office/word/2020/wordml/sdtdatahash" xmlns:w16se="http://schemas.microsoft.com/office/word/2015/wordml/symex" xmlns:wpg="http://schemas.microsoft.com/office/word/2010/wordprocessingGroup" xmlns:wpi="http://schemas.microsoft.com/office/word/2010/wordprocessingInk" xmlns:wne="http://schemas.microsoft.com/office/word/2006/wordml" xmlns:wps="http://schemas.microsoft.com/office/word/2010/wordprocessingShape" mc:Ignorable="w14 w15 w16se w16cid w16 w16cex w16sdtdh wp14">
+<w:hdr xmlns:wpc="http://schemas.microsoft.com/office/word/2010/wordprocessingCanvas" xmlns:mc="http://schemas.openxmlformats.org/markup-compatibility/2006" xmlns:o="urn:schemas-microsoft-com:office:office" xmlns:r="http://schemas.openxmlformats.org/officeDocument/2006/relationships" xmlns:m="http://schemas.openxmlformats.org/officeDocument/2006/math" xmlns:v="urn:schemas-microsoft-com:vml" xmlns:wp14="http://schemas.microsoft.com/office/word/2010/wordprocessingDrawing" xmlns:wp="http://schemas.openxmlformats.org/drawingml/2006/wordprocessingDrawing" xmlns:w10="urn:schemas-microsoft-com:office:word" xmlns:w="http://schemas.openxmlformats.org/wordprocessingml/2006/main" xmlns:w14="http://schemas.microsoft.com/office/word/2010/wordml" xmlns:w15="http://schemas.microsoft.com/office/word/2012/wordml" xmlns:wpg="http://schemas.microsoft.com/office/word/2010/wordprocessingGroup" xmlns:wpi="http://schemas.microsoft.com/office/word/2010/wordprocessingInk" xmlns:wne="http://schemas.microsoft.com/office/word/2006/wordml" xmlns:wps="http://schemas.microsoft.com/office/word/2010/wordprocessingShape" mc:Ignorable="w14 w15 wp14">
   <w:p>
     <w:pPr>
       <w:spacing w:line="14" w:lineRule="auto"/>
@@ -2619,7 +2628,7 @@
 </file>
 
 <file path=word/header3.xml><?xml version="1.0" encoding="utf-8"?>
-<w:hdr xmlns:wpc="http://schemas.microsoft.com/office/word/2010/wordprocessingCanvas" xmlns:cx="http://schemas.microsoft.com/office/drawing/2014/chartex" xmlns:cx1="http://schemas.microsoft.com/office/drawing/2015/9/8/chartex" xmlns:cx2="http://schemas.microsoft.com/office/drawing/2015/10/21/chartex" xmlns:cx3="http://schemas.microsoft.com/office/drawing/2016/5/9/chartex" xmlns:cx4="http://schemas.microsoft.com/office/drawing/2016/5/10/chartex" xmlns:cx5="http://schemas.microsoft.com/office/drawing/2016/5/11/chartex" xmlns:cx6="http://schemas.microsoft.com/office/drawing/2016/5/12/chartex" xmlns:cx7="http://schemas.microsoft.com/office/drawing/2016/5/13/chartex" xmlns:cx8="http://schemas.microsoft.com/office/drawing/2016/5/14/chartex" xmlns:mc="http://schemas.openxmlformats.org/markup-compatibility/2006" xmlns:aink="http://schemas.microsoft.com/office/drawing/2016/ink" xmlns:am3d="http://schemas.microsoft.com/office/drawing/2017/model3d" xmlns:o="urn:schemas-microsoft-com:office:office" xmlns:oel="http://schemas.microsoft.com/office/2019/extlst" xmlns:r="http://schemas.openxmlformats.org/officeDocument/2006/relationships" xmlns:m="http://schemas.openxmlformats.org/officeDocument/2006/math" xmlns:v="urn:schemas-microsoft-com:vml" xmlns:wp14="http://schemas.microsoft.com/office/word/2010/wordprocessingDrawing" xmlns:wp="http://schemas.openxmlformats.org/drawingml/2006/wordprocessingDrawing" xmlns:w10="urn:schemas-microsoft-com:office:word" xmlns:w="http://schemas.openxmlformats.org/wordprocessingml/2006/main" xmlns:w14="http://schemas.microsoft.com/office/word/2010/wordml" xmlns:w15="http://schemas.microsoft.com/office/word/2012/wordml" xmlns:w16cex="http://schemas.microsoft.com/office/word/2018/wordml/cex" xmlns:w16cid="http://schemas.microsoft.com/office/word/2016/wordml/cid" xmlns:w16="http://schemas.microsoft.com/office/word/2018/wordml" xmlns:w16sdtdh="http://schemas.microsoft.com/office/word/2020/wordml/sdtdatahash" xmlns:w16se="http://schemas.microsoft.com/office/word/2015/wordml/symex" xmlns:wpg="http://schemas.microsoft.com/office/word/2010/wordprocessingGroup" xmlns:wpi="http://schemas.microsoft.com/office/word/2010/wordprocessingInk" xmlns:wne="http://schemas.microsoft.com/office/word/2006/wordml" xmlns:wps="http://schemas.microsoft.com/office/word/2010/wordprocessingShape" mc:Ignorable="w14 w15 w16se w16cid w16 w16cex w16sdtdh wp14">
+<w:hdr xmlns:wpc="http://schemas.microsoft.com/office/word/2010/wordprocessingCanvas" xmlns:mc="http://schemas.openxmlformats.org/markup-compatibility/2006" xmlns:o="urn:schemas-microsoft-com:office:office" xmlns:r="http://schemas.openxmlformats.org/officeDocument/2006/relationships" xmlns:m="http://schemas.openxmlformats.org/officeDocument/2006/math" xmlns:v="urn:schemas-microsoft-com:vml" xmlns:wp14="http://schemas.microsoft.com/office/word/2010/wordprocessingDrawing" xmlns:wp="http://schemas.openxmlformats.org/drawingml/2006/wordprocessingDrawing" xmlns:w10="urn:schemas-microsoft-com:office:word" xmlns:w="http://schemas.openxmlformats.org/wordprocessingml/2006/main" xmlns:w14="http://schemas.microsoft.com/office/word/2010/wordml" xmlns:w15="http://schemas.microsoft.com/office/word/2012/wordml" xmlns:wpg="http://schemas.microsoft.com/office/word/2010/wordprocessingGroup" xmlns:wpi="http://schemas.microsoft.com/office/word/2010/wordprocessingInk" xmlns:wne="http://schemas.microsoft.com/office/word/2006/wordml" xmlns:wps="http://schemas.microsoft.com/office/word/2010/wordprocessingShape" mc:Ignorable="w14 w15 wp14">
   <w:p>
     <w:pPr>
       <w:pStyle w:val="a3"/>
@@ -2629,7 +2638,7 @@
 </file>
 
 <file path=word/header4.xml><?xml version="1.0" encoding="utf-8"?>
-<w:hdr xmlns:wpc="http://schemas.microsoft.com/office/word/2010/wordprocessingCanvas" xmlns:cx="http://schemas.microsoft.com/office/drawing/2014/chartex" xmlns:cx1="http://schemas.microsoft.com/office/drawing/2015/9/8/chartex" xmlns:cx2="http://schemas.microsoft.com/office/drawing/2015/10/21/chartex" xmlns:cx3="http://schemas.microsoft.com/office/drawing/2016/5/9/chartex" xmlns:cx4="http://schemas.microsoft.com/office/drawing/2016/5/10/chartex" xmlns:cx5="http://schemas.microsoft.com/office/drawing/2016/5/11/chartex" xmlns:cx6="http://schemas.microsoft.com/office/drawing/2016/5/12/chartex" xmlns:cx7="http://schemas.microsoft.com/office/drawing/2016/5/13/chartex" xmlns:cx8="http://schemas.microsoft.com/office/drawing/2016/5/14/chartex" xmlns:mc="http://schemas.openxmlformats.org/markup-compatibility/2006" xmlns:aink="http://schemas.microsoft.com/office/drawing/2016/ink" xmlns:am3d="http://schemas.microsoft.com/office/drawing/2017/model3d" xmlns:o="urn:schemas-microsoft-com:office:office" xmlns:oel="http://schemas.microsoft.com/office/2019/extlst" xmlns:r="http://schemas.openxmlformats.org/officeDocument/2006/relationships" xmlns:m="http://schemas.openxmlformats.org/officeDocument/2006/math" xmlns:v="urn:schemas-microsoft-com:vml" xmlns:wp14="http://schemas.microsoft.com/office/word/2010/wordprocessingDrawing" xmlns:wp="http://schemas.openxmlformats.org/drawingml/2006/wordprocessingDrawing" xmlns:w10="urn:schemas-microsoft-com:office:word" xmlns:w="http://schemas.openxmlformats.org/wordprocessingml/2006/main" xmlns:w14="http://schemas.microsoft.com/office/word/2010/wordml" xmlns:w15="http://schemas.microsoft.com/office/word/2012/wordml" xmlns:w16cex="http://schemas.microsoft.com/office/word/2018/wordml/cex" xmlns:w16cid="http://schemas.microsoft.com/office/word/2016/wordml/cid" xmlns:w16="http://schemas.microsoft.com/office/word/2018/wordml" xmlns:w16sdtdh="http://schemas.microsoft.com/office/word/2020/wordml/sdtdatahash" xmlns:w16se="http://schemas.microsoft.com/office/word/2015/wordml/symex" xmlns:wpg="http://schemas.microsoft.com/office/word/2010/wordprocessingGroup" xmlns:wpi="http://schemas.microsoft.com/office/word/2010/wordprocessingInk" xmlns:wne="http://schemas.microsoft.com/office/word/2006/wordml" xmlns:wps="http://schemas.microsoft.com/office/word/2010/wordprocessingShape" mc:Ignorable="w14 w15 w16se w16cid w16 w16cex w16sdtdh wp14">
+<w:hdr xmlns:wpc="http://schemas.microsoft.com/office/word/2010/wordprocessingCanvas" xmlns:mc="http://schemas.openxmlformats.org/markup-compatibility/2006" xmlns:o="urn:schemas-microsoft-com:office:office" xmlns:r="http://schemas.openxmlformats.org/officeDocument/2006/relationships" xmlns:m="http://schemas.openxmlformats.org/officeDocument/2006/math" xmlns:v="urn:schemas-microsoft-com:vml" xmlns:wp14="http://schemas.microsoft.com/office/word/2010/wordprocessingDrawing" xmlns:wp="http://schemas.openxmlformats.org/drawingml/2006/wordprocessingDrawing" xmlns:w10="urn:schemas-microsoft-com:office:word" xmlns:w="http://schemas.openxmlformats.org/wordprocessingml/2006/main" xmlns:w14="http://schemas.microsoft.com/office/word/2010/wordml" xmlns:w15="http://schemas.microsoft.com/office/word/2012/wordml" xmlns:wpg="http://schemas.microsoft.com/office/word/2010/wordprocessingGroup" xmlns:wpi="http://schemas.microsoft.com/office/word/2010/wordprocessingInk" xmlns:wne="http://schemas.microsoft.com/office/word/2006/wordml" xmlns:wps="http://schemas.microsoft.com/office/word/2010/wordprocessingShape" mc:Ignorable="w14 w15 wp14">
   <w:p>
     <w:pPr>
       <w:pStyle w:val="a3"/>
@@ -2639,7 +2648,7 @@
 </file>
 
 <file path=word/header5.xml><?xml version="1.0" encoding="utf-8"?>
-<w:hdr xmlns:wpc="http://schemas.microsoft.com/office/word/2010/wordprocessingCanvas" xmlns:cx="http://schemas.microsoft.com/office/drawing/2014/chartex" xmlns:cx1="http://schemas.microsoft.com/office/drawing/2015/9/8/chartex" xmlns:cx2="http://schemas.microsoft.com/office/drawing/2015/10/21/chartex" xmlns:cx3="http://schemas.microsoft.com/office/drawing/2016/5/9/chartex" xmlns:cx4="http://schemas.microsoft.com/office/drawing/2016/5/10/chartex" xmlns:cx5="http://schemas.microsoft.com/office/drawing/2016/5/11/chartex" xmlns:cx6="http://schemas.microsoft.com/office/drawing/2016/5/12/chartex" xmlns:cx7="http://schemas.microsoft.com/office/drawing/2016/5/13/chartex" xmlns:cx8="http://schemas.microsoft.com/office/drawing/2016/5/14/chartex" xmlns:mc="http://schemas.openxmlformats.org/markup-compatibility/2006" xmlns:aink="http://schemas.microsoft.com/office/drawing/2016/ink" xmlns:am3d="http://schemas.microsoft.com/office/drawing/2017/model3d" xmlns:o="urn:schemas-microsoft-com:office:office" xmlns:oel="http://schemas.microsoft.com/office/2019/extlst" xmlns:r="http://schemas.openxmlformats.org/officeDocument/2006/relationships" xmlns:m="http://schemas.openxmlformats.org/officeDocument/2006/math" xmlns:v="urn:schemas-microsoft-com:vml" xmlns:wp14="http://schemas.microsoft.com/office/word/2010/wordprocessingDrawing" xmlns:wp="http://schemas.openxmlformats.org/drawingml/2006/wordprocessingDrawing" xmlns:w10="urn:schemas-microsoft-com:office:word" xmlns:w="http://schemas.openxmlformats.org/wordprocessingml/2006/main" xmlns:w14="http://schemas.microsoft.com/office/word/2010/wordml" xmlns:w15="http://schemas.microsoft.com/office/word/2012/wordml" xmlns:w16cex="http://schemas.microsoft.com/office/word/2018/wordml/cex" xmlns:w16cid="http://schemas.microsoft.com/office/word/2016/wordml/cid" xmlns:w16="http://schemas.microsoft.com/office/word/2018/wordml" xmlns:w16sdtdh="http://schemas.microsoft.com/office/word/2020/wordml/sdtdatahash" xmlns:w16se="http://schemas.microsoft.com/office/word/2015/wordml/symex" xmlns:wpg="http://schemas.microsoft.com/office/word/2010/wordprocessingGroup" xmlns:wpi="http://schemas.microsoft.com/office/word/2010/wordprocessingInk" xmlns:wne="http://schemas.microsoft.com/office/word/2006/wordml" xmlns:wps="http://schemas.microsoft.com/office/word/2010/wordprocessingShape" mc:Ignorable="w14 w15 w16se w16cid w16 w16cex w16sdtdh wp14">
+<w:hdr xmlns:wpc="http://schemas.microsoft.com/office/word/2010/wordprocessingCanvas" xmlns:mc="http://schemas.openxmlformats.org/markup-compatibility/2006" xmlns:o="urn:schemas-microsoft-com:office:office" xmlns:r="http://schemas.openxmlformats.org/officeDocument/2006/relationships" xmlns:m="http://schemas.openxmlformats.org/officeDocument/2006/math" xmlns:v="urn:schemas-microsoft-com:vml" xmlns:wp14="http://schemas.microsoft.com/office/word/2010/wordprocessingDrawing" xmlns:wp="http://schemas.openxmlformats.org/drawingml/2006/wordprocessingDrawing" xmlns:w10="urn:schemas-microsoft-com:office:word" xmlns:w="http://schemas.openxmlformats.org/wordprocessingml/2006/main" xmlns:w14="http://schemas.microsoft.com/office/word/2010/wordml" xmlns:w15="http://schemas.microsoft.com/office/word/2012/wordml" xmlns:wpg="http://schemas.microsoft.com/office/word/2010/wordprocessingGroup" xmlns:wpi="http://schemas.microsoft.com/office/word/2010/wordprocessingInk" xmlns:wne="http://schemas.microsoft.com/office/word/2006/wordml" xmlns:wps="http://schemas.microsoft.com/office/word/2010/wordprocessingShape" mc:Ignorable="w14 w15 wp14">
   <w:p>
     <w:pPr>
       <w:spacing w:line="14" w:lineRule="auto"/>
@@ -2652,7 +2661,7 @@
 </file>
 
 <file path=word/header6.xml><?xml version="1.0" encoding="utf-8"?>
-<w:hdr xmlns:wpc="http://schemas.microsoft.com/office/word/2010/wordprocessingCanvas" xmlns:cx="http://schemas.microsoft.com/office/drawing/2014/chartex" xmlns:cx1="http://schemas.microsoft.com/office/drawing/2015/9/8/chartex" xmlns:cx2="http://schemas.microsoft.com/office/drawing/2015/10/21/chartex" xmlns:cx3="http://schemas.microsoft.com/office/drawing/2016/5/9/chartex" xmlns:cx4="http://schemas.microsoft.com/office/drawing/2016/5/10/chartex" xmlns:cx5="http://schemas.microsoft.com/office/drawing/2016/5/11/chartex" xmlns:cx6="http://schemas.microsoft.com/office/drawing/2016/5/12/chartex" xmlns:cx7="http://schemas.microsoft.com/office/drawing/2016/5/13/chartex" xmlns:cx8="http://schemas.microsoft.com/office/drawing/2016/5/14/chartex" xmlns:mc="http://schemas.openxmlformats.org/markup-compatibility/2006" xmlns:aink="http://schemas.microsoft.com/office/drawing/2016/ink" xmlns:am3d="http://schemas.microsoft.com/office/drawing/2017/model3d" xmlns:o="urn:schemas-microsoft-com:office:office" xmlns:oel="http://schemas.microsoft.com/office/2019/extlst" xmlns:r="http://schemas.openxmlformats.org/officeDocument/2006/relationships" xmlns:m="http://schemas.openxmlformats.org/officeDocument/2006/math" xmlns:v="urn:schemas-microsoft-com:vml" xmlns:wp14="http://schemas.microsoft.com/office/word/2010/wordprocessingDrawing" xmlns:wp="http://schemas.openxmlformats.org/drawingml/2006/wordprocessingDrawing" xmlns:w10="urn:schemas-microsoft-com:office:word" xmlns:w="http://schemas.openxmlformats.org/wordprocessingml/2006/main" xmlns:w14="http://schemas.microsoft.com/office/word/2010/wordml" xmlns:w15="http://schemas.microsoft.com/office/word/2012/wordml" xmlns:w16cex="http://schemas.microsoft.com/office/word/2018/wordml/cex" xmlns:w16cid="http://schemas.microsoft.com/office/word/2016/wordml/cid" xmlns:w16="http://schemas.microsoft.com/office/word/2018/wordml" xmlns:w16sdtdh="http://schemas.microsoft.com/office/word/2020/wordml/sdtdatahash" xmlns:w16se="http://schemas.microsoft.com/office/word/2015/wordml/symex" xmlns:wpg="http://schemas.microsoft.com/office/word/2010/wordprocessingGroup" xmlns:wpi="http://schemas.microsoft.com/office/word/2010/wordprocessingInk" xmlns:wne="http://schemas.microsoft.com/office/word/2006/wordml" xmlns:wps="http://schemas.microsoft.com/office/word/2010/wordprocessingShape" mc:Ignorable="w14 w15 w16se w16cid w16 w16cex w16sdtdh wp14">
+<w:hdr xmlns:wpc="http://schemas.microsoft.com/office/word/2010/wordprocessingCanvas" xmlns:mc="http://schemas.openxmlformats.org/markup-compatibility/2006" xmlns:o="urn:schemas-microsoft-com:office:office" xmlns:r="http://schemas.openxmlformats.org/officeDocument/2006/relationships" xmlns:m="http://schemas.openxmlformats.org/officeDocument/2006/math" xmlns:v="urn:schemas-microsoft-com:vml" xmlns:wp14="http://schemas.microsoft.com/office/word/2010/wordprocessingDrawing" xmlns:wp="http://schemas.openxmlformats.org/drawingml/2006/wordprocessingDrawing" xmlns:w10="urn:schemas-microsoft-com:office:word" xmlns:w="http://schemas.openxmlformats.org/wordprocessingml/2006/main" xmlns:w14="http://schemas.microsoft.com/office/word/2010/wordml" xmlns:w15="http://schemas.microsoft.com/office/word/2012/wordml" xmlns:wpg="http://schemas.microsoft.com/office/word/2010/wordprocessingGroup" xmlns:wpi="http://schemas.microsoft.com/office/word/2010/wordprocessingInk" xmlns:wne="http://schemas.microsoft.com/office/word/2006/wordml" xmlns:wps="http://schemas.microsoft.com/office/word/2010/wordprocessingShape" mc:Ignorable="w14 w15 wp14">
   <w:p>
     <w:pPr>
       <w:pStyle w:val="a3"/>
@@ -2662,7 +2671,7 @@
 </file>
 
 <file path=word/styles.xml><?xml version="1.0" encoding="utf-8"?>
-<w:styles xmlns:mc="http://schemas.openxmlformats.org/markup-compatibility/2006" xmlns:r="http://schemas.openxmlformats.org/officeDocument/2006/relationships" xmlns:w="http://schemas.openxmlformats.org/wordprocessingml/2006/main" xmlns:w14="http://schemas.microsoft.com/office/word/2010/wordml" xmlns:w15="http://schemas.microsoft.com/office/word/2012/wordml" xmlns:w16cex="http://schemas.microsoft.com/office/word/2018/wordml/cex" xmlns:w16cid="http://schemas.microsoft.com/office/word/2016/wordml/cid" xmlns:w16="http://schemas.microsoft.com/office/word/2018/wordml" xmlns:w16sdtdh="http://schemas.microsoft.com/office/word/2020/wordml/sdtdatahash" xmlns:w16se="http://schemas.microsoft.com/office/word/2015/wordml/symex" mc:Ignorable="w14 w15 w16se w16cid w16 w16cex w16sdtdh">
+<w:styles xmlns:mc="http://schemas.openxmlformats.org/markup-compatibility/2006" xmlns:r="http://schemas.openxmlformats.org/officeDocument/2006/relationships" xmlns:w="http://schemas.openxmlformats.org/wordprocessingml/2006/main" xmlns:w14="http://schemas.microsoft.com/office/word/2010/wordml" xmlns:w15="http://schemas.microsoft.com/office/word/2012/wordml" mc:Ignorable="w14 w15">
   <w:docDefaults>
     <w:rPrDefault>
       <w:rPr>
@@ -2675,7 +2684,7 @@
     </w:rPrDefault>
     <w:pPrDefault/>
   </w:docDefaults>
-  <w:latentStyles w:defLockedState="0" w:defUIPriority="99" w:defSemiHidden="0" w:defUnhideWhenUsed="0" w:defQFormat="0" w:count="376">
+  <w:latentStyles w:defLockedState="0" w:defUIPriority="99" w:defSemiHidden="0" w:defUnhideWhenUsed="0" w:defQFormat="0" w:count="371">
     <w:lsdException w:name="Normal" w:uiPriority="0" w:qFormat="1"/>
     <w:lsdException w:name="heading 1" w:uiPriority="9" w:qFormat="1"/>
     <w:lsdException w:name="heading 2" w:semiHidden="1" w:uiPriority="9" w:unhideWhenUsed="1" w:qFormat="1"/>
@@ -3047,11 +3056,6 @@
     <w:lsdException w:name="List Table 5 Dark Accent 6" w:uiPriority="50"/>
     <w:lsdException w:name="List Table 6 Colorful Accent 6" w:uiPriority="51"/>
     <w:lsdException w:name="List Table 7 Colorful Accent 6" w:uiPriority="52"/>
-    <w:lsdException w:name="Mention" w:semiHidden="1" w:unhideWhenUsed="1"/>
-    <w:lsdException w:name="Smart Hyperlink" w:semiHidden="1" w:unhideWhenUsed="1"/>
-    <w:lsdException w:name="Hashtag" w:semiHidden="1" w:unhideWhenUsed="1"/>
-    <w:lsdException w:name="Unresolved Mention" w:semiHidden="1" w:unhideWhenUsed="1"/>
-    <w:lsdException w:name="Smart Link" w:semiHidden="1" w:unhideWhenUsed="1"/>
   </w:latentStyles>
   <w:style w:type="paragraph" w:default="1" w:styleId="a">
     <w:name w:val="Normal"/>
@@ -3105,7 +3109,7 @@
   <w:style w:type="paragraph" w:styleId="a3">
     <w:name w:val="header"/>
     <w:basedOn w:val="a"/>
-    <w:link w:val="a4"/>
+    <w:link w:val="Char"/>
     <w:uiPriority w:val="99"/>
     <w:unhideWhenUsed/>
     <w:rsid w:val="00990598"/>
@@ -3133,8 +3137,8 @@
       <w:lang w:eastAsia="zh-CN"/>
     </w:rPr>
   </w:style>
-  <w:style w:type="character" w:customStyle="1" w:styleId="a4">
-    <w:name w:val="页眉 字符"/>
+  <w:style w:type="character" w:customStyle="1" w:styleId="Char">
+    <w:name w:val="页眉 Char"/>
     <w:basedOn w:val="a0"/>
     <w:link w:val="a3"/>
     <w:uiPriority w:val="99"/>
@@ -3144,10 +3148,10 @@
       <w:szCs w:val="18"/>
     </w:rPr>
   </w:style>
-  <w:style w:type="paragraph" w:styleId="a5">
+  <w:style w:type="paragraph" w:styleId="a4">
     <w:name w:val="footer"/>
     <w:basedOn w:val="a"/>
-    <w:link w:val="a6"/>
+    <w:link w:val="Char0"/>
     <w:uiPriority w:val="99"/>
     <w:unhideWhenUsed/>
     <w:rsid w:val="00990598"/>
@@ -3174,10 +3178,10 @@
       <w:lang w:eastAsia="zh-CN"/>
     </w:rPr>
   </w:style>
-  <w:style w:type="character" w:customStyle="1" w:styleId="a6">
-    <w:name w:val="页脚 字符"/>
+  <w:style w:type="character" w:customStyle="1" w:styleId="Char0">
+    <w:name w:val="页脚 Char"/>
     <w:basedOn w:val="a0"/>
-    <w:link w:val="a5"/>
+    <w:link w:val="a4"/>
     <w:uiPriority w:val="99"/>
     <w:rsid w:val="00990598"/>
     <w:rPr>
@@ -3185,10 +3189,10 @@
       <w:szCs w:val="18"/>
     </w:rPr>
   </w:style>
-  <w:style w:type="paragraph" w:styleId="a7">
+  <w:style w:type="paragraph" w:styleId="a5">
     <w:name w:val="Body Text"/>
     <w:basedOn w:val="a"/>
-    <w:link w:val="a8"/>
+    <w:link w:val="Char1"/>
     <w:semiHidden/>
     <w:qFormat/>
     <w:rsid w:val="00990598"/>
@@ -3196,10 +3200,10 @@
       <w:rFonts w:ascii="宋体" w:eastAsia="宋体" w:hAnsi="宋体" w:cs="宋体"/>
     </w:rPr>
   </w:style>
-  <w:style w:type="character" w:customStyle="1" w:styleId="a8">
-    <w:name w:val="正文文本 字符"/>
+  <w:style w:type="character" w:customStyle="1" w:styleId="Char1">
+    <w:name w:val="正文文本 Char"/>
     <w:basedOn w:val="a0"/>
-    <w:link w:val="a7"/>
+    <w:link w:val="a5"/>
     <w:semiHidden/>
     <w:rsid w:val="00990598"/>
     <w:rPr>
